--- a/01-电源电路/02-开关电源/Buck降压/多相Buck电路/多相Buck电路.docx
+++ b/01-电源电路/02-开关电源/Buck降压/多相Buck电路/多相Buck电路.docx
@@ -3283,6 +3283,20 @@
     </w:p>
     <w:bookmarkEnd w:id="26"/>
     <w:bookmarkEnd w:id="27"/>
+    <w:p>
+      <w:pPr>
+        <w:spacing w:before="360"/>
+        <w:jc w:val="center"/>
+      </w:pPr>
+      <w:r>
+        <w:rPr>
+          <w:rFonts w:ascii="Times New Roman" w:hAnsi="Times New Roman"/>
+          <w:color w:val="555555"/>
+          <w:sz w:val="21"/>
+        </w:rPr>
+        <w:t>材料收集者：杜文杰</w:t>
+      </w:r>
+    </w:p>
     <w:sectPr>
       <w:headerReference r:id="rId9" w:type="default"/>
       <w:footerReference r:id="rId10" w:type="default"/>

--- a/01-电源电路/02-开关电源/Buck降压/多相Buck电路/多相Buck电路.docx
+++ b/01-电源电路/02-开关电源/Buck降压/多相Buck电路/多相Buck电路.docx
@@ -1,6 +1,6 @@
 
 <file path=word/document.xml><?xml version="1.0" encoding="utf-8"?>
-<w:document xmlns:w="http://schemas.openxmlformats.org/wordprocessingml/2006/main" xmlns:m="http://schemas.openxmlformats.org/officeDocument/2006/math" xmlns:r="http://schemas.openxmlformats.org/officeDocument/2006/relationships" xmlns:o="urn:schemas-microsoft-com:office:office" xmlns:v="urn:schemas-microsoft-com:vml" xmlns:w10="urn:schemas-microsoft-com:office:word" xmlns:a="http://schemas.openxmlformats.org/drawingml/2006/main" xmlns:pic="http://schemas.openxmlformats.org/drawingml/2006/picture" xmlns:wp="http://schemas.openxmlformats.org/drawingml/2006/wordprocessingDrawing">
+<w:document xmlns:m="http://schemas.openxmlformats.org/officeDocument/2006/math" xmlns:r="http://schemas.openxmlformats.org/officeDocument/2006/relationships" xmlns:w="http://schemas.openxmlformats.org/wordprocessingml/2006/main" xmlns:o="urn:schemas-microsoft-com:office:office" xmlns:v="urn:schemas-microsoft-com:vml" xmlns:w10="urn:schemas-microsoft-com:office:word" xmlns:a="http://schemas.openxmlformats.org/drawingml/2006/main" xmlns:pic="http://schemas.openxmlformats.org/drawingml/2006/picture" xmlns:wp="http://schemas.openxmlformats.org/drawingml/2006/wordprocessingDrawing">
   <w:body>
     <w:bookmarkStart w:id="27" w:name="多相-buck-电路"/>
     <w:p>
@@ -9,16 +9,19 @@
       </w:pPr>
       <w:r>
         <w:rPr>
-          <w:rFonts w:hint="eastAsia"/>
+          <w:rFonts w:hint="eastAsia" w:eastAsia="黑体"/>
         </w:rPr>
         <w:t xml:space="preserve">多相</w:t>
       </w:r>
       <w:r>
+        <w:rPr>
+          <w:rFonts w:eastAsia="黑体"/>
+        </w:rPr>
         <w:t xml:space="preserve"> Buck </w:t>
       </w:r>
       <w:r>
         <w:rPr>
-          <w:rFonts w:hint="eastAsia"/>
+          <w:rFonts w:hint="eastAsia" w:eastAsia="黑体"/>
         </w:rPr>
         <w:t xml:space="preserve">电路</w:t>
       </w:r>
@@ -30,7 +33,7 @@
       </w:pPr>
       <w:r>
         <w:rPr>
-          <w:rFonts w:hint="eastAsia"/>
+          <w:rFonts w:hint="eastAsia" w:eastAsia="黑体"/>
         </w:rPr>
         <w:t xml:space="preserve">拓扑描述</w:t>
       </w:r>
@@ -41,11 +44,14 @@
       </w:pPr>
       <w:r>
         <w:rPr>
-          <w:rFonts w:hint="eastAsia"/>
+          <w:rFonts w:hint="eastAsia" w:eastAsia="黑体"/>
         </w:rPr>
         <w:t xml:space="preserve">由</w:t>
       </w:r>
       <w:r>
+        <w:rPr>
+          <w:rFonts w:eastAsia="黑体"/>
+        </w:rPr>
         <w:t xml:space="preserve"> </w:t>
       </w:r>
       <m:oMath>
@@ -55,6 +61,7 @@
       </m:oMath>
       <w:r>
         <w:rPr>
+          <w:rFonts w:eastAsia="黑体"/>
           <w:b/>
           <w:bCs/>
         </w:rPr>
@@ -62,7 +69,7 @@
       </w:r>
       <w:r>
         <w:rPr>
-          <w:rFonts w:hint="eastAsia"/>
+          <w:rFonts w:hint="eastAsia" w:eastAsia="黑体"/>
           <w:b/>
           <w:bCs/>
         </w:rPr>
@@ -70,6 +77,7 @@
       </w:r>
       <w:r>
         <w:rPr>
+          <w:rFonts w:eastAsia="黑体"/>
           <w:b/>
           <w:bCs/>
         </w:rPr>
@@ -77,7 +85,7 @@
       </w:r>
       <w:r>
         <w:rPr>
-          <w:rFonts w:hint="eastAsia"/>
+          <w:rFonts w:hint="eastAsia" w:eastAsia="黑体"/>
           <w:b/>
           <w:bCs/>
         </w:rPr>
@@ -85,11 +93,14 @@
       </w:r>
       <w:r>
         <w:rPr>
-          <w:rFonts w:hint="eastAsia"/>
+          <w:rFonts w:hint="eastAsia" w:eastAsia="黑体"/>
         </w:rPr>
         <w:t xml:space="preserve">（第</w:t>
       </w:r>
       <w:r>
+        <w:rPr>
+          <w:rFonts w:eastAsia="黑体"/>
+        </w:rPr>
         <w:t xml:space="preserve"> </w:t>
       </w:r>
       <m:oMath>
@@ -98,15 +109,21 @@
         </m:r>
       </m:oMath>
       <w:r>
+        <w:rPr>
+          <w:rFonts w:eastAsia="黑体"/>
+        </w:rPr>
         <w:t xml:space="preserve"> </w:t>
       </w:r>
       <w:r>
         <w:rPr>
-          <w:rFonts w:hint="eastAsia"/>
+          <w:rFonts w:hint="eastAsia" w:eastAsia="黑体"/>
         </w:rPr>
         <w:t xml:space="preserve">相含高侧开关</w:t>
       </w:r>
       <w:r>
+        <w:rPr>
+          <w:rFonts w:eastAsia="黑体"/>
+        </w:rPr>
         <w:t xml:space="preserve"> </w:t>
       </w:r>
       <m:oMath>
@@ -134,11 +151,14 @@
       </m:oMath>
       <w:r>
         <w:rPr>
-          <w:rFonts w:hint="eastAsia"/>
+          <w:rFonts w:hint="eastAsia" w:eastAsia="黑体"/>
         </w:rPr>
         <w:t xml:space="preserve">、低侧开关或续流二极管</w:t>
       </w:r>
       <w:r>
+        <w:rPr>
+          <w:rFonts w:eastAsia="黑体"/>
+        </w:rPr>
         <w:t xml:space="preserve"> </w:t>
       </w:r>
       <m:oMath>
@@ -165,15 +185,21 @@
         </m:sSub>
       </m:oMath>
       <w:r>
+        <w:rPr>
+          <w:rFonts w:eastAsia="黑体"/>
+        </w:rPr>
         <w:t xml:space="preserve">/D_i </w:t>
       </w:r>
       <w:r>
         <w:rPr>
-          <w:rFonts w:hint="eastAsia"/>
+          <w:rFonts w:hint="eastAsia" w:eastAsia="黑体"/>
         </w:rPr>
         <w:t xml:space="preserve">与电感</w:t>
       </w:r>
       <w:r>
+        <w:rPr>
+          <w:rFonts w:eastAsia="黑体"/>
+        </w:rPr>
         <w:t xml:space="preserve"> </w:t>
       </w:r>
       <m:oMath>
@@ -192,7 +218,7 @@
       </m:oMath>
       <w:r>
         <w:rPr>
-          <w:rFonts w:hint="eastAsia"/>
+          <w:rFonts w:hint="eastAsia" w:eastAsia="黑体"/>
         </w:rPr>
         <w:t xml:space="preserve">，</w:t>
       </w:r>
@@ -233,16 +259,19 @@
       </m:oMath>
       <w:r>
         <w:rPr>
-          <w:rFonts w:hint="eastAsia"/>
+          <w:rFonts w:hint="eastAsia" w:eastAsia="黑体"/>
         </w:rPr>
         <w:t xml:space="preserve">）与</w:t>
       </w:r>
       <w:r>
+        <w:rPr>
+          <w:rFonts w:eastAsia="黑体"/>
+        </w:rPr>
         <w:t xml:space="preserve"> </w:t>
       </w:r>
       <w:r>
         <w:rPr>
-          <w:rFonts w:hint="eastAsia"/>
+          <w:rFonts w:hint="eastAsia" w:eastAsia="黑体"/>
           <w:b/>
           <w:bCs/>
         </w:rPr>
@@ -250,6 +279,7 @@
       </w:r>
       <w:r>
         <w:rPr>
+          <w:rFonts w:eastAsia="黑体"/>
           <w:b/>
           <w:bCs/>
         </w:rPr>
@@ -274,7 +304,7 @@
       </m:oMath>
       <w:r>
         <w:rPr>
-          <w:rFonts w:hint="eastAsia"/>
+          <w:rFonts w:hint="eastAsia" w:eastAsia="黑体"/>
           <w:b/>
           <w:bCs/>
         </w:rPr>
@@ -282,6 +312,7 @@
       </w:r>
       <w:r>
         <w:rPr>
+          <w:rFonts w:eastAsia="黑体"/>
           <w:b/>
           <w:bCs/>
         </w:rPr>
@@ -308,26 +339,32 @@
         </m:sSub>
       </m:oMath>
       <w:r>
+        <w:rPr>
+          <w:rFonts w:eastAsia="黑体"/>
+        </w:rPr>
         <w:t xml:space="preserve"> </w:t>
       </w:r>
       <w:r>
         <w:rPr>
-          <w:rFonts w:hint="eastAsia"/>
+          <w:rFonts w:hint="eastAsia" w:eastAsia="黑体"/>
         </w:rPr>
         <w:t xml:space="preserve">组成。电路共有</w:t>
       </w:r>
       <w:r>
+        <w:rPr>
+          <w:rFonts w:eastAsia="黑体"/>
+        </w:rPr>
         <w:t xml:space="preserve"> 4 </w:t>
       </w:r>
       <w:r>
         <w:rPr>
-          <w:rFonts w:hint="eastAsia"/>
+          <w:rFonts w:hint="eastAsia" w:eastAsia="黑体"/>
         </w:rPr>
         <w:t xml:space="preserve">类关键节点：</w:t>
       </w:r>
       <w:r>
         <w:rPr>
-          <w:rFonts w:hint="eastAsia"/>
+          <w:rFonts w:hint="eastAsia" w:eastAsia="黑体"/>
           <w:b/>
           <w:bCs/>
         </w:rPr>
@@ -335,6 +372,7 @@
       </w:r>
       <w:r>
         <w:rPr>
+          <w:rFonts w:eastAsia="黑体"/>
           <w:b/>
           <w:bCs/>
         </w:rPr>
@@ -342,7 +380,7 @@
       </w:r>
       <w:r>
         <w:rPr>
-          <w:rFonts w:hint="eastAsia"/>
+          <w:rFonts w:hint="eastAsia" w:eastAsia="黑体"/>
           <w:b/>
           <w:bCs/>
         </w:rPr>
@@ -350,11 +388,14 @@
       </w:r>
       <w:r>
         <w:rPr>
-          <w:rFonts w:hint="eastAsia"/>
+          <w:rFonts w:hint="eastAsia" w:eastAsia="黑体"/>
         </w:rPr>
         <w:t xml:space="preserve">（输入电压</w:t>
       </w:r>
       <w:r>
+        <w:rPr>
+          <w:rFonts w:eastAsia="黑体"/>
+        </w:rPr>
         <w:t xml:space="preserve"> </w:t>
       </w:r>
       <m:oMath>
@@ -375,11 +416,14 @@
         </m:sSub>
       </m:oMath>
       <w:r>
+        <w:rPr>
+          <w:rFonts w:eastAsia="黑体"/>
+        </w:rPr>
         <w:t xml:space="preserve"> </w:t>
       </w:r>
       <w:r>
         <w:rPr>
-          <w:rFonts w:hint="eastAsia"/>
+          <w:rFonts w:hint="eastAsia" w:eastAsia="黑体"/>
         </w:rPr>
         <w:t xml:space="preserve">正端、</w:t>
       </w:r>
@@ -401,15 +445,21 @@
         </m:sSub>
       </m:oMath>
       <w:r>
+        <w:rPr>
+          <w:rFonts w:eastAsia="黑体"/>
+        </w:rPr>
         <w:t xml:space="preserve"> </w:t>
       </w:r>
       <w:r>
         <w:rPr>
-          <w:rFonts w:hint="eastAsia"/>
+          <w:rFonts w:hint="eastAsia" w:eastAsia="黑体"/>
         </w:rPr>
         <w:t xml:space="preserve">的一端与各相高侧开关</w:t>
       </w:r>
       <w:r>
+        <w:rPr>
+          <w:rFonts w:eastAsia="黑体"/>
+        </w:rPr>
         <w:t xml:space="preserve"> </w:t>
       </w:r>
       <m:oMath>
@@ -436,26 +486,32 @@
         </m:sSub>
       </m:oMath>
       <w:r>
+        <w:rPr>
+          <w:rFonts w:eastAsia="黑体"/>
+        </w:rPr>
         <w:t xml:space="preserve"> </w:t>
       </w:r>
       <w:r>
         <w:rPr>
-          <w:rFonts w:hint="eastAsia"/>
+          <w:rFonts w:hint="eastAsia" w:eastAsia="黑体"/>
         </w:rPr>
         <w:t xml:space="preserve">的漏极</w:t>
       </w:r>
       <w:r>
+        <w:rPr>
+          <w:rFonts w:eastAsia="黑体"/>
+        </w:rPr>
         <w:t xml:space="preserve"> D </w:t>
       </w:r>
       <w:r>
         <w:rPr>
-          <w:rFonts w:hint="eastAsia"/>
+          <w:rFonts w:hint="eastAsia" w:eastAsia="黑体"/>
         </w:rPr>
         <w:t xml:space="preserve">相连）；</w:t>
       </w:r>
       <w:r>
         <w:rPr>
-          <w:rFonts w:hint="eastAsia"/>
+          <w:rFonts w:hint="eastAsia" w:eastAsia="黑体"/>
           <w:b/>
           <w:bCs/>
         </w:rPr>
@@ -463,6 +519,7 @@
       </w:r>
       <w:r>
         <w:rPr>
+          <w:rFonts w:eastAsia="黑体"/>
           <w:b/>
           <w:bCs/>
         </w:rPr>
@@ -470,7 +527,7 @@
       </w:r>
       <w:r>
         <w:rPr>
-          <w:rFonts w:hint="eastAsia"/>
+          <w:rFonts w:hint="eastAsia" w:eastAsia="黑体"/>
           <w:b/>
           <w:bCs/>
         </w:rPr>
@@ -478,6 +535,7 @@
       </w:r>
       <w:r>
         <w:rPr>
+          <w:rFonts w:eastAsia="黑体"/>
           <w:b/>
           <w:bCs/>
         </w:rPr>
@@ -490,6 +548,7 @@
       </m:oMath>
       <w:r>
         <w:rPr>
+          <w:rFonts w:eastAsia="黑体"/>
           <w:b/>
           <w:bCs/>
         </w:rPr>
@@ -497,7 +556,7 @@
       </w:r>
       <w:r>
         <w:rPr>
-          <w:rFonts w:hint="eastAsia"/>
+          <w:rFonts w:hint="eastAsia" w:eastAsia="黑体"/>
           <w:b/>
           <w:bCs/>
         </w:rPr>
@@ -505,7 +564,7 @@
       </w:r>
       <w:r>
         <w:rPr>
-          <w:rFonts w:hint="eastAsia"/>
+          <w:rFonts w:hint="eastAsia" w:eastAsia="黑体"/>
         </w:rPr>
         <w:t xml:space="preserve">（</w:t>
       </w:r>
@@ -533,24 +592,33 @@
         </m:sSub>
       </m:oMath>
       <w:r>
+        <w:rPr>
+          <w:rFonts w:eastAsia="黑体"/>
+        </w:rPr>
         <w:t xml:space="preserve"> </w:t>
       </w:r>
       <w:r>
         <w:rPr>
-          <w:rFonts w:hint="eastAsia"/>
+          <w:rFonts w:hint="eastAsia" w:eastAsia="黑体"/>
         </w:rPr>
         <w:t xml:space="preserve">的源极</w:t>
       </w:r>
       <w:r>
+        <w:rPr>
+          <w:rFonts w:eastAsia="黑体"/>
+        </w:rPr>
         <w:t xml:space="preserve"> </w:t>
       </w:r>
       <w:r>
         <w:rPr>
-          <w:rFonts w:hint="eastAsia"/>
+          <w:rFonts w:hint="eastAsia" w:eastAsia="黑体"/>
         </w:rPr>
         <w:t xml:space="preserve">S、低侧开关/二极管的连接端子与</w:t>
       </w:r>
       <w:r>
+        <w:rPr>
+          <w:rFonts w:eastAsia="黑体"/>
+        </w:rPr>
         <w:t xml:space="preserve"> </w:t>
       </w:r>
       <m:oMath>
@@ -568,17 +636,20 @@
         </m:sSub>
       </m:oMath>
       <w:r>
+        <w:rPr>
+          <w:rFonts w:eastAsia="黑体"/>
+        </w:rPr>
         <w:t xml:space="preserve"> </w:t>
       </w:r>
       <w:r>
         <w:rPr>
-          <w:rFonts w:hint="eastAsia"/>
+          <w:rFonts w:hint="eastAsia" w:eastAsia="黑体"/>
         </w:rPr>
         <w:t xml:space="preserve">的一端相连）；</w:t>
       </w:r>
       <w:r>
         <w:rPr>
-          <w:rFonts w:hint="eastAsia"/>
+          <w:rFonts w:hint="eastAsia" w:eastAsia="黑体"/>
           <w:b/>
           <w:bCs/>
         </w:rPr>
@@ -586,6 +657,7 @@
       </w:r>
       <w:r>
         <w:rPr>
+          <w:rFonts w:eastAsia="黑体"/>
           <w:b/>
           <w:bCs/>
         </w:rPr>
@@ -593,7 +665,7 @@
       </w:r>
       <w:r>
         <w:rPr>
-          <w:rFonts w:hint="eastAsia"/>
+          <w:rFonts w:hint="eastAsia" w:eastAsia="黑体"/>
           <w:b/>
           <w:bCs/>
         </w:rPr>
@@ -601,11 +673,14 @@
       </w:r>
       <w:r>
         <w:rPr>
-          <w:rFonts w:hint="eastAsia"/>
+          <w:rFonts w:hint="eastAsia" w:eastAsia="黑体"/>
         </w:rPr>
         <w:t xml:space="preserve">（各相</w:t>
       </w:r>
       <w:r>
+        <w:rPr>
+          <w:rFonts w:eastAsia="黑体"/>
+        </w:rPr>
         <w:t xml:space="preserve"> </w:t>
       </w:r>
       <m:oMath>
@@ -623,11 +698,14 @@
         </m:sSub>
       </m:oMath>
       <w:r>
+        <w:rPr>
+          <w:rFonts w:eastAsia="黑体"/>
+        </w:rPr>
         <w:t xml:space="preserve"> </w:t>
       </w:r>
       <w:r>
         <w:rPr>
-          <w:rFonts w:hint="eastAsia"/>
+          <w:rFonts w:hint="eastAsia" w:eastAsia="黑体"/>
         </w:rPr>
         <w:t xml:space="preserve">的另一端、</w:t>
       </w:r>
@@ -652,15 +730,21 @@
         </m:sSub>
       </m:oMath>
       <w:r>
+        <w:rPr>
+          <w:rFonts w:eastAsia="黑体"/>
+        </w:rPr>
         <w:t xml:space="preserve"> </w:t>
       </w:r>
       <w:r>
         <w:rPr>
-          <w:rFonts w:hint="eastAsia"/>
+          <w:rFonts w:hint="eastAsia" w:eastAsia="黑体"/>
         </w:rPr>
         <w:t xml:space="preserve">的一端与输出</w:t>
       </w:r>
       <w:r>
+        <w:rPr>
+          <w:rFonts w:eastAsia="黑体"/>
+        </w:rPr>
         <w:t xml:space="preserve"> </w:t>
       </w:r>
       <m:oMath>
@@ -678,17 +762,20 @@
         </m:sSub>
       </m:oMath>
       <w:r>
+        <w:rPr>
+          <w:rFonts w:eastAsia="黑体"/>
+        </w:rPr>
         <w:t xml:space="preserve"> </w:t>
       </w:r>
       <w:r>
         <w:rPr>
-          <w:rFonts w:hint="eastAsia"/>
+          <w:rFonts w:hint="eastAsia" w:eastAsia="黑体"/>
         </w:rPr>
         <w:t xml:space="preserve">正端相连）；</w:t>
       </w:r>
       <w:r>
         <w:rPr>
-          <w:rFonts w:hint="eastAsia"/>
+          <w:rFonts w:hint="eastAsia" w:eastAsia="黑体"/>
           <w:b/>
           <w:bCs/>
         </w:rPr>
@@ -696,6 +783,7 @@
       </w:r>
       <w:r>
         <w:rPr>
+          <w:rFonts w:eastAsia="黑体"/>
           <w:b/>
           <w:bCs/>
         </w:rPr>
@@ -703,7 +791,7 @@
       </w:r>
       <w:r>
         <w:rPr>
-          <w:rFonts w:hint="eastAsia"/>
+          <w:rFonts w:hint="eastAsia" w:eastAsia="黑体"/>
           <w:b/>
           <w:bCs/>
         </w:rPr>
@@ -711,6 +799,7 @@
       </w:r>
       <w:r>
         <w:rPr>
+          <w:rFonts w:eastAsia="黑体"/>
           <w:b/>
           <w:bCs/>
         </w:rPr>
@@ -718,7 +807,7 @@
       </w:r>
       <w:r>
         <w:rPr>
-          <w:rFonts w:hint="eastAsia"/>
+          <w:rFonts w:hint="eastAsia" w:eastAsia="黑体"/>
         </w:rPr>
         <w:t xml:space="preserve">（</w:t>
       </w:r>
@@ -740,11 +829,14 @@
         </m:sSub>
       </m:oMath>
       <w:r>
+        <w:rPr>
+          <w:rFonts w:eastAsia="黑体"/>
+        </w:rPr>
         <w:t xml:space="preserve"> </w:t>
       </w:r>
       <w:r>
         <w:rPr>
-          <w:rFonts w:hint="eastAsia"/>
+          <w:rFonts w:hint="eastAsia" w:eastAsia="黑体"/>
         </w:rPr>
         <w:t xml:space="preserve">负端、</w:t>
       </w:r>
@@ -766,15 +858,21 @@
         </m:sSub>
       </m:oMath>
       <w:r>
+        <w:rPr>
+          <w:rFonts w:eastAsia="黑体"/>
+        </w:rPr>
         <w:t xml:space="preserve"> </w:t>
       </w:r>
       <w:r>
         <w:rPr>
-          <w:rFonts w:hint="eastAsia"/>
+          <w:rFonts w:hint="eastAsia" w:eastAsia="黑体"/>
         </w:rPr>
         <w:t xml:space="preserve">的另一端、各相低侧开关/二极管端子与</w:t>
       </w:r>
       <w:r>
+        <w:rPr>
+          <w:rFonts w:eastAsia="黑体"/>
+        </w:rPr>
         <w:t xml:space="preserve"> </w:t>
       </w:r>
       <m:oMath>
@@ -798,11 +896,14 @@
         </m:sSub>
       </m:oMath>
       <w:r>
+        <w:rPr>
+          <w:rFonts w:eastAsia="黑体"/>
+        </w:rPr>
         <w:t xml:space="preserve"> </w:t>
       </w:r>
       <w:r>
         <w:rPr>
-          <w:rFonts w:hint="eastAsia"/>
+          <w:rFonts w:hint="eastAsia" w:eastAsia="黑体"/>
         </w:rPr>
         <w:t xml:space="preserve">的另一端相连）。</w:t>
       </w:r>
@@ -811,11 +912,14 @@
       <w:pPr/>
       <w:r>
         <w:rPr>
-          <w:rFonts w:hint="eastAsia"/>
+          <w:rFonts w:hint="eastAsia" w:eastAsia="黑体"/>
         </w:rPr>
         <w:t xml:space="preserve">各元件管脚连接（对第</w:t>
       </w:r>
       <w:r>
+        <w:rPr>
+          <w:rFonts w:eastAsia="黑体"/>
+        </w:rPr>
         <w:t xml:space="preserve"> </w:t>
       </w:r>
       <m:oMath>
@@ -824,11 +928,14 @@
         </m:r>
       </m:oMath>
       <w:r>
+        <w:rPr>
+          <w:rFonts w:eastAsia="黑体"/>
+        </w:rPr>
         <w:t xml:space="preserve"> </w:t>
       </w:r>
       <w:r>
         <w:rPr>
-          <w:rFonts w:hint="eastAsia"/>
+          <w:rFonts w:hint="eastAsia" w:eastAsia="黑体"/>
         </w:rPr>
         <w:t xml:space="preserve">相）：</w:t>
       </w:r>
@@ -856,24 +963,33 @@
         </m:sSub>
       </m:oMath>
       <w:r>
+        <w:rPr>
+          <w:rFonts w:eastAsia="黑体"/>
+        </w:rPr>
         <w:t xml:space="preserve"> </w:t>
       </w:r>
       <w:r>
         <w:rPr>
-          <w:rFonts w:hint="eastAsia"/>
+          <w:rFonts w:hint="eastAsia" w:eastAsia="黑体"/>
         </w:rPr>
         <w:t xml:space="preserve">的栅极</w:t>
       </w:r>
       <w:r>
+        <w:rPr>
+          <w:rFonts w:eastAsia="黑体"/>
+        </w:rPr>
         <w:t xml:space="preserve"> G </w:t>
       </w:r>
       <w:r>
         <w:rPr>
-          <w:rFonts w:hint="eastAsia"/>
+          <w:rFonts w:hint="eastAsia" w:eastAsia="黑体"/>
         </w:rPr>
         <w:t xml:space="preserve">接相位错开</w:t>
       </w:r>
       <w:r>
+        <w:rPr>
+          <w:rFonts w:eastAsia="黑体"/>
+        </w:rPr>
         <w:t xml:space="preserve"> </w:t>
       </w:r>
       <m:oMath>
@@ -897,29 +1013,38 @@
         </m:r>
       </m:oMath>
       <w:r>
+        <w:rPr>
+          <w:rFonts w:eastAsia="黑体"/>
+        </w:rPr>
         <w:t xml:space="preserve"> </w:t>
       </w:r>
       <w:r>
         <w:rPr>
-          <w:rFonts w:hint="eastAsia"/>
+          <w:rFonts w:hint="eastAsia" w:eastAsia="黑体"/>
         </w:rPr>
         <w:t xml:space="preserve">的驱动信号、漏极</w:t>
       </w:r>
       <w:r>
+        <w:rPr>
+          <w:rFonts w:eastAsia="黑体"/>
+        </w:rPr>
         <w:t xml:space="preserve"> D </w:t>
       </w:r>
       <w:r>
         <w:rPr>
-          <w:rFonts w:hint="eastAsia"/>
+          <w:rFonts w:hint="eastAsia" w:eastAsia="黑体"/>
         </w:rPr>
         <w:t xml:space="preserve">接节点①、源极</w:t>
       </w:r>
       <w:r>
+        <w:rPr>
+          <w:rFonts w:eastAsia="黑体"/>
+        </w:rPr>
         <w:t xml:space="preserve"> S </w:t>
       </w:r>
       <w:r>
         <w:rPr>
-          <w:rFonts w:hint="eastAsia"/>
+          <w:rFonts w:hint="eastAsia" w:eastAsia="黑体"/>
         </w:rPr>
         <w:t xml:space="preserve">接节点②_i；</w:t>
       </w:r>
@@ -947,51 +1072,69 @@
         </m:sSub>
       </m:oMath>
       <w:r>
+        <w:rPr>
+          <w:rFonts w:eastAsia="黑体"/>
+        </w:rPr>
         <w:t xml:space="preserve"> </w:t>
       </w:r>
       <w:r>
         <w:rPr>
-          <w:rFonts w:hint="eastAsia"/>
+          <w:rFonts w:hint="eastAsia" w:eastAsia="黑体"/>
         </w:rPr>
         <w:t xml:space="preserve">若为</w:t>
       </w:r>
       <w:r>
+        <w:rPr>
+          <w:rFonts w:eastAsia="黑体"/>
+        </w:rPr>
         <w:t xml:space="preserve"> MOSFET </w:t>
       </w:r>
       <w:r>
         <w:rPr>
-          <w:rFonts w:hint="eastAsia"/>
+          <w:rFonts w:hint="eastAsia" w:eastAsia="黑体"/>
         </w:rPr>
         <w:t xml:space="preserve">则栅极</w:t>
       </w:r>
       <w:r>
+        <w:rPr>
+          <w:rFonts w:eastAsia="黑体"/>
+        </w:rPr>
         <w:t xml:space="preserve"> G </w:t>
       </w:r>
       <w:r>
         <w:rPr>
-          <w:rFonts w:hint="eastAsia"/>
+          <w:rFonts w:hint="eastAsia" w:eastAsia="黑体"/>
         </w:rPr>
         <w:t xml:space="preserve">接互补驱动信号、漏极</w:t>
       </w:r>
       <w:r>
+        <w:rPr>
+          <w:rFonts w:eastAsia="黑体"/>
+        </w:rPr>
         <w:t xml:space="preserve"> D </w:t>
       </w:r>
       <w:r>
         <w:rPr>
-          <w:rFonts w:hint="eastAsia"/>
+          <w:rFonts w:hint="eastAsia" w:eastAsia="黑体"/>
         </w:rPr>
         <w:t xml:space="preserve">接节点②_i、源极</w:t>
       </w:r>
       <w:r>
+        <w:rPr>
+          <w:rFonts w:eastAsia="黑体"/>
+        </w:rPr>
         <w:t xml:space="preserve"> S </w:t>
       </w:r>
       <w:r>
         <w:rPr>
-          <w:rFonts w:hint="eastAsia"/>
+          <w:rFonts w:hint="eastAsia" w:eastAsia="黑体"/>
         </w:rPr>
         <w:t xml:space="preserve">接节点④，若为续流二极管</w:t>
       </w:r>
       <w:r>
+        <w:rPr>
+          <w:rFonts w:eastAsia="黑体"/>
+        </w:rPr>
         <w:t xml:space="preserve"> </w:t>
       </w:r>
       <m:oMath>
@@ -1009,11 +1152,14 @@
         </m:sSub>
       </m:oMath>
       <w:r>
+        <w:rPr>
+          <w:rFonts w:eastAsia="黑体"/>
+        </w:rPr>
         <w:t xml:space="preserve"> </w:t>
       </w:r>
       <w:r>
         <w:rPr>
-          <w:rFonts w:hint="eastAsia"/>
+          <w:rFonts w:hint="eastAsia" w:eastAsia="黑体"/>
         </w:rPr>
         <w:t xml:space="preserve">则阳极接节点④、阴极接节点②_i；</w:t>
       </w:r>
@@ -1032,11 +1178,14 @@
         </m:sSub>
       </m:oMath>
       <w:r>
+        <w:rPr>
+          <w:rFonts w:eastAsia="黑体"/>
+        </w:rPr>
         <w:t xml:space="preserve"> </w:t>
       </w:r>
       <w:r>
         <w:rPr>
-          <w:rFonts w:hint="eastAsia"/>
+          <w:rFonts w:hint="eastAsia" w:eastAsia="黑体"/>
         </w:rPr>
         <w:t xml:space="preserve">一端接节点②_i、另一端接节点③；</w:t>
       </w:r>
@@ -1058,11 +1207,14 @@
         </m:sSub>
       </m:oMath>
       <w:r>
+        <w:rPr>
+          <w:rFonts w:eastAsia="黑体"/>
+        </w:rPr>
         <w:t xml:space="preserve"> </w:t>
       </w:r>
       <w:r>
         <w:rPr>
-          <w:rFonts w:hint="eastAsia"/>
+          <w:rFonts w:hint="eastAsia" w:eastAsia="黑体"/>
         </w:rPr>
         <w:t xml:space="preserve">一端接节点①、另一端接节点④；</w:t>
       </w:r>
@@ -1087,11 +1239,14 @@
         </m:sSub>
       </m:oMath>
       <w:r>
+        <w:rPr>
+          <w:rFonts w:eastAsia="黑体"/>
+        </w:rPr>
         <w:t xml:space="preserve"> </w:t>
       </w:r>
       <w:r>
         <w:rPr>
-          <w:rFonts w:hint="eastAsia"/>
+          <w:rFonts w:hint="eastAsia" w:eastAsia="黑体"/>
         </w:rPr>
         <w:t xml:space="preserve">一端接节点③、另一端接节点④。</w:t>
       </w:r>
@@ -1100,11 +1255,14 @@
       <w:pPr/>
       <w:r>
         <w:rPr>
-          <w:rFonts w:hint="eastAsia"/>
+          <w:rFonts w:hint="eastAsia" w:eastAsia="黑体"/>
         </w:rPr>
         <w:t xml:space="preserve">由此构成各相以</w:t>
       </w:r>
       <w:r>
+        <w:rPr>
+          <w:rFonts w:eastAsia="黑体"/>
+        </w:rPr>
         <w:t xml:space="preserve"> </w:t>
       </w:r>
       <m:oMath>
@@ -1128,20 +1286,26 @@
         </m:r>
       </m:oMath>
       <w:r>
+        <w:rPr>
+          <w:rFonts w:eastAsia="黑体"/>
+        </w:rPr>
         <w:t xml:space="preserve"> </w:t>
       </w:r>
       <w:r>
         <w:rPr>
-          <w:rFonts w:hint="eastAsia"/>
+          <w:rFonts w:hint="eastAsia" w:eastAsia="黑体"/>
         </w:rPr>
         <w:t xml:space="preserve">相位交错导通、共享输入与输出电容的”多相</w:t>
       </w:r>
       <w:r>
+        <w:rPr>
+          <w:rFonts w:eastAsia="黑体"/>
+        </w:rPr>
         <w:t xml:space="preserve"> </w:t>
       </w:r>
       <w:r>
         <w:rPr>
-          <w:rFonts w:hint="eastAsia"/>
+          <w:rFonts w:hint="eastAsia" w:eastAsia="黑体"/>
         </w:rPr>
         <w:t xml:space="preserve">Buck”组态（</w:t>
       </w:r>
@@ -1188,11 +1352,14 @@
       </m:oMath>
       <w:r>
         <w:rPr>
-          <w:rFonts w:hint="eastAsia"/>
+          <w:rFonts w:hint="eastAsia" w:eastAsia="黑体"/>
         </w:rPr>
         <w:t xml:space="preserve">），通过纹波抵消把等效纹波频率提高到</w:t>
       </w:r>
       <w:r>
+        <w:rPr>
+          <w:rFonts w:eastAsia="黑体"/>
+        </w:rPr>
         <w:t xml:space="preserve"> </w:t>
       </w:r>
       <m:oMath>
@@ -1217,11 +1384,14 @@
       </m:oMath>
       <w:r>
         <w:rPr>
-          <w:rFonts w:hint="eastAsia"/>
+          <w:rFonts w:hint="eastAsia" w:eastAsia="黑体"/>
         </w:rPr>
         <w:t xml:space="preserve">、把单相电流应力降到</w:t>
       </w:r>
       <w:r>
+        <w:rPr>
+          <w:rFonts w:eastAsia="黑体"/>
+        </w:rPr>
         <w:t xml:space="preserve"> </w:t>
       </w:r>
       <m:oMath>
@@ -1240,16 +1410,19 @@
       </m:oMath>
       <w:r>
         <w:rPr>
-          <w:rFonts w:hint="eastAsia"/>
+          <w:rFonts w:hint="eastAsia" w:eastAsia="黑体"/>
         </w:rPr>
         <w:t xml:space="preserve">，是</w:t>
       </w:r>
       <w:r>
+        <w:rPr>
+          <w:rFonts w:eastAsia="黑体"/>
+        </w:rPr>
         <w:t xml:space="preserve"> </w:t>
       </w:r>
       <w:r>
         <w:rPr>
-          <w:rFonts w:hint="eastAsia"/>
+          <w:rFonts w:hint="eastAsia" w:eastAsia="黑体"/>
         </w:rPr>
         <w:t xml:space="preserve">CPU/GPU/服务器等大电流、低压场合的标准方案。</w:t>
       </w:r>
@@ -1262,7 +1435,7 @@
       </w:pPr>
       <w:r>
         <w:rPr>
-          <w:rFonts w:hint="eastAsia"/>
+          <w:rFonts w:hint="eastAsia" w:eastAsia="黑体"/>
         </w:rPr>
         <w:t xml:space="preserve">工作原理</w:t>
       </w:r>
@@ -1273,11 +1446,14 @@
       </w:pPr>
       <w:r>
         <w:rPr>
-          <w:rFonts w:hint="eastAsia"/>
+          <w:rFonts w:hint="eastAsia" w:eastAsia="黑体"/>
         </w:rPr>
         <w:t xml:space="preserve">各相电感电流在输出端汇集，因各相开关错相，电感电流纹波在叠加时部分抵消，使总输出纹波幅值下降、纹波频率升高到</w:t>
       </w:r>
       <w:r>
+        <w:rPr>
+          <w:rFonts w:eastAsia="黑体"/>
+        </w:rPr>
         <w:t xml:space="preserve"> </w:t>
       </w:r>
       <m:oMath>
@@ -1302,11 +1478,14 @@
       </m:oMath>
       <w:r>
         <w:rPr>
-          <w:rFonts w:hint="eastAsia"/>
+          <w:rFonts w:hint="eastAsia" w:eastAsia="黑体"/>
         </w:rPr>
         <w:t xml:space="preserve">，降低对输出电容的需求。每相仅承担总电流的</w:t>
       </w:r>
       <w:r>
+        <w:rPr>
+          <w:rFonts w:eastAsia="黑体"/>
+        </w:rPr>
         <w:t xml:space="preserve"> </w:t>
       </w:r>
       <m:oMath>
@@ -1325,7 +1504,7 @@
       </m:oMath>
       <w:r>
         <w:rPr>
-          <w:rFonts w:hint="eastAsia"/>
+          <w:rFonts w:hint="eastAsia" w:eastAsia="黑体"/>
         </w:rPr>
         <w:t xml:space="preserve">，功率与热量均匀分配，整体瞬态响应与效率优于同电流的单相方案。</w:t>
       </w:r>
@@ -1338,7 +1517,7 @@
       </w:pPr>
       <w:r>
         <w:rPr>
-          <w:rFonts w:hint="eastAsia"/>
+          <w:rFonts w:hint="eastAsia" w:eastAsia="黑体"/>
         </w:rPr>
         <w:t xml:space="preserve">关键计算公式</w:t>
       </w:r>
@@ -1352,7 +1531,7 @@
       </w:pPr>
       <w:r>
         <w:rPr>
-          <w:rFonts w:hint="eastAsia"/>
+          <w:rFonts w:hint="eastAsia" w:eastAsia="黑体"/>
         </w:rPr>
         <w:t xml:space="preserve">稳态输出电压：</w:t>
       </w:r>
@@ -1415,7 +1594,7 @@
       </w:pPr>
       <w:r>
         <w:rPr>
-          <w:rFonts w:hint="eastAsia"/>
+          <w:rFonts w:hint="eastAsia" w:eastAsia="黑体"/>
         </w:rPr>
         <w:t xml:space="preserve">每相电感电流纹波：</w:t>
       </w:r>
@@ -1562,7 +1741,7 @@
       </w:pPr>
       <w:r>
         <w:rPr>
-          <w:rFonts w:hint="eastAsia"/>
+          <w:rFonts w:hint="eastAsia" w:eastAsia="黑体"/>
         </w:rPr>
         <w:t xml:space="preserve">总输出电流纹波（纹波抵消后）：</w:t>
       </w:r>
@@ -1775,11 +1954,14 @@
       </w:pPr>
       <w:r>
         <w:rPr>
-          <w:rFonts w:hint="eastAsia"/>
+          <w:rFonts w:hint="eastAsia" w:eastAsia="黑体"/>
         </w:rPr>
         <w:t xml:space="preserve">该输出纹波抵消因子随</w:t>
       </w:r>
       <w:r>
+        <w:rPr>
+          <w:rFonts w:eastAsia="黑体"/>
+        </w:rPr>
         <w:t xml:space="preserve"> </w:t>
       </w:r>
       <m:oMath>
@@ -1788,15 +1970,21 @@
         </m:r>
       </m:oMath>
       <w:r>
+        <w:rPr>
+          <w:rFonts w:eastAsia="黑体"/>
+        </w:rPr>
         <w:t xml:space="preserve"> </w:t>
       </w:r>
       <w:r>
         <w:rPr>
-          <w:rFonts w:hint="eastAsia"/>
+          <w:rFonts w:hint="eastAsia" w:eastAsia="黑体"/>
         </w:rPr>
         <w:t xml:space="preserve">落在各</w:t>
       </w:r>
       <w:r>
+        <w:rPr>
+          <w:rFonts w:eastAsia="黑体"/>
+        </w:rPr>
         <w:t xml:space="preserve"> </w:t>
       </w:r>
       <m:oMath>
@@ -1814,20 +2002,26 @@
         </m:r>
       </m:oMath>
       <w:r>
+        <w:rPr>
+          <w:rFonts w:eastAsia="黑体"/>
+        </w:rPr>
         <w:t xml:space="preserve"> </w:t>
       </w:r>
       <w:r>
         <w:rPr>
-          <w:rFonts w:hint="eastAsia"/>
+          <w:rFonts w:hint="eastAsia" w:eastAsia="黑体"/>
         </w:rPr>
         <w:t xml:space="preserve">区间而分段，需按区间取值；该式在理想</w:t>
       </w:r>
       <w:r>
+        <w:rPr>
+          <w:rFonts w:eastAsia="黑体"/>
+        </w:rPr>
         <w:t xml:space="preserve"> CCM </w:t>
       </w:r>
       <w:r>
         <w:rPr>
-          <w:rFonts w:hint="eastAsia"/>
+          <w:rFonts w:hint="eastAsia" w:eastAsia="黑体"/>
         </w:rPr>
         <w:t xml:space="preserve">工况下成立。</w:t>
       </w:r>
@@ -1841,7 +2035,7 @@
       </w:pPr>
       <w:r>
         <w:rPr>
-          <w:rFonts w:hint="eastAsia"/>
+          <w:rFonts w:hint="eastAsia" w:eastAsia="黑体"/>
         </w:rPr>
         <w:t xml:space="preserve">纹波完全抵消条件：</w:t>
       </w:r>
@@ -1952,7 +2146,7 @@
       </w:pPr>
       <w:r>
         <w:rPr>
-          <w:rFonts w:hint="eastAsia"/>
+          <w:rFonts w:hint="eastAsia" w:eastAsia="黑体"/>
         </w:rPr>
         <w:t xml:space="preserve">每相平均电流：</w:t>
       </w:r>
@@ -2064,7 +2258,7 @@
             </w:pPr>
             <w:r>
               <w:rPr>
-                <w:rFonts w:hint="eastAsia"/>
+                <w:rFonts w:hint="eastAsia" w:eastAsia="黑体"/>
               </w:rPr>
               <w:t xml:space="preserve">符号</w:t>
             </w:r>
@@ -2078,7 +2272,7 @@
             </w:pPr>
             <w:r>
               <w:rPr>
-                <w:rFonts w:hint="eastAsia"/>
+                <w:rFonts w:hint="eastAsia" w:eastAsia="黑体"/>
               </w:rPr>
               <w:t xml:space="preserve">含义</w:t>
             </w:r>
@@ -2092,7 +2286,7 @@
             </w:pPr>
             <w:r>
               <w:rPr>
-                <w:rFonts w:hint="eastAsia"/>
+                <w:rFonts w:hint="eastAsia" w:eastAsia="黑体"/>
               </w:rPr>
               <w:t xml:space="preserve">单位</w:t>
             </w:r>
@@ -2124,6 +2318,9 @@
               </m:sSub>
             </m:oMath>
             <w:r>
+              <w:rPr>
+                <w:rFonts w:eastAsia="黑体"/>
+              </w:rPr>
               <w:t xml:space="preserve">​</w:t>
             </w:r>
           </w:p>
@@ -2136,7 +2333,7 @@
             </w:pPr>
             <w:r>
               <w:rPr>
-                <w:rFonts w:hint="eastAsia"/>
+                <w:rFonts w:hint="eastAsia" w:eastAsia="黑体"/>
               </w:rPr>
               <w:t xml:space="preserve">输入电压</w:t>
             </w:r>
@@ -2149,6 +2346,9 @@
               <w:pStyle w:val="Compact"/>
             </w:pPr>
             <w:r>
+              <w:rPr>
+                <w:rFonts w:eastAsia="黑体"/>
+              </w:rPr>
               <w:t xml:space="preserve">V</w:t>
             </w:r>
           </w:p>
@@ -2176,6 +2376,9 @@
               </m:sSub>
             </m:oMath>
             <w:r>
+              <w:rPr>
+                <w:rFonts w:eastAsia="黑体"/>
+              </w:rPr>
               <w:t xml:space="preserve">​</w:t>
             </w:r>
           </w:p>
@@ -2188,7 +2391,7 @@
             </w:pPr>
             <w:r>
               <w:rPr>
-                <w:rFonts w:hint="eastAsia"/>
+                <w:rFonts w:hint="eastAsia" w:eastAsia="黑体"/>
               </w:rPr>
               <w:t xml:space="preserve">输出电压</w:t>
             </w:r>
@@ -2201,6 +2404,9 @@
               <w:pStyle w:val="Compact"/>
             </w:pPr>
             <w:r>
+              <w:rPr>
+                <w:rFonts w:eastAsia="黑体"/>
+              </w:rPr>
               <w:t xml:space="preserve">V</w:t>
             </w:r>
           </w:p>
@@ -2219,6 +2425,9 @@
               </m:r>
             </m:oMath>
             <w:r>
+              <w:rPr>
+                <w:rFonts w:eastAsia="黑体"/>
+              </w:rPr>
               <w:t xml:space="preserve">​</w:t>
             </w:r>
           </w:p>
@@ -2231,7 +2440,7 @@
             </w:pPr>
             <w:r>
               <w:rPr>
-                <w:rFonts w:hint="eastAsia"/>
+                <w:rFonts w:hint="eastAsia" w:eastAsia="黑体"/>
               </w:rPr>
               <w:t xml:space="preserve">占空比</w:t>
             </w:r>
@@ -2244,6 +2453,9 @@
               <w:pStyle w:val="Compact"/>
             </w:pPr>
             <w:r>
+              <w:rPr>
+                <w:rFonts w:eastAsia="黑体"/>
+              </w:rPr>
               <w:t xml:space="preserve">—</w:t>
             </w:r>
           </w:p>
@@ -2262,6 +2474,9 @@
               </m:r>
             </m:oMath>
             <w:r>
+              <w:rPr>
+                <w:rFonts w:eastAsia="黑体"/>
+              </w:rPr>
               <w:t xml:space="preserve">​</w:t>
             </w:r>
           </w:p>
@@ -2274,7 +2489,7 @@
             </w:pPr>
             <w:r>
               <w:rPr>
-                <w:rFonts w:hint="eastAsia"/>
+                <w:rFonts w:hint="eastAsia" w:eastAsia="黑体"/>
               </w:rPr>
               <w:t xml:space="preserve">相数</w:t>
             </w:r>
@@ -2287,6 +2502,9 @@
               <w:pStyle w:val="Compact"/>
             </w:pPr>
             <w:r>
+              <w:rPr>
+                <w:rFonts w:eastAsia="黑体"/>
+              </w:rPr>
               <w:t xml:space="preserve">—</w:t>
             </w:r>
           </w:p>
@@ -2305,6 +2523,9 @@
               </m:r>
             </m:oMath>
             <w:r>
+              <w:rPr>
+                <w:rFonts w:eastAsia="黑体"/>
+              </w:rPr>
               <w:t xml:space="preserve">​</w:t>
             </w:r>
           </w:p>
@@ -2317,7 +2538,7 @@
             </w:pPr>
             <w:r>
               <w:rPr>
-                <w:rFonts w:hint="eastAsia"/>
+                <w:rFonts w:hint="eastAsia" w:eastAsia="黑体"/>
               </w:rPr>
               <w:t xml:space="preserve">每相电感</w:t>
             </w:r>
@@ -2330,6 +2551,9 @@
               <w:pStyle w:val="Compact"/>
             </w:pPr>
             <w:r>
+              <w:rPr>
+                <w:rFonts w:eastAsia="黑体"/>
+              </w:rPr>
               <w:t xml:space="preserve">H</w:t>
             </w:r>
           </w:p>
@@ -2360,6 +2584,9 @@
               </m:sSub>
             </m:oMath>
             <w:r>
+              <w:rPr>
+                <w:rFonts w:eastAsia="黑体"/>
+              </w:rPr>
               <w:t xml:space="preserve">​</w:t>
             </w:r>
           </w:p>
@@ -2372,7 +2599,7 @@
             </w:pPr>
             <w:r>
               <w:rPr>
-                <w:rFonts w:hint="eastAsia"/>
+                <w:rFonts w:hint="eastAsia" w:eastAsia="黑体"/>
               </w:rPr>
               <w:t xml:space="preserve">单相开关频率</w:t>
             </w:r>
@@ -2385,6 +2612,9 @@
               <w:pStyle w:val="Compact"/>
             </w:pPr>
             <w:r>
+              <w:rPr>
+                <w:rFonts w:eastAsia="黑体"/>
+              </w:rPr>
               <w:t xml:space="preserve">Hz</w:t>
             </w:r>
           </w:p>
@@ -2412,6 +2642,9 @@
               </m:sSub>
             </m:oMath>
             <w:r>
+              <w:rPr>
+                <w:rFonts w:eastAsia="黑体"/>
+              </w:rPr>
               <w:t xml:space="preserve">​</w:t>
             </w:r>
           </w:p>
@@ -2424,7 +2657,7 @@
             </w:pPr>
             <w:r>
               <w:rPr>
-                <w:rFonts w:hint="eastAsia"/>
+                <w:rFonts w:hint="eastAsia" w:eastAsia="黑体"/>
               </w:rPr>
               <w:t xml:space="preserve">输出总电流</w:t>
             </w:r>
@@ -2437,6 +2670,9 @@
               <w:pStyle w:val="Compact"/>
             </w:pPr>
             <w:r>
+              <w:rPr>
+                <w:rFonts w:eastAsia="黑体"/>
+              </w:rPr>
               <w:t xml:space="preserve">A</w:t>
             </w:r>
           </w:p>
@@ -2470,6 +2706,9 @@
               </m:sSub>
             </m:oMath>
             <w:r>
+              <w:rPr>
+                <w:rFonts w:eastAsia="黑体"/>
+              </w:rPr>
               <w:t xml:space="preserve">​</w:t>
             </w:r>
           </w:p>
@@ -2482,7 +2721,7 @@
             </w:pPr>
             <w:r>
               <w:rPr>
-                <w:rFonts w:hint="eastAsia"/>
+                <w:rFonts w:hint="eastAsia" w:eastAsia="黑体"/>
               </w:rPr>
               <w:t xml:space="preserve">总输出纹波电流</w:t>
             </w:r>
@@ -2495,6 +2734,9 @@
               <w:pStyle w:val="Compact"/>
             </w:pPr>
             <w:r>
+              <w:rPr>
+                <w:rFonts w:eastAsia="黑体"/>
+              </w:rPr>
               <w:t xml:space="preserve">A</w:t>
             </w:r>
           </w:p>
@@ -2509,7 +2751,7 @@
       </w:pPr>
       <w:r>
         <w:rPr>
-          <w:rFonts w:hint="eastAsia"/>
+          <w:rFonts w:hint="eastAsia" w:eastAsia="黑体"/>
         </w:rPr>
         <w:t xml:space="preserve">元件调整影响</w:t>
       </w:r>
@@ -2524,7 +2766,7 @@
       </w:pPr>
       <w:r>
         <w:rPr>
-          <w:rFonts w:hint="eastAsia"/>
+          <w:rFonts w:hint="eastAsia" w:eastAsia="黑体"/>
           <w:b/>
           <w:bCs/>
         </w:rPr>
@@ -2532,20 +2774,27 @@
       </w:r>
       <w:r>
         <w:rPr>
+          <w:rFonts w:eastAsia="黑体"/>
           <w:b/>
           <w:bCs/>
         </w:rPr>
         <w:t xml:space="preserve"> N ↑</w:t>
       </w:r>
       <w:r>
+        <w:rPr>
+          <w:rFonts w:eastAsia="黑体"/>
+        </w:rPr>
         <w:t xml:space="preserve"> </w:t>
       </w:r>
       <w:r>
+        <w:rPr>
+          <w:rFonts w:eastAsia="黑体"/>
+        </w:rPr>
         <w:t xml:space="preserve">→ </w:t>
       </w:r>
       <w:r>
         <w:rPr>
-          <w:rFonts w:hint="eastAsia"/>
+          <w:rFonts w:hint="eastAsia" w:eastAsia="黑体"/>
         </w:rPr>
         <w:t xml:space="preserve">纹波抵消更强、每相电流应力更低，输出电容需求减小，但器件与成本上升。</w:t>
       </w:r>
@@ -2560,21 +2809,27 @@
       </w:pPr>
       <w:r>
         <w:rPr>
-          <w:rFonts w:hint="eastAsia"/>
+          <w:rFonts w:hint="eastAsia" w:eastAsia="黑体"/>
           <w:b/>
           <w:bCs/>
         </w:rPr>
         <w:t xml:space="preserve">各相电感一致</w:t>
       </w:r>
       <w:r>
+        <w:rPr>
+          <w:rFonts w:eastAsia="黑体"/>
+        </w:rPr>
         <w:t xml:space="preserve"> </w:t>
       </w:r>
       <w:r>
+        <w:rPr>
+          <w:rFonts w:eastAsia="黑体"/>
+        </w:rPr>
         <w:t xml:space="preserve">→ </w:t>
       </w:r>
       <w:r>
         <w:rPr>
-          <w:rFonts w:hint="eastAsia"/>
+          <w:rFonts w:hint="eastAsia" w:eastAsia="黑体"/>
         </w:rPr>
         <w:t xml:space="preserve">均流与纹波抵消良好；不一致则热失衡、抵消退化。</w:t>
       </w:r>
@@ -2606,6 +2861,7 @@
       </m:oMath>
       <w:r>
         <w:rPr>
+          <w:rFonts w:eastAsia="黑体"/>
           <w:b/>
           <w:bCs/>
         </w:rPr>
@@ -2613,20 +2869,27 @@
       </w:r>
       <w:r>
         <w:rPr>
+          <w:rFonts w:eastAsia="黑体"/>
           <w:b/>
           <w:bCs/>
         </w:rPr>
         <w:t xml:space="preserve">↑</w:t>
       </w:r>
       <w:r>
+        <w:rPr>
+          <w:rFonts w:eastAsia="黑体"/>
+        </w:rPr>
         <w:t xml:space="preserve"> </w:t>
       </w:r>
       <w:r>
+        <w:rPr>
+          <w:rFonts w:eastAsia="黑体"/>
+        </w:rPr>
         <w:t xml:space="preserve">→ </w:t>
       </w:r>
       <w:r>
         <w:rPr>
-          <w:rFonts w:hint="eastAsia"/>
+          <w:rFonts w:hint="eastAsia" w:eastAsia="黑体"/>
         </w:rPr>
         <w:t xml:space="preserve">磁件与电容减小、瞬态更快，开关损耗增大。</w:t>
       </w:r>
@@ -2693,14 +2956,20 @@
         </m:r>
       </m:oMath>
       <w:r>
+        <w:rPr>
+          <w:rFonts w:eastAsia="黑体"/>
+        </w:rPr>
         <w:t xml:space="preserve"> </w:t>
       </w:r>
       <w:r>
+        <w:rPr>
+          <w:rFonts w:eastAsia="黑体"/>
+        </w:rPr>
         <w:t xml:space="preserve">→ </w:t>
       </w:r>
       <w:r>
         <w:rPr>
-          <w:rFonts w:hint="eastAsia"/>
+          <w:rFonts w:hint="eastAsia" w:eastAsia="黑体"/>
         </w:rPr>
         <w:t xml:space="preserve">纹波抵消最彻底，常规设计尽量靠近该比值。</w:t>
       </w:r>
@@ -2715,21 +2984,27 @@
       </w:pPr>
       <w:r>
         <w:rPr>
-          <w:rFonts w:hint="eastAsia"/>
+          <w:rFonts w:hint="eastAsia" w:eastAsia="黑体"/>
           <w:b/>
           <w:bCs/>
         </w:rPr>
         <w:t xml:space="preserve">均流环路</w:t>
       </w:r>
       <w:r>
+        <w:rPr>
+          <w:rFonts w:eastAsia="黑体"/>
+        </w:rPr>
         <w:t xml:space="preserve"> </w:t>
       </w:r>
       <w:r>
+        <w:rPr>
+          <w:rFonts w:eastAsia="黑体"/>
+        </w:rPr>
         <w:t xml:space="preserve">→ </w:t>
       </w:r>
       <w:r>
         <w:rPr>
-          <w:rFonts w:hint="eastAsia"/>
+          <w:rFonts w:hint="eastAsia" w:eastAsia="黑体"/>
         </w:rPr>
         <w:t xml:space="preserve">决定各相电流分配是否均衡，影响整体可靠性。</w:t>
       </w:r>
@@ -2742,7 +3017,7 @@
       </w:pPr>
       <w:r>
         <w:rPr>
-          <w:rFonts w:hint="eastAsia"/>
+          <w:rFonts w:hint="eastAsia" w:eastAsia="黑体"/>
         </w:rPr>
         <w:t xml:space="preserve">典型参数示例</w:t>
       </w:r>
@@ -2757,11 +3032,14 @@
       </w:pPr>
       <w:r>
         <w:rPr>
-          <w:rFonts w:hint="eastAsia"/>
+          <w:rFonts w:hint="eastAsia" w:eastAsia="黑体"/>
         </w:rPr>
         <w:t xml:space="preserve">取</w:t>
       </w:r>
       <w:r>
+        <w:rPr>
+          <w:rFonts w:eastAsia="黑体"/>
+        </w:rPr>
         <w:t xml:space="preserve"> </w:t>
       </w:r>
       <m:oMath>
@@ -2801,6 +3079,9 @@
         </m:r>
       </m:oMath>
       <w:r>
+        <w:rPr>
+          <w:rFonts w:eastAsia="黑体"/>
+        </w:rPr>
         <w:t xml:space="preserve">、</w:t>
       </w:r>
       <m:oMath>
@@ -2837,6 +3118,9 @@
         </m:r>
       </m:oMath>
       <w:r>
+        <w:rPr>
+          <w:rFonts w:eastAsia="黑体"/>
+        </w:rPr>
         <w:t xml:space="preserve">、</w:t>
       </w:r>
       <m:oMath>
@@ -2855,7 +3139,7 @@
       </m:oMath>
       <w:r>
         <w:rPr>
-          <w:rFonts w:hint="eastAsia"/>
+          <w:rFonts w:hint="eastAsia" w:eastAsia="黑体"/>
         </w:rPr>
         <w:t xml:space="preserve">：</w:t>
       </w:r>
@@ -2875,7 +3159,7 @@
       </m:oMath>
       <w:r>
         <w:rPr>
-          <w:rFonts w:hint="eastAsia"/>
+          <w:rFonts w:hint="eastAsia" w:eastAsia="黑体"/>
         </w:rPr>
         <w:t xml:space="preserve">，</w:t>
       </w:r>
@@ -2924,6 +3208,9 @@
         </m:r>
       </m:oMath>
       <w:r>
+        <w:rPr>
+          <w:rFonts w:eastAsia="黑体"/>
+        </w:rPr>
         <w:t xml:space="preserve">。</w:t>
       </w:r>
     </w:p>
@@ -2937,11 +3224,14 @@
       </w:pPr>
       <w:r>
         <w:rPr>
-          <w:rFonts w:hint="eastAsia"/>
+          <w:rFonts w:hint="eastAsia" w:eastAsia="黑体"/>
         </w:rPr>
         <w:t xml:space="preserve">取</w:t>
       </w:r>
       <w:r>
+        <w:rPr>
+          <w:rFonts w:eastAsia="黑体"/>
+        </w:rPr>
         <w:t xml:space="preserve"> </w:t>
       </w:r>
       <m:oMath>
@@ -2981,6 +3271,9 @@
         </m:r>
       </m:oMath>
       <w:r>
+        <w:rPr>
+          <w:rFonts w:eastAsia="黑体"/>
+        </w:rPr>
         <w:t xml:space="preserve">、</w:t>
       </w:r>
       <m:oMath>
@@ -2999,7 +3292,7 @@
       </m:oMath>
       <w:r>
         <w:rPr>
-          <w:rFonts w:hint="eastAsia"/>
+          <w:rFonts w:hint="eastAsia" w:eastAsia="黑体"/>
         </w:rPr>
         <w:t xml:space="preserve">：</w:t>
       </w:r>
@@ -3068,6 +3361,9 @@
         </m:r>
       </m:oMath>
       <w:r>
+        <w:rPr>
+          <w:rFonts w:eastAsia="黑体"/>
+        </w:rPr>
         <w:t xml:space="preserve">。</w:t>
       </w:r>
     </w:p>
@@ -3079,7 +3375,7 @@
       </w:pPr>
       <w:r>
         <w:rPr>
-          <w:rFonts w:hint="eastAsia"/>
+          <w:rFonts w:hint="eastAsia" w:eastAsia="黑体"/>
         </w:rPr>
         <w:t xml:space="preserve">常见器件型号</w:t>
       </w:r>
@@ -3094,7 +3390,7 @@
       </w:pPr>
       <w:r>
         <w:rPr>
-          <w:rFonts w:hint="eastAsia"/>
+          <w:rFonts w:hint="eastAsia" w:eastAsia="黑体"/>
         </w:rPr>
         <w:t xml:space="preserve">常用：按需选型</w:t>
       </w:r>
@@ -3109,25 +3405,31 @@
       </w:pPr>
       <w:r>
         <w:rPr>
-          <w:rFonts w:hint="eastAsia"/>
+          <w:rFonts w:hint="eastAsia" w:eastAsia="黑体"/>
         </w:rPr>
         <w:t xml:space="preserve">多相</w:t>
       </w:r>
       <w:r>
+        <w:rPr>
+          <w:rFonts w:eastAsia="黑体"/>
+        </w:rPr>
         <w:t xml:space="preserve"> Buck </w:t>
       </w:r>
       <w:r>
         <w:rPr>
-          <w:rFonts w:hint="eastAsia"/>
+          <w:rFonts w:hint="eastAsia" w:eastAsia="黑体"/>
         </w:rPr>
         <w:t xml:space="preserve">控制器：TPS53679、ISL68137、RAA228228</w:t>
       </w:r>
       <w:r>
+        <w:rPr>
+          <w:rFonts w:eastAsia="黑体"/>
+        </w:rPr>
         <w:t xml:space="preserve"> </w:t>
       </w:r>
       <w:r>
         <w:rPr>
-          <w:rFonts w:hint="eastAsia"/>
+          <w:rFonts w:hint="eastAsia" w:eastAsia="黑体"/>
         </w:rPr>
         <w:t xml:space="preserve">类。</w:t>
       </w:r>
@@ -3140,7 +3442,7 @@
       </w:pPr>
       <w:r>
         <w:rPr>
-          <w:rFonts w:hint="eastAsia"/>
+          <w:rFonts w:hint="eastAsia" w:eastAsia="黑体"/>
         </w:rPr>
         <w:t xml:space="preserve">注意事项</w:t>
       </w:r>
@@ -3155,7 +3457,7 @@
       </w:pPr>
       <w:r>
         <w:rPr>
-          <w:rFonts w:hint="eastAsia"/>
+          <w:rFonts w:hint="eastAsia" w:eastAsia="黑体"/>
         </w:rPr>
         <w:t xml:space="preserve">各相布局需对称，开关节点远离敏感信号，避免电流不均。</w:t>
       </w:r>
@@ -3170,7 +3472,7 @@
       </w:pPr>
       <w:r>
         <w:rPr>
-          <w:rFonts w:hint="eastAsia"/>
+          <w:rFonts w:hint="eastAsia" w:eastAsia="黑体"/>
         </w:rPr>
         <w:t xml:space="preserve">控制器需支持相数配置、交错相位与该相数下的均流策略。</w:t>
       </w:r>
@@ -3185,7 +3487,7 @@
       </w:pPr>
       <w:r>
         <w:rPr>
-          <w:rFonts w:hint="eastAsia"/>
+          <w:rFonts w:hint="eastAsia" w:eastAsia="黑体"/>
         </w:rPr>
         <w:t xml:space="preserve">低压大电流下占空比很低，注意最小脉宽限制与采样噪声。</w:t>
       </w:r>
@@ -3200,16 +3502,19 @@
       </w:pPr>
       <w:r>
         <w:rPr>
-          <w:rFonts w:hint="eastAsia"/>
+          <w:rFonts w:hint="eastAsia" w:eastAsia="黑体"/>
         </w:rPr>
         <w:t xml:space="preserve">输出电容虽可减小，但仍须满足瞬态跌落与</w:t>
       </w:r>
       <w:r>
+        <w:rPr>
+          <w:rFonts w:eastAsia="黑体"/>
+        </w:rPr>
         <w:t xml:space="preserve"> ESR </w:t>
       </w:r>
       <w:r>
         <w:rPr>
-          <w:rFonts w:hint="eastAsia"/>
+          <w:rFonts w:hint="eastAsia" w:eastAsia="黑体"/>
         </w:rPr>
         <w:t xml:space="preserve">要求。</w:t>
       </w:r>
@@ -3222,7 +3527,7 @@
       </w:pPr>
       <w:r>
         <w:rPr>
-          <w:rFonts w:hint="eastAsia"/>
+          <w:rFonts w:hint="eastAsia" w:eastAsia="黑体"/>
         </w:rPr>
         <w:t xml:space="preserve">参考资料</w:t>
       </w:r>
@@ -3236,11 +3541,14 @@
         </w:numPr>
       </w:pPr>
       <w:r>
+        <w:rPr>
+          <w:rFonts w:eastAsia="黑体"/>
+        </w:rPr>
         <w:t xml:space="preserve">TI TPS53679 </w:t>
       </w:r>
       <w:r>
         <w:rPr>
-          <w:rFonts w:hint="eastAsia"/>
+          <w:rFonts w:hint="eastAsia" w:eastAsia="黑体"/>
         </w:rPr>
         <w:t xml:space="preserve">数据手册（多相降压）。</w:t>
       </w:r>
@@ -3254,6 +3562,9 @@
         </w:numPr>
       </w:pPr>
       <w:r>
+        <w:rPr>
+          <w:rFonts w:eastAsia="黑体"/>
+        </w:rPr>
         <w:t xml:space="preserve">Wikipedia: Buck converter。</w:t>
       </w:r>
     </w:p>
@@ -3267,16 +3578,19 @@
       </w:pPr>
       <w:r>
         <w:rPr>
-          <w:rFonts w:hint="eastAsia"/>
+          <w:rFonts w:hint="eastAsia" w:eastAsia="黑体"/>
         </w:rPr>
         <w:t xml:space="preserve">《开关电源设计》（Abraham</w:t>
       </w:r>
       <w:r>
+        <w:rPr>
+          <w:rFonts w:eastAsia="黑体"/>
+        </w:rPr>
         <w:t xml:space="preserve"> I. </w:t>
       </w:r>
       <w:r>
         <w:rPr>
-          <w:rFonts w:hint="eastAsia"/>
+          <w:rFonts w:hint="eastAsia" w:eastAsia="黑体"/>
         </w:rPr>
         <w:t xml:space="preserve">Pressman）。</w:t>
       </w:r>
@@ -3290,11 +3604,11 @@
       </w:pPr>
       <w:r>
         <w:rPr>
-          <w:rFonts w:ascii="Times New Roman" w:hAnsi="Times New Roman"/>
+          <w:rFonts w:ascii="Times New Roman" w:hAnsi="Times New Roman" w:eastAsia="黑体"/>
           <w:color w:val="555555"/>
           <w:sz w:val="21"/>
         </w:rPr>
-        <w:t>材料收集者：杜文杰</w:t>
+        <w:t>材料收集者：杜文杰，WX手机：19519196569，QQ:3478827729</w:t>
       </w:r>
     </w:p>
     <w:sectPr>
@@ -3314,7 +3628,7 @@
 </file>
 
 <file path=word/footer1.xml><?xml version="1.0" encoding="utf-8"?>
-<w:ftr xmlns:m="http://schemas.openxmlformats.org/officeDocument/2006/math" xmlns:mc="http://schemas.openxmlformats.org/markup-compatibility/2006" xmlns:mo="http://schemas.microsoft.com/office/mac/office/2008/main" xmlns:mv="urn:schemas-microsoft-com:mac:vml" xmlns:o="urn:schemas-microsoft-com:office:office" xmlns:r="http://schemas.openxmlformats.org/officeDocument/2006/relationships" xmlns:v="urn:schemas-microsoft-com:vml" xmlns:w10="urn:schemas-microsoft-com:office:word" xmlns:w14="http://schemas.microsoft.com/office/word/2010/wordml" xmlns:w="http://schemas.openxmlformats.org/wordprocessingml/2006/main" xmlns:wne="http://schemas.microsoft.com/office/word/2006/wordml" xmlns:wp14="http://schemas.microsoft.com/office/word/2010/wordprocessingDrawing" xmlns:wp="http://schemas.openxmlformats.org/drawingml/2006/wordprocessingDrawing" xmlns:wpc="http://schemas.microsoft.com/office/word/2010/wordprocessingCanvas" xmlns:wpg="http://schemas.microsoft.com/office/word/2010/wordprocessingGroup" xmlns:wpi="http://schemas.microsoft.com/office/word/2010/wordprocessingInk" xmlns:wps="http://schemas.microsoft.com/office/word/2010/wordprocessingShape" mc:Ignorable="w14 wp14">
+<w:ftr xmlns:mc="http://schemas.openxmlformats.org/markup-compatibility/2006" xmlns:w="http://schemas.openxmlformats.org/wordprocessingml/2006/main" xmlns:m="http://schemas.openxmlformats.org/officeDocument/2006/math" xmlns:mo="http://schemas.microsoft.com/office/mac/office/2008/main" xmlns:mv="urn:schemas-microsoft-com:mac:vml" xmlns:o="urn:schemas-microsoft-com:office:office" xmlns:r="http://schemas.openxmlformats.org/officeDocument/2006/relationships" xmlns:v="urn:schemas-microsoft-com:vml" xmlns:w10="urn:schemas-microsoft-com:office:word" xmlns:w14="http://schemas.microsoft.com/office/word/2010/wordml" xmlns:wne="http://schemas.microsoft.com/office/word/2006/wordml" xmlns:wp14="http://schemas.microsoft.com/office/word/2010/wordprocessingDrawing" xmlns:wp="http://schemas.openxmlformats.org/drawingml/2006/wordprocessingDrawing" xmlns:wpc="http://schemas.microsoft.com/office/word/2010/wordprocessingCanvas" xmlns:wpg="http://schemas.microsoft.com/office/word/2010/wordprocessingGroup" xmlns:wpi="http://schemas.microsoft.com/office/word/2010/wordprocessingInk" xmlns:wps="http://schemas.microsoft.com/office/word/2010/wordprocessingShape" mc:Ignorable="w14 wp14">
   <w:p>
     <w:pPr>
       <w:pStyle w:val="Footer"/>
@@ -3322,12 +3636,14 @@
     </w:pPr>
     <w:r>
       <w:rPr>
+        <w:rFonts w:eastAsia="黑体"/>
         <w:sz w:val="18"/>
       </w:rPr>
       <w:t xml:space="preserve">第 </w:t>
     </w:r>
     <w:r>
       <w:rPr>
+        <w:rFonts w:eastAsia="黑体"/>
         <w:sz w:val="18"/>
       </w:rPr>
       <w:fldChar w:fldCharType="begin"/>
@@ -3336,6 +3652,7 @@
     </w:r>
     <w:r>
       <w:rPr>
+        <w:rFonts w:eastAsia="黑体"/>
         <w:sz w:val="18"/>
       </w:rPr>
       <w:t xml:space="preserve"> 页</w:t>
@@ -3349,6 +3666,9 @@
   <w:footnote w:type="continuationSeparator" w:id="0">
     <w:p>
       <w:r>
+        <w:rPr>
+          <w:rFonts w:eastAsia="黑体"/>
+        </w:rPr>
         <w:continuationSeparator/>
       </w:r>
     </w:p>
@@ -3356,6 +3676,9 @@
   <w:footnote w:type="separator" w:id="-1">
     <w:p>
       <w:r>
+        <w:rPr>
+          <w:rFonts w:eastAsia="黑体"/>
+        </w:rPr>
         <w:separator/>
       </w:r>
     </w:p>
@@ -3364,7 +3687,7 @@
 </file>
 
 <file path=word/header1.xml><?xml version="1.0" encoding="utf-8"?>
-<w:hdr xmlns:m="http://schemas.openxmlformats.org/officeDocument/2006/math" xmlns:mc="http://schemas.openxmlformats.org/markup-compatibility/2006" xmlns:mo="http://schemas.microsoft.com/office/mac/office/2008/main" xmlns:mv="urn:schemas-microsoft-com:mac:vml" xmlns:o="urn:schemas-microsoft-com:office:office" xmlns:r="http://schemas.openxmlformats.org/officeDocument/2006/relationships" xmlns:v="urn:schemas-microsoft-com:vml" xmlns:w10="urn:schemas-microsoft-com:office:word" xmlns:w14="http://schemas.microsoft.com/office/word/2010/wordml" xmlns:w="http://schemas.openxmlformats.org/wordprocessingml/2006/main" xmlns:wne="http://schemas.microsoft.com/office/word/2006/wordml" xmlns:wp14="http://schemas.microsoft.com/office/word/2010/wordprocessingDrawing" xmlns:wp="http://schemas.openxmlformats.org/drawingml/2006/wordprocessingDrawing" xmlns:wpc="http://schemas.microsoft.com/office/word/2010/wordprocessingCanvas" xmlns:wpg="http://schemas.microsoft.com/office/word/2010/wordprocessingGroup" xmlns:wpi="http://schemas.microsoft.com/office/word/2010/wordprocessingInk" xmlns:wps="http://schemas.microsoft.com/office/word/2010/wordprocessingShape" mc:Ignorable="w14 wp14">
+<w:hdr xmlns:mc="http://schemas.openxmlformats.org/markup-compatibility/2006" xmlns:w="http://schemas.openxmlformats.org/wordprocessingml/2006/main" xmlns:m="http://schemas.openxmlformats.org/officeDocument/2006/math" xmlns:mo="http://schemas.microsoft.com/office/mac/office/2008/main" xmlns:mv="urn:schemas-microsoft-com:mac:vml" xmlns:o="urn:schemas-microsoft-com:office:office" xmlns:r="http://schemas.openxmlformats.org/officeDocument/2006/relationships" xmlns:v="urn:schemas-microsoft-com:vml" xmlns:w10="urn:schemas-microsoft-com:office:word" xmlns:w14="http://schemas.microsoft.com/office/word/2010/wordml" xmlns:wne="http://schemas.microsoft.com/office/word/2006/wordml" xmlns:wp14="http://schemas.microsoft.com/office/word/2010/wordprocessingDrawing" xmlns:wp="http://schemas.openxmlformats.org/drawingml/2006/wordprocessingDrawing" xmlns:wpc="http://schemas.microsoft.com/office/word/2010/wordprocessingCanvas" xmlns:wpg="http://schemas.microsoft.com/office/word/2010/wordprocessingGroup" xmlns:wpi="http://schemas.microsoft.com/office/word/2010/wordprocessingInk" xmlns:wps="http://schemas.microsoft.com/office/word/2010/wordprocessingShape" mc:Ignorable="w14 wp14">
   <w:p>
     <w:pPr>
       <w:pStyle w:val="Header"/>
@@ -3372,7 +3695,7 @@
     </w:pPr>
     <w:r>
       <w:rPr>
-        <w:rFonts w:ascii="Times New Roman" w:hAnsi="Times New Roman"/>
+        <w:rFonts w:ascii="Times New Roman" w:hAnsi="Times New Roman" w:eastAsia="黑体"/>
         <w:sz w:val="18"/>
         <w:rFonts w:eastAsia="黑体"/>
         <w:rFonts w:eastAsia="黑体"/>
@@ -3384,7 +3707,7 @@
 </file>
 
 <file path=word/numbering.xml><?xml version="1.0" encoding="utf-8"?>
-<w:numbering xmlns:m="http://schemas.openxmlformats.org/officeDocument/2006/math" xmlns:mc="http://schemas.openxmlformats.org/markup-compatibility/2006" xmlns:mo="http://schemas.microsoft.com/office/mac/office/2008/main" xmlns:mv="urn:schemas-microsoft-com:mac:vml" xmlns:o="urn:schemas-microsoft-com:office:office" xmlns:r="http://schemas.openxmlformats.org/officeDocument/2006/relationships" xmlns:v="urn:schemas-microsoft-com:vml" xmlns:w="http://schemas.openxmlformats.org/wordprocessingml/2006/main" xmlns:w10="urn:schemas-microsoft-com:office:word" xmlns:w14="http://schemas.microsoft.com/office/word/2010/wordml" xmlns:wne="http://schemas.microsoft.com/office/word/2006/wordml" xmlns:wp="http://schemas.openxmlformats.org/drawingml/2006/wordprocessingDrawing" xmlns:wp14="http://schemas.microsoft.com/office/word/2010/wordprocessingDrawing" xmlns:wpc="http://schemas.microsoft.com/office/word/2010/wordprocessingCanvas" xmlns:wpg="http://schemas.microsoft.com/office/word/2010/wordprocessingGroup" xmlns:wpi="http://schemas.microsoft.com/office/word/2010/wordprocessingInk" xmlns:wps="http://schemas.microsoft.com/office/word/2010/wordprocessingShape" mc:Ignorable="w14 wp14">
+<w:numbering xmlns:mc="http://schemas.openxmlformats.org/markup-compatibility/2006" xmlns:w="http://schemas.openxmlformats.org/wordprocessingml/2006/main" xmlns:m="http://schemas.openxmlformats.org/officeDocument/2006/math" xmlns:mo="http://schemas.microsoft.com/office/mac/office/2008/main" xmlns:mv="urn:schemas-microsoft-com:mac:vml" xmlns:o="urn:schemas-microsoft-com:office:office" xmlns:r="http://schemas.openxmlformats.org/officeDocument/2006/relationships" xmlns:v="urn:schemas-microsoft-com:vml" xmlns:w10="urn:schemas-microsoft-com:office:word" xmlns:w14="http://schemas.microsoft.com/office/word/2010/wordml" xmlns:wne="http://schemas.microsoft.com/office/word/2006/wordml" xmlns:wp="http://schemas.openxmlformats.org/drawingml/2006/wordprocessingDrawing" xmlns:wp14="http://schemas.microsoft.com/office/word/2010/wordprocessingDrawing" xmlns:wpc="http://schemas.microsoft.com/office/word/2010/wordprocessingCanvas" xmlns:wpg="http://schemas.microsoft.com/office/word/2010/wordprocessingGroup" xmlns:wpi="http://schemas.microsoft.com/office/word/2010/wordprocessingInk" xmlns:wps="http://schemas.microsoft.com/office/word/2010/wordprocessingShape" mc:Ignorable="w14 wp14">
   <w:abstractNum w:abstractNumId="0">
     <w:nsid w:val="FFFFFF7C"/>
     <w:multiLevelType w:val="singleLevel"/>
@@ -3471,7 +3794,7 @@
         <w:ind w:hanging="360" w:left="1440"/>
       </w:pPr>
       <w:rPr>
-        <w:rFonts w:ascii="Symbol" w:hAnsi="Symbol" w:hint="default"/>
+        <w:rFonts w:ascii="Symbol" w:hAnsi="Symbol" w:hint="default" w:eastAsia="黑体"/>
       </w:rPr>
     </w:lvl>
   </w:abstractNum>
@@ -3492,7 +3815,7 @@
         <w:ind w:hanging="360" w:left="1080"/>
       </w:pPr>
       <w:rPr>
-        <w:rFonts w:ascii="Symbol" w:hAnsi="Symbol" w:hint="default"/>
+        <w:rFonts w:ascii="Symbol" w:hAnsi="Symbol" w:hint="default" w:eastAsia="黑体"/>
       </w:rPr>
     </w:lvl>
   </w:abstractNum>
@@ -3513,7 +3836,7 @@
         <w:ind w:hanging="360" w:left="720"/>
       </w:pPr>
       <w:rPr>
-        <w:rFonts w:ascii="Symbol" w:hAnsi="Symbol" w:hint="default"/>
+        <w:rFonts w:ascii="Symbol" w:hAnsi="Symbol" w:hint="default" w:eastAsia="黑体"/>
       </w:rPr>
     </w:lvl>
   </w:abstractNum>
@@ -3552,7 +3875,7 @@
         <w:ind w:hanging="360" w:left="360"/>
       </w:pPr>
       <w:rPr>
-        <w:rFonts w:ascii="Symbol" w:hAnsi="Symbol" w:hint="default"/>
+        <w:rFonts w:ascii="Symbol" w:hAnsi="Symbol" w:hint="default" w:eastAsia="黑体"/>
       </w:rPr>
     </w:lvl>
   </w:abstractNum>
@@ -3643,7 +3966,7 @@
         <w:ind w:left="720" w:hanging="360"/>
       </w:pPr>
       <w:rPr>
-        <w:rFonts w:ascii="Symbol" w:hAnsi="Symbol" w:cs="Symbol" w:hint="default"/>
+        <w:rFonts w:ascii="Symbol" w:hAnsi="Symbol" w:cs="Symbol" w:hint="default" w:eastAsia="黑体"/>
       </w:rPr>
     </w:lvl>
     <w:lvl w:ilvl="1">
@@ -3654,7 +3977,7 @@
         <w:ind w:left="1440" w:hanging="360"/>
       </w:pPr>
       <w:rPr>
-        <w:rFonts w:ascii="Courier New" w:hAnsi="Courier New" w:cs="Courier New" w:hint="default"/>
+        <w:rFonts w:ascii="Courier New" w:hAnsi="Courier New" w:cs="Courier New" w:hint="default" w:eastAsia="黑体"/>
       </w:rPr>
     </w:lvl>
     <w:lvl w:ilvl="2">
@@ -3665,7 +3988,7 @@
         <w:ind w:left="2160" w:hanging="360"/>
       </w:pPr>
       <w:rPr>
-        <w:rFonts w:ascii="Wingdings" w:hAnsi="Wingdings" w:cs="Wingdings" w:hint="default"/>
+        <w:rFonts w:ascii="Wingdings" w:hAnsi="Wingdings" w:cs="Wingdings" w:hint="default" w:eastAsia="黑体"/>
       </w:rPr>
     </w:lvl>
     <w:lvl w:ilvl="3">
@@ -3676,7 +3999,7 @@
         <w:ind w:left="2880" w:hanging="360"/>
       </w:pPr>
       <w:rPr>
-        <w:rFonts w:ascii="Symbol" w:hAnsi="Symbol" w:cs="Symbol" w:hint="default"/>
+        <w:rFonts w:ascii="Symbol" w:hAnsi="Symbol" w:cs="Symbol" w:hint="default" w:eastAsia="黑体"/>
       </w:rPr>
     </w:lvl>
     <w:lvl w:ilvl="4">
@@ -3687,7 +4010,7 @@
         <w:ind w:left="3600" w:hanging="360"/>
       </w:pPr>
       <w:rPr>
-        <w:rFonts w:ascii="Courier New" w:hAnsi="Courier New" w:cs="Courier New" w:hint="default"/>
+        <w:rFonts w:ascii="Courier New" w:hAnsi="Courier New" w:cs="Courier New" w:hint="default" w:eastAsia="黑体"/>
       </w:rPr>
     </w:lvl>
     <w:lvl w:ilvl="5">
@@ -3698,7 +4021,7 @@
         <w:ind w:left="4320" w:hanging="360"/>
       </w:pPr>
       <w:rPr>
-        <w:rFonts w:ascii="Wingdings" w:hAnsi="Wingdings" w:cs="Wingdings" w:hint="default"/>
+        <w:rFonts w:ascii="Wingdings" w:hAnsi="Wingdings" w:cs="Wingdings" w:hint="default" w:eastAsia="黑体"/>
       </w:rPr>
     </w:lvl>
     <w:lvl w:ilvl="6">
@@ -3709,7 +4032,7 @@
         <w:ind w:left="5040" w:hanging="360"/>
       </w:pPr>
       <w:rPr>
-        <w:rFonts w:ascii="Symbol" w:hAnsi="Symbol" w:cs="Symbol" w:hint="default"/>
+        <w:rFonts w:ascii="Symbol" w:hAnsi="Symbol" w:cs="Symbol" w:hint="default" w:eastAsia="黑体"/>
       </w:rPr>
     </w:lvl>
     <w:lvl w:ilvl="7">
@@ -3720,7 +4043,7 @@
         <w:ind w:left="5760" w:hanging="360"/>
       </w:pPr>
       <w:rPr>
-        <w:rFonts w:ascii="Courier New" w:hAnsi="Courier New" w:cs="Courier New" w:hint="default"/>
+        <w:rFonts w:ascii="Courier New" w:hAnsi="Courier New" w:cs="Courier New" w:hint="default" w:eastAsia="黑体"/>
       </w:rPr>
     </w:lvl>
     <w:lvl w:ilvl="8">
@@ -3731,7 +4054,7 @@
         <w:ind w:left="6480" w:hanging="360"/>
       </w:pPr>
       <w:rPr>
-        <w:rFonts w:ascii="Wingdings" w:hAnsi="Wingdings" w:cs="Wingdings" w:hint="default"/>
+        <w:rFonts w:ascii="Wingdings" w:hAnsi="Wingdings" w:cs="Wingdings" w:hint="default" w:eastAsia="黑体"/>
       </w:rPr>
     </w:lvl>
   </w:abstractNum>
@@ -3790,11 +4113,11 @@
 </file>
 
 <file path=word/styles.xml><?xml version="1.0" encoding="utf-8"?>
-<w:styles xmlns:mc="http://schemas.openxmlformats.org/markup-compatibility/2006" xmlns:r="http://schemas.openxmlformats.org/officeDocument/2006/relationships" xmlns:w="http://schemas.openxmlformats.org/wordprocessingml/2006/main" xmlns:w14="http://schemas.microsoft.com/office/word/2010/wordml" mc:Ignorable="w14">
+<w:styles xmlns:mc="http://schemas.openxmlformats.org/markup-compatibility/2006" xmlns:w="http://schemas.openxmlformats.org/wordprocessingml/2006/main" xmlns:r="http://schemas.openxmlformats.org/officeDocument/2006/relationships" xmlns:w14="http://schemas.microsoft.com/office/word/2010/wordml" mc:Ignorable="w14">
   <w:docDefaults>
     <w:rPrDefault>
       <w:rPr>
-        <w:rFonts w:asciiTheme="minorHAnsi" w:cstheme="minorBidi" w:eastAsiaTheme="minorEastAsia" w:hAnsiTheme="minorHAnsi"/>
+        <w:rFonts w:asciiTheme="minorHAnsi" w:cstheme="minorBidi" w:hAnsiTheme="minorHAnsi" w:eastAsia="黑体"/>
         <w:sz w:val="22"/>
         <w:szCs w:val="22"/>
         <w:lang w:bidi="ar-SA" w:eastAsia="en-US" w:val="en-US"/>
@@ -4016,7 +4339,7 @@
       <w:outlineLvl w:val="0"/>
     </w:pPr>
     <w:rPr>
-      <w:rFonts w:ascii="Times New Roman" w:asciiTheme="majorHAnsi" w:cstheme="majorBidi" w:eastAsia="黑体" w:eastAsiaTheme="majorEastAsia" w:hAnsi="Times New Roman" w:hAnsiTheme="majorHAnsi"/>
+      <w:rFonts w:ascii="Times New Roman" w:asciiTheme="majorHAnsi" w:cstheme="majorBidi" w:eastAsia="黑体" w:hAnsi="Times New Roman" w:hAnsiTheme="majorHAnsi"/>
       <w:b/>
       <w:bCs/>
       <w:color w:val="1F3864"/>
@@ -4040,7 +4363,7 @@
       <w:outlineLvl w:val="1"/>
     </w:pPr>
     <w:rPr>
-      <w:rFonts w:ascii="Times New Roman" w:asciiTheme="majorHAnsi" w:cstheme="majorBidi" w:eastAsia="黑体" w:eastAsiaTheme="majorEastAsia" w:hAnsi="Times New Roman" w:hAnsiTheme="majorHAnsi"/>
+      <w:rFonts w:ascii="Times New Roman" w:asciiTheme="majorHAnsi" w:cstheme="majorBidi" w:eastAsia="黑体" w:hAnsi="Times New Roman" w:hAnsiTheme="majorHAnsi"/>
       <w:b/>
       <w:bCs/>
       <w:color w:val="2E4E7E"/>
@@ -4064,7 +4387,7 @@
       <w:outlineLvl w:val="2"/>
     </w:pPr>
     <w:rPr>
-      <w:rFonts w:ascii="Times New Roman" w:asciiTheme="majorHAnsi" w:cstheme="majorBidi" w:eastAsia="黑体" w:eastAsiaTheme="majorEastAsia" w:hAnsi="Times New Roman" w:hAnsiTheme="majorHAnsi"/>
+      <w:rFonts w:ascii="Times New Roman" w:asciiTheme="majorHAnsi" w:cstheme="majorBidi" w:eastAsia="黑体" w:hAnsi="Times New Roman" w:hAnsiTheme="majorHAnsi"/>
       <w:b/>
       <w:bCs/>
       <w:color w:val="2E4E7E"/>
@@ -4088,7 +4411,7 @@
       <w:outlineLvl w:val="3"/>
     </w:pPr>
     <w:rPr>
-      <w:rFonts w:ascii="Times New Roman" w:asciiTheme="majorHAnsi" w:cstheme="majorBidi" w:eastAsia="黑体" w:eastAsiaTheme="majorEastAsia" w:hAnsi="Times New Roman" w:hAnsiTheme="majorHAnsi"/>
+      <w:rFonts w:ascii="Times New Roman" w:asciiTheme="majorHAnsi" w:cstheme="majorBidi" w:eastAsia="黑体" w:hAnsi="Times New Roman" w:hAnsiTheme="majorHAnsi"/>
       <w:b/>
       <w:bCs/>
       <w:i/>
@@ -4114,7 +4437,7 @@
       <w:outlineLvl w:val="4"/>
     </w:pPr>
     <w:rPr>
-      <w:rFonts w:ascii="Times New Roman" w:asciiTheme="majorHAnsi" w:cstheme="majorBidi" w:eastAsia="黑体" w:eastAsiaTheme="majorEastAsia" w:hAnsi="Times New Roman" w:hAnsiTheme="majorHAnsi"/>
+      <w:rFonts w:ascii="Times New Roman" w:asciiTheme="majorHAnsi" w:cstheme="majorBidi" w:eastAsia="黑体" w:hAnsi="Times New Roman" w:hAnsiTheme="majorHAnsi"/>
       <w:b/>
       <w:color w:val="333333"/>
       <w:sz w:val="22"/>
@@ -4137,7 +4460,7 @@
       <w:outlineLvl w:val="5"/>
     </w:pPr>
     <w:rPr>
-      <w:rFonts w:asciiTheme="majorHAnsi" w:cstheme="majorBidi" w:eastAsiaTheme="majorEastAsia" w:hAnsiTheme="majorHAnsi"/>
+      <w:rFonts w:asciiTheme="majorHAnsi" w:cstheme="majorBidi" w:hAnsiTheme="majorHAnsi" w:eastAsia="黑体"/>
       <w:i/>
       <w:iCs/>
       <w:color w:themeColor="accent1" w:themeShade="7F" w:val="243F60"/>
@@ -4160,7 +4483,7 @@
       <w:outlineLvl w:val="6"/>
     </w:pPr>
     <w:rPr>
-      <w:rFonts w:asciiTheme="majorHAnsi" w:cstheme="majorBidi" w:eastAsiaTheme="majorEastAsia" w:hAnsiTheme="majorHAnsi"/>
+      <w:rFonts w:asciiTheme="majorHAnsi" w:cstheme="majorBidi" w:hAnsiTheme="majorHAnsi" w:eastAsia="黑体"/>
       <w:i/>
       <w:iCs/>
       <w:color w:themeColor="text1" w:themeTint="BF" w:val="404040"/>
@@ -4183,7 +4506,7 @@
       <w:outlineLvl w:val="7"/>
     </w:pPr>
     <w:rPr>
-      <w:rFonts w:asciiTheme="majorHAnsi" w:cstheme="majorBidi" w:eastAsiaTheme="majorEastAsia" w:hAnsiTheme="majorHAnsi"/>
+      <w:rFonts w:asciiTheme="majorHAnsi" w:cstheme="majorBidi" w:hAnsiTheme="majorHAnsi" w:eastAsia="黑体"/>
       <w:color w:themeColor="accent1" w:val="4F81BD"/>
       <w:sz w:val="20"/>
       <w:szCs w:val="20"/>
@@ -4206,7 +4529,7 @@
       <w:outlineLvl w:val="8"/>
     </w:pPr>
     <w:rPr>
-      <w:rFonts w:asciiTheme="majorHAnsi" w:cstheme="majorBidi" w:eastAsiaTheme="majorEastAsia" w:hAnsiTheme="majorHAnsi"/>
+      <w:rFonts w:asciiTheme="majorHAnsi" w:cstheme="majorBidi" w:hAnsiTheme="majorHAnsi" w:eastAsia="黑体"/>
       <w:i/>
       <w:iCs/>
       <w:color w:themeColor="text1" w:themeTint="BF" w:val="404040"/>
@@ -4257,7 +4580,7 @@
     <w:uiPriority w:val="9"/>
     <w:rsid w:val="00FC693F"/>
     <w:rPr>
-      <w:rFonts w:asciiTheme="majorHAnsi" w:cstheme="majorBidi" w:eastAsiaTheme="majorEastAsia" w:hAnsiTheme="majorHAnsi"/>
+      <w:rFonts w:asciiTheme="majorHAnsi" w:cstheme="majorBidi" w:hAnsiTheme="majorHAnsi" w:eastAsia="黑体"/>
       <w:b/>
       <w:bCs/>
       <w:color w:themeColor="accent1" w:themeShade="BF" w:val="365F91"/>
@@ -4272,7 +4595,7 @@
     <w:uiPriority w:val="9"/>
     <w:rsid w:val="00FC693F"/>
     <w:rPr>
-      <w:rFonts w:asciiTheme="majorHAnsi" w:cstheme="majorBidi" w:eastAsiaTheme="majorEastAsia" w:hAnsiTheme="majorHAnsi"/>
+      <w:rFonts w:asciiTheme="majorHAnsi" w:cstheme="majorBidi" w:hAnsiTheme="majorHAnsi" w:eastAsia="黑体"/>
       <w:b/>
       <w:bCs/>
       <w:color w:themeColor="accent1" w:val="4F81BD"/>
@@ -4287,7 +4610,7 @@
     <w:uiPriority w:val="9"/>
     <w:rsid w:val="00FC693F"/>
     <w:rPr>
-      <w:rFonts w:asciiTheme="majorHAnsi" w:cstheme="majorBidi" w:eastAsiaTheme="majorEastAsia" w:hAnsiTheme="majorHAnsi"/>
+      <w:rFonts w:asciiTheme="majorHAnsi" w:cstheme="majorBidi" w:hAnsiTheme="majorHAnsi" w:eastAsia="黑体"/>
       <w:b/>
       <w:bCs/>
       <w:color w:themeColor="accent1" w:val="4F81BD"/>
@@ -4310,7 +4633,7 @@
       <w:contextualSpacing/>
     </w:pPr>
     <w:rPr>
-      <w:rFonts w:ascii="Times New Roman" w:asciiTheme="majorHAnsi" w:cstheme="majorBidi" w:eastAsia="黑体" w:eastAsiaTheme="majorEastAsia" w:hAnsi="Times New Roman" w:hAnsiTheme="majorHAnsi"/>
+      <w:rFonts w:ascii="Times New Roman" w:asciiTheme="majorHAnsi" w:cstheme="majorBidi" w:eastAsia="黑体" w:hAnsi="Times New Roman" w:hAnsiTheme="majorHAnsi"/>
       <w:b/>
       <w:color w:val="1F3864"/>
       <w:spacing w:val="5"/>
@@ -4326,7 +4649,7 @@
     <w:uiPriority w:val="10"/>
     <w:rsid w:val="00FC693F"/>
     <w:rPr>
-      <w:rFonts w:asciiTheme="majorHAnsi" w:cstheme="majorBidi" w:eastAsiaTheme="majorEastAsia" w:hAnsiTheme="majorHAnsi"/>
+      <w:rFonts w:asciiTheme="majorHAnsi" w:cstheme="majorBidi" w:hAnsiTheme="majorHAnsi" w:eastAsia="黑体"/>
       <w:color w:themeColor="text2" w:themeShade="BF" w:val="17365D"/>
       <w:spacing w:val="5"/>
       <w:kern w:val="28"/>
@@ -4348,7 +4671,7 @@
       </w:numPr>
     </w:pPr>
     <w:rPr>
-      <w:rFonts w:asciiTheme="majorHAnsi" w:cstheme="majorBidi" w:eastAsiaTheme="majorEastAsia" w:hAnsiTheme="majorHAnsi"/>
+      <w:rFonts w:asciiTheme="majorHAnsi" w:cstheme="majorBidi" w:hAnsiTheme="majorHAnsi" w:eastAsia="黑体"/>
       <w:i/>
       <w:iCs/>
       <w:color w:themeColor="accent1" w:val="4F81BD"/>
@@ -4364,7 +4687,7 @@
     <w:uiPriority w:val="11"/>
     <w:rsid w:val="00FC693F"/>
     <w:rPr>
-      <w:rFonts w:asciiTheme="majorHAnsi" w:cstheme="majorBidi" w:eastAsiaTheme="majorEastAsia" w:hAnsiTheme="majorHAnsi"/>
+      <w:rFonts w:asciiTheme="majorHAnsi" w:cstheme="majorBidi" w:hAnsiTheme="majorHAnsi" w:eastAsia="黑体"/>
       <w:i/>
       <w:iCs/>
       <w:color w:themeColor="accent1" w:val="4F81BD"/>
@@ -4431,6 +4754,7 @@
       <w:spacing w:after="120"/>
     </w:pPr>
     <w:rPr>
+      <w:rFonts w:eastAsia="黑体"/>
       <w:sz w:val="16"/>
       <w:szCs w:val="16"/>
     </w:rPr>
@@ -4442,6 +4766,7 @@
     <w:uiPriority w:val="99"/>
     <w:rsid w:val="00AA1D8D"/>
     <w:rPr>
+      <w:rFonts w:eastAsia="黑体"/>
       <w:sz w:val="16"/>
       <w:szCs w:val="16"/>
     </w:rPr>
@@ -4611,7 +4936,7 @@
       </w:tabs>
     </w:pPr>
     <w:rPr>
-      <w:rFonts w:ascii="Courier" w:hAnsi="Courier"/>
+      <w:rFonts w:ascii="Courier" w:hAnsi="Courier" w:eastAsia="黑体"/>
       <w:sz w:val="20"/>
       <w:szCs w:val="20"/>
     </w:rPr>
@@ -4623,7 +4948,7 @@
     <w:uiPriority w:val="99"/>
     <w:rsid w:val="0029639D"/>
     <w:rPr>
-      <w:rFonts w:ascii="Courier" w:hAnsi="Courier"/>
+      <w:rFonts w:ascii="Courier" w:hAnsi="Courier" w:eastAsia="黑体"/>
       <w:sz w:val="20"/>
       <w:szCs w:val="20"/>
     </w:rPr>
@@ -4659,6 +4984,7 @@
     <w:uiPriority w:val="29"/>
     <w:rsid w:val="00FC693F"/>
     <w:rPr>
+      <w:rFonts w:eastAsia="黑体"/>
       <w:i/>
       <w:iCs/>
       <w:color w:themeColor="text1" w:val="000000"/>
@@ -4672,7 +4998,7 @@
     <w:semiHidden/>
     <w:rsid w:val="00FC693F"/>
     <w:rPr>
-      <w:rFonts w:asciiTheme="majorHAnsi" w:cstheme="majorBidi" w:eastAsiaTheme="majorEastAsia" w:hAnsiTheme="majorHAnsi"/>
+      <w:rFonts w:asciiTheme="majorHAnsi" w:cstheme="majorBidi" w:hAnsiTheme="majorHAnsi" w:eastAsia="黑体"/>
       <w:b/>
       <w:bCs/>
       <w:i/>
@@ -4688,7 +5014,7 @@
     <w:semiHidden/>
     <w:rsid w:val="00FC693F"/>
     <w:rPr>
-      <w:rFonts w:asciiTheme="majorHAnsi" w:cstheme="majorBidi" w:eastAsiaTheme="majorEastAsia" w:hAnsiTheme="majorHAnsi"/>
+      <w:rFonts w:asciiTheme="majorHAnsi" w:cstheme="majorBidi" w:hAnsiTheme="majorHAnsi" w:eastAsia="黑体"/>
       <w:color w:themeColor="accent1" w:themeShade="7F" w:val="243F60"/>
     </w:rPr>
   </w:style>
@@ -4700,7 +5026,7 @@
     <w:semiHidden/>
     <w:rsid w:val="00FC693F"/>
     <w:rPr>
-      <w:rFonts w:asciiTheme="majorHAnsi" w:cstheme="majorBidi" w:eastAsiaTheme="majorEastAsia" w:hAnsiTheme="majorHAnsi"/>
+      <w:rFonts w:asciiTheme="majorHAnsi" w:cstheme="majorBidi" w:hAnsiTheme="majorHAnsi" w:eastAsia="黑体"/>
       <w:i/>
       <w:iCs/>
       <w:color w:themeColor="accent1" w:themeShade="7F" w:val="243F60"/>
@@ -4714,7 +5040,7 @@
     <w:semiHidden/>
     <w:rsid w:val="00FC693F"/>
     <w:rPr>
-      <w:rFonts w:asciiTheme="majorHAnsi" w:cstheme="majorBidi" w:eastAsiaTheme="majorEastAsia" w:hAnsiTheme="majorHAnsi"/>
+      <w:rFonts w:asciiTheme="majorHAnsi" w:cstheme="majorBidi" w:hAnsiTheme="majorHAnsi" w:eastAsia="黑体"/>
       <w:i/>
       <w:iCs/>
       <w:color w:themeColor="text1" w:themeTint="BF" w:val="404040"/>
@@ -4728,7 +5054,7 @@
     <w:semiHidden/>
     <w:rsid w:val="00FC693F"/>
     <w:rPr>
-      <w:rFonts w:asciiTheme="majorHAnsi" w:cstheme="majorBidi" w:eastAsiaTheme="majorEastAsia" w:hAnsiTheme="majorHAnsi"/>
+      <w:rFonts w:asciiTheme="majorHAnsi" w:cstheme="majorBidi" w:hAnsiTheme="majorHAnsi" w:eastAsia="黑体"/>
       <w:color w:themeColor="accent1" w:val="4F81BD"/>
       <w:sz w:val="20"/>
       <w:szCs w:val="20"/>
@@ -4742,7 +5068,7 @@
     <w:semiHidden/>
     <w:rsid w:val="00FC693F"/>
     <w:rPr>
-      <w:rFonts w:asciiTheme="majorHAnsi" w:cstheme="majorBidi" w:eastAsiaTheme="majorEastAsia" w:hAnsiTheme="majorHAnsi"/>
+      <w:rFonts w:asciiTheme="majorHAnsi" w:cstheme="majorBidi" w:hAnsiTheme="majorHAnsi" w:eastAsia="黑体"/>
       <w:i/>
       <w:iCs/>
       <w:color w:themeColor="text1" w:themeTint="BF" w:val="404040"/>
@@ -4763,6 +5089,7 @@
       <w:spacing w:line="240" w:lineRule="auto"/>
     </w:pPr>
     <w:rPr>
+      <w:rFonts w:eastAsia="黑体"/>
       <w:b/>
       <w:bCs/>
       <w:color w:themeColor="accent1" w:val="4F81BD"/>
@@ -4777,6 +5104,7 @@
     <w:qFormat/>
     <w:rsid w:val="00FC693F"/>
     <w:rPr>
+      <w:rFonts w:eastAsia="黑体"/>
       <w:b/>
       <w:bCs/>
     </w:rPr>
@@ -4788,6 +5116,7 @@
     <w:qFormat/>
     <w:rsid w:val="00FC693F"/>
     <w:rPr>
+      <w:rFonts w:eastAsia="黑体"/>
       <w:i/>
       <w:iCs/>
     </w:rPr>
@@ -4808,6 +5137,7 @@
       <w:ind w:left="936" w:right="936"/>
     </w:pPr>
     <w:rPr>
+      <w:rFonts w:eastAsia="黑体"/>
       <w:b/>
       <w:bCs/>
       <w:i/>
@@ -4822,6 +5152,7 @@
     <w:uiPriority w:val="30"/>
     <w:rsid w:val="00FC693F"/>
     <w:rPr>
+      <w:rFonts w:eastAsia="黑体"/>
       <w:b/>
       <w:bCs/>
       <w:i/>
@@ -4836,6 +5167,7 @@
     <w:qFormat/>
     <w:rsid w:val="00FC693F"/>
     <w:rPr>
+      <w:rFonts w:eastAsia="黑体"/>
       <w:i/>
       <w:iCs/>
       <w:color w:themeColor="text1" w:themeTint="7F" w:val="808080"/>
@@ -4848,6 +5180,7 @@
     <w:qFormat/>
     <w:rsid w:val="00FC693F"/>
     <w:rPr>
+      <w:rFonts w:eastAsia="黑体"/>
       <w:b/>
       <w:bCs/>
       <w:i/>
@@ -4862,6 +5195,7 @@
     <w:qFormat/>
     <w:rsid w:val="00FC693F"/>
     <w:rPr>
+      <w:rFonts w:eastAsia="黑体"/>
       <w:smallCaps/>
       <w:color w:themeColor="accent2" w:val="C0504D"/>
       <w:u w:val="single"/>
@@ -4874,6 +5208,7 @@
     <w:qFormat/>
     <w:rsid w:val="00FC693F"/>
     <w:rPr>
+      <w:rFonts w:eastAsia="黑体"/>
       <w:b/>
       <w:bCs/>
       <w:smallCaps/>
@@ -4889,6 +5224,7 @@
     <w:qFormat/>
     <w:rsid w:val="00FC693F"/>
     <w:rPr>
+      <w:rFonts w:eastAsia="黑体"/>
       <w:b/>
       <w:bCs/>
       <w:smallCaps/>
@@ -4943,6 +5279,7 @@
       <w:spacing w:after="0" w:line="240" w:lineRule="auto"/>
     </w:pPr>
     <w:rPr>
+      <w:rFonts w:eastAsia="黑体"/>
       <w:color w:themeColor="text1" w:themeShade="BF" w:val="000000"/>
     </w:rPr>
     <w:tblPr>
@@ -4965,6 +5302,7 @@
         <w:spacing w:after="0" w:before="0" w:line="240" w:lineRule="auto"/>
       </w:pPr>
       <w:rPr>
+        <w:rFonts w:eastAsia="黑体"/>
         <w:b/>
         <w:bCs/>
       </w:rPr>
@@ -4985,6 +5323,7 @@
         <w:spacing w:after="0" w:before="0" w:line="240" w:lineRule="auto"/>
       </w:pPr>
       <w:rPr>
+        <w:rFonts w:eastAsia="黑体"/>
         <w:b/>
         <w:bCs/>
       </w:rPr>
@@ -5002,12 +5341,14 @@
     </w:tblStylePr>
     <w:tblStylePr w:type="firstCol">
       <w:rPr>
+        <w:rFonts w:eastAsia="黑体"/>
         <w:b/>
         <w:bCs/>
       </w:rPr>
     </w:tblStylePr>
     <w:tblStylePr w:type="lastCol">
       <w:rPr>
+        <w:rFonts w:eastAsia="黑体"/>
         <w:b/>
         <w:bCs/>
       </w:rPr>
@@ -5046,6 +5387,7 @@
       <w:spacing w:after="0" w:line="240" w:lineRule="auto"/>
     </w:pPr>
     <w:rPr>
+      <w:rFonts w:eastAsia="黑体"/>
       <w:color w:themeColor="accent1" w:themeShade="BF" w:val="365F91"/>
     </w:rPr>
     <w:tblPr>
@@ -5068,6 +5410,7 @@
         <w:spacing w:after="0" w:before="0" w:line="240" w:lineRule="auto"/>
       </w:pPr>
       <w:rPr>
+        <w:rFonts w:eastAsia="黑体"/>
         <w:b/>
         <w:bCs/>
       </w:rPr>
@@ -5088,6 +5431,7 @@
         <w:spacing w:after="0" w:before="0" w:line="240" w:lineRule="auto"/>
       </w:pPr>
       <w:rPr>
+        <w:rFonts w:eastAsia="黑体"/>
         <w:b/>
         <w:bCs/>
       </w:rPr>
@@ -5105,12 +5449,14 @@
     </w:tblStylePr>
     <w:tblStylePr w:type="firstCol">
       <w:rPr>
+        <w:rFonts w:eastAsia="黑体"/>
         <w:b/>
         <w:bCs/>
       </w:rPr>
     </w:tblStylePr>
     <w:tblStylePr w:type="lastCol">
       <w:rPr>
+        <w:rFonts w:eastAsia="黑体"/>
         <w:b/>
         <w:bCs/>
       </w:rPr>
@@ -5149,6 +5495,7 @@
       <w:spacing w:after="0" w:line="240" w:lineRule="auto"/>
     </w:pPr>
     <w:rPr>
+      <w:rFonts w:eastAsia="黑体"/>
       <w:color w:themeColor="accent2" w:themeShade="BF" w:val="943634"/>
     </w:rPr>
     <w:tblPr>
@@ -5171,6 +5518,7 @@
         <w:spacing w:after="0" w:before="0" w:line="240" w:lineRule="auto"/>
       </w:pPr>
       <w:rPr>
+        <w:rFonts w:eastAsia="黑体"/>
         <w:b/>
         <w:bCs/>
       </w:rPr>
@@ -5191,6 +5539,7 @@
         <w:spacing w:after="0" w:before="0" w:line="240" w:lineRule="auto"/>
       </w:pPr>
       <w:rPr>
+        <w:rFonts w:eastAsia="黑体"/>
         <w:b/>
         <w:bCs/>
       </w:rPr>
@@ -5208,12 +5557,14 @@
     </w:tblStylePr>
     <w:tblStylePr w:type="firstCol">
       <w:rPr>
+        <w:rFonts w:eastAsia="黑体"/>
         <w:b/>
         <w:bCs/>
       </w:rPr>
     </w:tblStylePr>
     <w:tblStylePr w:type="lastCol">
       <w:rPr>
+        <w:rFonts w:eastAsia="黑体"/>
         <w:b/>
         <w:bCs/>
       </w:rPr>
@@ -5252,6 +5603,7 @@
       <w:spacing w:after="0" w:line="240" w:lineRule="auto"/>
     </w:pPr>
     <w:rPr>
+      <w:rFonts w:eastAsia="黑体"/>
       <w:color w:themeColor="accent3" w:themeShade="BF" w:val="76923C"/>
     </w:rPr>
     <w:tblPr>
@@ -5274,6 +5626,7 @@
         <w:spacing w:after="0" w:before="0" w:line="240" w:lineRule="auto"/>
       </w:pPr>
       <w:rPr>
+        <w:rFonts w:eastAsia="黑体"/>
         <w:b/>
         <w:bCs/>
       </w:rPr>
@@ -5294,6 +5647,7 @@
         <w:spacing w:after="0" w:before="0" w:line="240" w:lineRule="auto"/>
       </w:pPr>
       <w:rPr>
+        <w:rFonts w:eastAsia="黑体"/>
         <w:b/>
         <w:bCs/>
       </w:rPr>
@@ -5311,12 +5665,14 @@
     </w:tblStylePr>
     <w:tblStylePr w:type="firstCol">
       <w:rPr>
+        <w:rFonts w:eastAsia="黑体"/>
         <w:b/>
         <w:bCs/>
       </w:rPr>
     </w:tblStylePr>
     <w:tblStylePr w:type="lastCol">
       <w:rPr>
+        <w:rFonts w:eastAsia="黑体"/>
         <w:b/>
         <w:bCs/>
       </w:rPr>
@@ -5355,6 +5711,7 @@
       <w:spacing w:after="0" w:line="240" w:lineRule="auto"/>
     </w:pPr>
     <w:rPr>
+      <w:rFonts w:eastAsia="黑体"/>
       <w:color w:themeColor="accent4" w:themeShade="BF" w:val="5F497A"/>
     </w:rPr>
     <w:tblPr>
@@ -5377,6 +5734,7 @@
         <w:spacing w:after="0" w:before="0" w:line="240" w:lineRule="auto"/>
       </w:pPr>
       <w:rPr>
+        <w:rFonts w:eastAsia="黑体"/>
         <w:b/>
         <w:bCs/>
       </w:rPr>
@@ -5397,6 +5755,7 @@
         <w:spacing w:after="0" w:before="0" w:line="240" w:lineRule="auto"/>
       </w:pPr>
       <w:rPr>
+        <w:rFonts w:eastAsia="黑体"/>
         <w:b/>
         <w:bCs/>
       </w:rPr>
@@ -5414,12 +5773,14 @@
     </w:tblStylePr>
     <w:tblStylePr w:type="firstCol">
       <w:rPr>
+        <w:rFonts w:eastAsia="黑体"/>
         <w:b/>
         <w:bCs/>
       </w:rPr>
     </w:tblStylePr>
     <w:tblStylePr w:type="lastCol">
       <w:rPr>
+        <w:rFonts w:eastAsia="黑体"/>
         <w:b/>
         <w:bCs/>
       </w:rPr>
@@ -5458,6 +5819,7 @@
       <w:spacing w:after="0" w:line="240" w:lineRule="auto"/>
     </w:pPr>
     <w:rPr>
+      <w:rFonts w:eastAsia="黑体"/>
       <w:color w:themeColor="accent5" w:themeShade="BF" w:val="31849B"/>
     </w:rPr>
     <w:tblPr>
@@ -5480,6 +5842,7 @@
         <w:spacing w:after="0" w:before="0" w:line="240" w:lineRule="auto"/>
       </w:pPr>
       <w:rPr>
+        <w:rFonts w:eastAsia="黑体"/>
         <w:b/>
         <w:bCs/>
       </w:rPr>
@@ -5500,6 +5863,7 @@
         <w:spacing w:after="0" w:before="0" w:line="240" w:lineRule="auto"/>
       </w:pPr>
       <w:rPr>
+        <w:rFonts w:eastAsia="黑体"/>
         <w:b/>
         <w:bCs/>
       </w:rPr>
@@ -5517,12 +5881,14 @@
     </w:tblStylePr>
     <w:tblStylePr w:type="firstCol">
       <w:rPr>
+        <w:rFonts w:eastAsia="黑体"/>
         <w:b/>
         <w:bCs/>
       </w:rPr>
     </w:tblStylePr>
     <w:tblStylePr w:type="lastCol">
       <w:rPr>
+        <w:rFonts w:eastAsia="黑体"/>
         <w:b/>
         <w:bCs/>
       </w:rPr>
@@ -5561,6 +5927,7 @@
       <w:spacing w:after="0" w:line="240" w:lineRule="auto"/>
     </w:pPr>
     <w:rPr>
+      <w:rFonts w:eastAsia="黑体"/>
       <w:color w:themeColor="accent6" w:themeShade="BF" w:val="E36C0A"/>
     </w:rPr>
     <w:tblPr>
@@ -5583,6 +5950,7 @@
         <w:spacing w:after="0" w:before="0" w:line="240" w:lineRule="auto"/>
       </w:pPr>
       <w:rPr>
+        <w:rFonts w:eastAsia="黑体"/>
         <w:b/>
         <w:bCs/>
       </w:rPr>
@@ -5603,6 +5971,7 @@
         <w:spacing w:after="0" w:before="0" w:line="240" w:lineRule="auto"/>
       </w:pPr>
       <w:rPr>
+        <w:rFonts w:eastAsia="黑体"/>
         <w:b/>
         <w:bCs/>
       </w:rPr>
@@ -5620,12 +5989,14 @@
     </w:tblStylePr>
     <w:tblStylePr w:type="firstCol">
       <w:rPr>
+        <w:rFonts w:eastAsia="黑体"/>
         <w:b/>
         <w:bCs/>
       </w:rPr>
     </w:tblStylePr>
     <w:tblStylePr w:type="lastCol">
       <w:rPr>
+        <w:rFonts w:eastAsia="黑体"/>
         <w:b/>
         <w:bCs/>
       </w:rPr>
@@ -5685,6 +6056,7 @@
         <w:spacing w:after="0" w:before="0" w:line="240" w:lineRule="auto"/>
       </w:pPr>
       <w:rPr>
+        <w:rFonts w:eastAsia="黑体"/>
         <w:b/>
         <w:bCs/>
         <w:color w:themeColor="background1" w:val="FFFFFF"/>
@@ -5699,6 +6071,7 @@
         <w:spacing w:after="0" w:before="0" w:line="240" w:lineRule="auto"/>
       </w:pPr>
       <w:rPr>
+        <w:rFonts w:eastAsia="黑体"/>
         <w:b/>
         <w:bCs/>
       </w:rPr>
@@ -5714,12 +6087,14 @@
     </w:tblStylePr>
     <w:tblStylePr w:type="firstCol">
       <w:rPr>
+        <w:rFonts w:eastAsia="黑体"/>
         <w:b/>
         <w:bCs/>
       </w:rPr>
     </w:tblStylePr>
     <w:tblStylePr w:type="lastCol">
       <w:rPr>
+        <w:rFonts w:eastAsia="黑体"/>
         <w:b/>
         <w:bCs/>
       </w:rPr>
@@ -5777,6 +6152,7 @@
         <w:spacing w:after="0" w:before="0" w:line="240" w:lineRule="auto"/>
       </w:pPr>
       <w:rPr>
+        <w:rFonts w:eastAsia="黑体"/>
         <w:b/>
         <w:bCs/>
         <w:color w:themeColor="background1" w:val="FFFFFF"/>
@@ -5791,6 +6167,7 @@
         <w:spacing w:after="0" w:before="0" w:line="240" w:lineRule="auto"/>
       </w:pPr>
       <w:rPr>
+        <w:rFonts w:eastAsia="黑体"/>
         <w:b/>
         <w:bCs/>
       </w:rPr>
@@ -5806,12 +6183,14 @@
     </w:tblStylePr>
     <w:tblStylePr w:type="firstCol">
       <w:rPr>
+        <w:rFonts w:eastAsia="黑体"/>
         <w:b/>
         <w:bCs/>
       </w:rPr>
     </w:tblStylePr>
     <w:tblStylePr w:type="lastCol">
       <w:rPr>
+        <w:rFonts w:eastAsia="黑体"/>
         <w:b/>
         <w:bCs/>
       </w:rPr>
@@ -5869,6 +6248,7 @@
         <w:spacing w:after="0" w:before="0" w:line="240" w:lineRule="auto"/>
       </w:pPr>
       <w:rPr>
+        <w:rFonts w:eastAsia="黑体"/>
         <w:b/>
         <w:bCs/>
         <w:color w:themeColor="background1" w:val="FFFFFF"/>
@@ -5883,6 +6263,7 @@
         <w:spacing w:after="0" w:before="0" w:line="240" w:lineRule="auto"/>
       </w:pPr>
       <w:rPr>
+        <w:rFonts w:eastAsia="黑体"/>
         <w:b/>
         <w:bCs/>
       </w:rPr>
@@ -5898,12 +6279,14 @@
     </w:tblStylePr>
     <w:tblStylePr w:type="firstCol">
       <w:rPr>
+        <w:rFonts w:eastAsia="黑体"/>
         <w:b/>
         <w:bCs/>
       </w:rPr>
     </w:tblStylePr>
     <w:tblStylePr w:type="lastCol">
       <w:rPr>
+        <w:rFonts w:eastAsia="黑体"/>
         <w:b/>
         <w:bCs/>
       </w:rPr>
@@ -5961,6 +6344,7 @@
         <w:spacing w:after="0" w:before="0" w:line="240" w:lineRule="auto"/>
       </w:pPr>
       <w:rPr>
+        <w:rFonts w:eastAsia="黑体"/>
         <w:b/>
         <w:bCs/>
         <w:color w:themeColor="background1" w:val="FFFFFF"/>
@@ -5975,6 +6359,7 @@
         <w:spacing w:after="0" w:before="0" w:line="240" w:lineRule="auto"/>
       </w:pPr>
       <w:rPr>
+        <w:rFonts w:eastAsia="黑体"/>
         <w:b/>
         <w:bCs/>
       </w:rPr>
@@ -5990,12 +6375,14 @@
     </w:tblStylePr>
     <w:tblStylePr w:type="firstCol">
       <w:rPr>
+        <w:rFonts w:eastAsia="黑体"/>
         <w:b/>
         <w:bCs/>
       </w:rPr>
     </w:tblStylePr>
     <w:tblStylePr w:type="lastCol">
       <w:rPr>
+        <w:rFonts w:eastAsia="黑体"/>
         <w:b/>
         <w:bCs/>
       </w:rPr>
@@ -6053,6 +6440,7 @@
         <w:spacing w:after="0" w:before="0" w:line="240" w:lineRule="auto"/>
       </w:pPr>
       <w:rPr>
+        <w:rFonts w:eastAsia="黑体"/>
         <w:b/>
         <w:bCs/>
         <w:color w:themeColor="background1" w:val="FFFFFF"/>
@@ -6067,6 +6455,7 @@
         <w:spacing w:after="0" w:before="0" w:line="240" w:lineRule="auto"/>
       </w:pPr>
       <w:rPr>
+        <w:rFonts w:eastAsia="黑体"/>
         <w:b/>
         <w:bCs/>
       </w:rPr>
@@ -6082,12 +6471,14 @@
     </w:tblStylePr>
     <w:tblStylePr w:type="firstCol">
       <w:rPr>
+        <w:rFonts w:eastAsia="黑体"/>
         <w:b/>
         <w:bCs/>
       </w:rPr>
     </w:tblStylePr>
     <w:tblStylePr w:type="lastCol">
       <w:rPr>
+        <w:rFonts w:eastAsia="黑体"/>
         <w:b/>
         <w:bCs/>
       </w:rPr>
@@ -6145,6 +6536,7 @@
         <w:spacing w:after="0" w:before="0" w:line="240" w:lineRule="auto"/>
       </w:pPr>
       <w:rPr>
+        <w:rFonts w:eastAsia="黑体"/>
         <w:b/>
         <w:bCs/>
         <w:color w:themeColor="background1" w:val="FFFFFF"/>
@@ -6159,6 +6551,7 @@
         <w:spacing w:after="0" w:before="0" w:line="240" w:lineRule="auto"/>
       </w:pPr>
       <w:rPr>
+        <w:rFonts w:eastAsia="黑体"/>
         <w:b/>
         <w:bCs/>
       </w:rPr>
@@ -6174,12 +6567,14 @@
     </w:tblStylePr>
     <w:tblStylePr w:type="firstCol">
       <w:rPr>
+        <w:rFonts w:eastAsia="黑体"/>
         <w:b/>
         <w:bCs/>
       </w:rPr>
     </w:tblStylePr>
     <w:tblStylePr w:type="lastCol">
       <w:rPr>
+        <w:rFonts w:eastAsia="黑体"/>
         <w:b/>
         <w:bCs/>
       </w:rPr>
@@ -6237,6 +6632,7 @@
         <w:spacing w:after="0" w:before="0" w:line="240" w:lineRule="auto"/>
       </w:pPr>
       <w:rPr>
+        <w:rFonts w:eastAsia="黑体"/>
         <w:b/>
         <w:bCs/>
         <w:color w:themeColor="background1" w:val="FFFFFF"/>
@@ -6251,6 +6647,7 @@
         <w:spacing w:after="0" w:before="0" w:line="240" w:lineRule="auto"/>
       </w:pPr>
       <w:rPr>
+        <w:rFonts w:eastAsia="黑体"/>
         <w:b/>
         <w:bCs/>
       </w:rPr>
@@ -6266,12 +6663,14 @@
     </w:tblStylePr>
     <w:tblStylePr w:type="firstCol">
       <w:rPr>
+        <w:rFonts w:eastAsia="黑体"/>
         <w:b/>
         <w:bCs/>
       </w:rPr>
     </w:tblStylePr>
     <w:tblStylePr w:type="lastCol">
       <w:rPr>
+        <w:rFonts w:eastAsia="黑体"/>
         <w:b/>
         <w:bCs/>
       </w:rPr>
@@ -6331,7 +6730,7 @@
         <w:spacing w:after="0" w:before="0" w:line="240" w:lineRule="auto"/>
       </w:pPr>
       <w:rPr>
-        <w:rFonts w:asciiTheme="majorHAnsi" w:cstheme="majorBidi" w:eastAsiaTheme="majorEastAsia" w:hAnsiTheme="majorHAnsi"/>
+        <w:rFonts w:asciiTheme="majorHAnsi" w:cstheme="majorBidi" w:hAnsiTheme="majorHAnsi" w:eastAsia="黑体"/>
         <w:b/>
         <w:bCs/>
       </w:rPr>
@@ -6352,7 +6751,7 @@
         <w:spacing w:after="0" w:before="0" w:line="240" w:lineRule="auto"/>
       </w:pPr>
       <w:rPr>
-        <w:rFonts w:asciiTheme="majorHAnsi" w:cstheme="majorBidi" w:eastAsiaTheme="majorEastAsia" w:hAnsiTheme="majorHAnsi"/>
+        <w:rFonts w:asciiTheme="majorHAnsi" w:cstheme="majorBidi" w:hAnsiTheme="majorHAnsi" w:eastAsia="黑体"/>
         <w:b/>
         <w:bCs/>
       </w:rPr>
@@ -6370,14 +6769,14 @@
     </w:tblStylePr>
     <w:tblStylePr w:type="firstCol">
       <w:rPr>
-        <w:rFonts w:asciiTheme="majorHAnsi" w:cstheme="majorBidi" w:eastAsiaTheme="majorEastAsia" w:hAnsiTheme="majorHAnsi"/>
+        <w:rFonts w:asciiTheme="majorHAnsi" w:cstheme="majorBidi" w:hAnsiTheme="majorHAnsi" w:eastAsia="黑体"/>
         <w:b/>
         <w:bCs/>
       </w:rPr>
     </w:tblStylePr>
     <w:tblStylePr w:type="lastCol">
       <w:rPr>
-        <w:rFonts w:asciiTheme="majorHAnsi" w:cstheme="majorBidi" w:eastAsiaTheme="majorEastAsia" w:hAnsiTheme="majorHAnsi"/>
+        <w:rFonts w:asciiTheme="majorHAnsi" w:cstheme="majorBidi" w:hAnsiTheme="majorHAnsi" w:eastAsia="黑体"/>
         <w:b/>
         <w:bCs/>
       </w:rPr>
@@ -6461,7 +6860,7 @@
         <w:spacing w:after="0" w:before="0" w:line="240" w:lineRule="auto"/>
       </w:pPr>
       <w:rPr>
-        <w:rFonts w:asciiTheme="majorHAnsi" w:cstheme="majorBidi" w:eastAsiaTheme="majorEastAsia" w:hAnsiTheme="majorHAnsi"/>
+        <w:rFonts w:asciiTheme="majorHAnsi" w:cstheme="majorBidi" w:hAnsiTheme="majorHAnsi" w:eastAsia="黑体"/>
         <w:b/>
         <w:bCs/>
       </w:rPr>
@@ -6482,7 +6881,7 @@
         <w:spacing w:after="0" w:before="0" w:line="240" w:lineRule="auto"/>
       </w:pPr>
       <w:rPr>
-        <w:rFonts w:asciiTheme="majorHAnsi" w:cstheme="majorBidi" w:eastAsiaTheme="majorEastAsia" w:hAnsiTheme="majorHAnsi"/>
+        <w:rFonts w:asciiTheme="majorHAnsi" w:cstheme="majorBidi" w:hAnsiTheme="majorHAnsi" w:eastAsia="黑体"/>
         <w:b/>
         <w:bCs/>
       </w:rPr>
@@ -6500,14 +6899,14 @@
     </w:tblStylePr>
     <w:tblStylePr w:type="firstCol">
       <w:rPr>
-        <w:rFonts w:asciiTheme="majorHAnsi" w:cstheme="majorBidi" w:eastAsiaTheme="majorEastAsia" w:hAnsiTheme="majorHAnsi"/>
+        <w:rFonts w:asciiTheme="majorHAnsi" w:cstheme="majorBidi" w:hAnsiTheme="majorHAnsi" w:eastAsia="黑体"/>
         <w:b/>
         <w:bCs/>
       </w:rPr>
     </w:tblStylePr>
     <w:tblStylePr w:type="lastCol">
       <w:rPr>
-        <w:rFonts w:asciiTheme="majorHAnsi" w:cstheme="majorBidi" w:eastAsiaTheme="majorEastAsia" w:hAnsiTheme="majorHAnsi"/>
+        <w:rFonts w:asciiTheme="majorHAnsi" w:cstheme="majorBidi" w:hAnsiTheme="majorHAnsi" w:eastAsia="黑体"/>
         <w:b/>
         <w:bCs/>
       </w:rPr>
@@ -6591,7 +6990,7 @@
         <w:spacing w:after="0" w:before="0" w:line="240" w:lineRule="auto"/>
       </w:pPr>
       <w:rPr>
-        <w:rFonts w:asciiTheme="majorHAnsi" w:cstheme="majorBidi" w:eastAsiaTheme="majorEastAsia" w:hAnsiTheme="majorHAnsi"/>
+        <w:rFonts w:asciiTheme="majorHAnsi" w:cstheme="majorBidi" w:hAnsiTheme="majorHAnsi" w:eastAsia="黑体"/>
         <w:b/>
         <w:bCs/>
       </w:rPr>
@@ -6612,7 +7011,7 @@
         <w:spacing w:after="0" w:before="0" w:line="240" w:lineRule="auto"/>
       </w:pPr>
       <w:rPr>
-        <w:rFonts w:asciiTheme="majorHAnsi" w:cstheme="majorBidi" w:eastAsiaTheme="majorEastAsia" w:hAnsiTheme="majorHAnsi"/>
+        <w:rFonts w:asciiTheme="majorHAnsi" w:cstheme="majorBidi" w:hAnsiTheme="majorHAnsi" w:eastAsia="黑体"/>
         <w:b/>
         <w:bCs/>
       </w:rPr>
@@ -6630,14 +7029,14 @@
     </w:tblStylePr>
     <w:tblStylePr w:type="firstCol">
       <w:rPr>
-        <w:rFonts w:asciiTheme="majorHAnsi" w:cstheme="majorBidi" w:eastAsiaTheme="majorEastAsia" w:hAnsiTheme="majorHAnsi"/>
+        <w:rFonts w:asciiTheme="majorHAnsi" w:cstheme="majorBidi" w:hAnsiTheme="majorHAnsi" w:eastAsia="黑体"/>
         <w:b/>
         <w:bCs/>
       </w:rPr>
     </w:tblStylePr>
     <w:tblStylePr w:type="lastCol">
       <w:rPr>
-        <w:rFonts w:asciiTheme="majorHAnsi" w:cstheme="majorBidi" w:eastAsiaTheme="majorEastAsia" w:hAnsiTheme="majorHAnsi"/>
+        <w:rFonts w:asciiTheme="majorHAnsi" w:cstheme="majorBidi" w:hAnsiTheme="majorHAnsi" w:eastAsia="黑体"/>
         <w:b/>
         <w:bCs/>
       </w:rPr>
@@ -6721,7 +7120,7 @@
         <w:spacing w:after="0" w:before="0" w:line="240" w:lineRule="auto"/>
       </w:pPr>
       <w:rPr>
-        <w:rFonts w:asciiTheme="majorHAnsi" w:cstheme="majorBidi" w:eastAsiaTheme="majorEastAsia" w:hAnsiTheme="majorHAnsi"/>
+        <w:rFonts w:asciiTheme="majorHAnsi" w:cstheme="majorBidi" w:hAnsiTheme="majorHAnsi" w:eastAsia="黑体"/>
         <w:b/>
         <w:bCs/>
       </w:rPr>
@@ -6742,7 +7141,7 @@
         <w:spacing w:after="0" w:before="0" w:line="240" w:lineRule="auto"/>
       </w:pPr>
       <w:rPr>
-        <w:rFonts w:asciiTheme="majorHAnsi" w:cstheme="majorBidi" w:eastAsiaTheme="majorEastAsia" w:hAnsiTheme="majorHAnsi"/>
+        <w:rFonts w:asciiTheme="majorHAnsi" w:cstheme="majorBidi" w:hAnsiTheme="majorHAnsi" w:eastAsia="黑体"/>
         <w:b/>
         <w:bCs/>
       </w:rPr>
@@ -6760,14 +7159,14 @@
     </w:tblStylePr>
     <w:tblStylePr w:type="firstCol">
       <w:rPr>
-        <w:rFonts w:asciiTheme="majorHAnsi" w:cstheme="majorBidi" w:eastAsiaTheme="majorEastAsia" w:hAnsiTheme="majorHAnsi"/>
+        <w:rFonts w:asciiTheme="majorHAnsi" w:cstheme="majorBidi" w:hAnsiTheme="majorHAnsi" w:eastAsia="黑体"/>
         <w:b/>
         <w:bCs/>
       </w:rPr>
     </w:tblStylePr>
     <w:tblStylePr w:type="lastCol">
       <w:rPr>
-        <w:rFonts w:asciiTheme="majorHAnsi" w:cstheme="majorBidi" w:eastAsiaTheme="majorEastAsia" w:hAnsiTheme="majorHAnsi"/>
+        <w:rFonts w:asciiTheme="majorHAnsi" w:cstheme="majorBidi" w:hAnsiTheme="majorHAnsi" w:eastAsia="黑体"/>
         <w:b/>
         <w:bCs/>
       </w:rPr>
@@ -6851,7 +7250,7 @@
         <w:spacing w:after="0" w:before="0" w:line="240" w:lineRule="auto"/>
       </w:pPr>
       <w:rPr>
-        <w:rFonts w:asciiTheme="majorHAnsi" w:cstheme="majorBidi" w:eastAsiaTheme="majorEastAsia" w:hAnsiTheme="majorHAnsi"/>
+        <w:rFonts w:asciiTheme="majorHAnsi" w:cstheme="majorBidi" w:hAnsiTheme="majorHAnsi" w:eastAsia="黑体"/>
         <w:b/>
         <w:bCs/>
       </w:rPr>
@@ -6872,7 +7271,7 @@
         <w:spacing w:after="0" w:before="0" w:line="240" w:lineRule="auto"/>
       </w:pPr>
       <w:rPr>
-        <w:rFonts w:asciiTheme="majorHAnsi" w:cstheme="majorBidi" w:eastAsiaTheme="majorEastAsia" w:hAnsiTheme="majorHAnsi"/>
+        <w:rFonts w:asciiTheme="majorHAnsi" w:cstheme="majorBidi" w:hAnsiTheme="majorHAnsi" w:eastAsia="黑体"/>
         <w:b/>
         <w:bCs/>
       </w:rPr>
@@ -6890,14 +7289,14 @@
     </w:tblStylePr>
     <w:tblStylePr w:type="firstCol">
       <w:rPr>
-        <w:rFonts w:asciiTheme="majorHAnsi" w:cstheme="majorBidi" w:eastAsiaTheme="majorEastAsia" w:hAnsiTheme="majorHAnsi"/>
+        <w:rFonts w:asciiTheme="majorHAnsi" w:cstheme="majorBidi" w:hAnsiTheme="majorHAnsi" w:eastAsia="黑体"/>
         <w:b/>
         <w:bCs/>
       </w:rPr>
     </w:tblStylePr>
     <w:tblStylePr w:type="lastCol">
       <w:rPr>
-        <w:rFonts w:asciiTheme="majorHAnsi" w:cstheme="majorBidi" w:eastAsiaTheme="majorEastAsia" w:hAnsiTheme="majorHAnsi"/>
+        <w:rFonts w:asciiTheme="majorHAnsi" w:cstheme="majorBidi" w:hAnsiTheme="majorHAnsi" w:eastAsia="黑体"/>
         <w:b/>
         <w:bCs/>
       </w:rPr>
@@ -6981,7 +7380,7 @@
         <w:spacing w:after="0" w:before="0" w:line="240" w:lineRule="auto"/>
       </w:pPr>
       <w:rPr>
-        <w:rFonts w:asciiTheme="majorHAnsi" w:cstheme="majorBidi" w:eastAsiaTheme="majorEastAsia" w:hAnsiTheme="majorHAnsi"/>
+        <w:rFonts w:asciiTheme="majorHAnsi" w:cstheme="majorBidi" w:hAnsiTheme="majorHAnsi" w:eastAsia="黑体"/>
         <w:b/>
         <w:bCs/>
       </w:rPr>
@@ -7002,7 +7401,7 @@
         <w:spacing w:after="0" w:before="0" w:line="240" w:lineRule="auto"/>
       </w:pPr>
       <w:rPr>
-        <w:rFonts w:asciiTheme="majorHAnsi" w:cstheme="majorBidi" w:eastAsiaTheme="majorEastAsia" w:hAnsiTheme="majorHAnsi"/>
+        <w:rFonts w:asciiTheme="majorHAnsi" w:cstheme="majorBidi" w:hAnsiTheme="majorHAnsi" w:eastAsia="黑体"/>
         <w:b/>
         <w:bCs/>
       </w:rPr>
@@ -7020,14 +7419,14 @@
     </w:tblStylePr>
     <w:tblStylePr w:type="firstCol">
       <w:rPr>
-        <w:rFonts w:asciiTheme="majorHAnsi" w:cstheme="majorBidi" w:eastAsiaTheme="majorEastAsia" w:hAnsiTheme="majorHAnsi"/>
+        <w:rFonts w:asciiTheme="majorHAnsi" w:cstheme="majorBidi" w:hAnsiTheme="majorHAnsi" w:eastAsia="黑体"/>
         <w:b/>
         <w:bCs/>
       </w:rPr>
     </w:tblStylePr>
     <w:tblStylePr w:type="lastCol">
       <w:rPr>
-        <w:rFonts w:asciiTheme="majorHAnsi" w:cstheme="majorBidi" w:eastAsiaTheme="majorEastAsia" w:hAnsiTheme="majorHAnsi"/>
+        <w:rFonts w:asciiTheme="majorHAnsi" w:cstheme="majorBidi" w:hAnsiTheme="majorHAnsi" w:eastAsia="黑体"/>
         <w:b/>
         <w:bCs/>
       </w:rPr>
@@ -7111,7 +7510,7 @@
         <w:spacing w:after="0" w:before="0" w:line="240" w:lineRule="auto"/>
       </w:pPr>
       <w:rPr>
-        <w:rFonts w:asciiTheme="majorHAnsi" w:cstheme="majorBidi" w:eastAsiaTheme="majorEastAsia" w:hAnsiTheme="majorHAnsi"/>
+        <w:rFonts w:asciiTheme="majorHAnsi" w:cstheme="majorBidi" w:hAnsiTheme="majorHAnsi" w:eastAsia="黑体"/>
         <w:b/>
         <w:bCs/>
       </w:rPr>
@@ -7132,7 +7531,7 @@
         <w:spacing w:after="0" w:before="0" w:line="240" w:lineRule="auto"/>
       </w:pPr>
       <w:rPr>
-        <w:rFonts w:asciiTheme="majorHAnsi" w:cstheme="majorBidi" w:eastAsiaTheme="majorEastAsia" w:hAnsiTheme="majorHAnsi"/>
+        <w:rFonts w:asciiTheme="majorHAnsi" w:cstheme="majorBidi" w:hAnsiTheme="majorHAnsi" w:eastAsia="黑体"/>
         <w:b/>
         <w:bCs/>
       </w:rPr>
@@ -7150,14 +7549,14 @@
     </w:tblStylePr>
     <w:tblStylePr w:type="firstCol">
       <w:rPr>
-        <w:rFonts w:asciiTheme="majorHAnsi" w:cstheme="majorBidi" w:eastAsiaTheme="majorEastAsia" w:hAnsiTheme="majorHAnsi"/>
+        <w:rFonts w:asciiTheme="majorHAnsi" w:cstheme="majorBidi" w:hAnsiTheme="majorHAnsi" w:eastAsia="黑体"/>
         <w:b/>
         <w:bCs/>
       </w:rPr>
     </w:tblStylePr>
     <w:tblStylePr w:type="lastCol">
       <w:rPr>
-        <w:rFonts w:asciiTheme="majorHAnsi" w:cstheme="majorBidi" w:eastAsiaTheme="majorEastAsia" w:hAnsiTheme="majorHAnsi"/>
+        <w:rFonts w:asciiTheme="majorHAnsi" w:cstheme="majorBidi" w:hAnsiTheme="majorHAnsi" w:eastAsia="黑体"/>
         <w:b/>
         <w:bCs/>
       </w:rPr>
@@ -7240,6 +7639,7 @@
         <w:spacing w:after="0" w:before="0" w:line="240" w:lineRule="auto"/>
       </w:pPr>
       <w:rPr>
+        <w:rFonts w:eastAsia="黑体"/>
         <w:b/>
         <w:bCs/>
         <w:color w:themeColor="background1" w:val="FFFFFF"/>
@@ -7262,6 +7662,7 @@
         <w:spacing w:after="0" w:before="0" w:line="240" w:lineRule="auto"/>
       </w:pPr>
       <w:rPr>
+        <w:rFonts w:eastAsia="黑体"/>
         <w:b/>
         <w:bCs/>
       </w:rPr>
@@ -7279,12 +7680,14 @@
     </w:tblStylePr>
     <w:tblStylePr w:type="firstCol">
       <w:rPr>
+        <w:rFonts w:eastAsia="黑体"/>
         <w:b/>
         <w:bCs/>
       </w:rPr>
     </w:tblStylePr>
     <w:tblStylePr w:type="lastCol">
       <w:rPr>
+        <w:rFonts w:eastAsia="黑体"/>
         <w:b/>
         <w:bCs/>
       </w:rPr>
@@ -7346,6 +7749,7 @@
         <w:spacing w:after="0" w:before="0" w:line="240" w:lineRule="auto"/>
       </w:pPr>
       <w:rPr>
+        <w:rFonts w:eastAsia="黑体"/>
         <w:b/>
         <w:bCs/>
         <w:color w:themeColor="background1" w:val="FFFFFF"/>
@@ -7368,6 +7772,7 @@
         <w:spacing w:after="0" w:before="0" w:line="240" w:lineRule="auto"/>
       </w:pPr>
       <w:rPr>
+        <w:rFonts w:eastAsia="黑体"/>
         <w:b/>
         <w:bCs/>
       </w:rPr>
@@ -7385,12 +7790,14 @@
     </w:tblStylePr>
     <w:tblStylePr w:type="firstCol">
       <w:rPr>
+        <w:rFonts w:eastAsia="黑体"/>
         <w:b/>
         <w:bCs/>
       </w:rPr>
     </w:tblStylePr>
     <w:tblStylePr w:type="lastCol">
       <w:rPr>
+        <w:rFonts w:eastAsia="黑体"/>
         <w:b/>
         <w:bCs/>
       </w:rPr>
@@ -7452,6 +7859,7 @@
         <w:spacing w:after="0" w:before="0" w:line="240" w:lineRule="auto"/>
       </w:pPr>
       <w:rPr>
+        <w:rFonts w:eastAsia="黑体"/>
         <w:b/>
         <w:bCs/>
         <w:color w:themeColor="background1" w:val="FFFFFF"/>
@@ -7474,6 +7882,7 @@
         <w:spacing w:after="0" w:before="0" w:line="240" w:lineRule="auto"/>
       </w:pPr>
       <w:rPr>
+        <w:rFonts w:eastAsia="黑体"/>
         <w:b/>
         <w:bCs/>
       </w:rPr>
@@ -7491,12 +7900,14 @@
     </w:tblStylePr>
     <w:tblStylePr w:type="firstCol">
       <w:rPr>
+        <w:rFonts w:eastAsia="黑体"/>
         <w:b/>
         <w:bCs/>
       </w:rPr>
     </w:tblStylePr>
     <w:tblStylePr w:type="lastCol">
       <w:rPr>
+        <w:rFonts w:eastAsia="黑体"/>
         <w:b/>
         <w:bCs/>
       </w:rPr>
@@ -7558,6 +7969,7 @@
         <w:spacing w:after="0" w:before="0" w:line="240" w:lineRule="auto"/>
       </w:pPr>
       <w:rPr>
+        <w:rFonts w:eastAsia="黑体"/>
         <w:b/>
         <w:bCs/>
         <w:color w:themeColor="background1" w:val="FFFFFF"/>
@@ -7580,6 +7992,7 @@
         <w:spacing w:after="0" w:before="0" w:line="240" w:lineRule="auto"/>
       </w:pPr>
       <w:rPr>
+        <w:rFonts w:eastAsia="黑体"/>
         <w:b/>
         <w:bCs/>
       </w:rPr>
@@ -7597,12 +8010,14 @@
     </w:tblStylePr>
     <w:tblStylePr w:type="firstCol">
       <w:rPr>
+        <w:rFonts w:eastAsia="黑体"/>
         <w:b/>
         <w:bCs/>
       </w:rPr>
     </w:tblStylePr>
     <w:tblStylePr w:type="lastCol">
       <w:rPr>
+        <w:rFonts w:eastAsia="黑体"/>
         <w:b/>
         <w:bCs/>
       </w:rPr>
@@ -7664,6 +8079,7 @@
         <w:spacing w:after="0" w:before="0" w:line="240" w:lineRule="auto"/>
       </w:pPr>
       <w:rPr>
+        <w:rFonts w:eastAsia="黑体"/>
         <w:b/>
         <w:bCs/>
         <w:color w:themeColor="background1" w:val="FFFFFF"/>
@@ -7686,6 +8102,7 @@
         <w:spacing w:after="0" w:before="0" w:line="240" w:lineRule="auto"/>
       </w:pPr>
       <w:rPr>
+        <w:rFonts w:eastAsia="黑体"/>
         <w:b/>
         <w:bCs/>
       </w:rPr>
@@ -7703,12 +8120,14 @@
     </w:tblStylePr>
     <w:tblStylePr w:type="firstCol">
       <w:rPr>
+        <w:rFonts w:eastAsia="黑体"/>
         <w:b/>
         <w:bCs/>
       </w:rPr>
     </w:tblStylePr>
     <w:tblStylePr w:type="lastCol">
       <w:rPr>
+        <w:rFonts w:eastAsia="黑体"/>
         <w:b/>
         <w:bCs/>
       </w:rPr>
@@ -7770,6 +8189,7 @@
         <w:spacing w:after="0" w:before="0" w:line="240" w:lineRule="auto"/>
       </w:pPr>
       <w:rPr>
+        <w:rFonts w:eastAsia="黑体"/>
         <w:b/>
         <w:bCs/>
         <w:color w:themeColor="background1" w:val="FFFFFF"/>
@@ -7792,6 +8212,7 @@
         <w:spacing w:after="0" w:before="0" w:line="240" w:lineRule="auto"/>
       </w:pPr>
       <w:rPr>
+        <w:rFonts w:eastAsia="黑体"/>
         <w:b/>
         <w:bCs/>
       </w:rPr>
@@ -7809,12 +8230,14 @@
     </w:tblStylePr>
     <w:tblStylePr w:type="firstCol">
       <w:rPr>
+        <w:rFonts w:eastAsia="黑体"/>
         <w:b/>
         <w:bCs/>
       </w:rPr>
     </w:tblStylePr>
     <w:tblStylePr w:type="lastCol">
       <w:rPr>
+        <w:rFonts w:eastAsia="黑体"/>
         <w:b/>
         <w:bCs/>
       </w:rPr>
@@ -7876,6 +8299,7 @@
         <w:spacing w:after="0" w:before="0" w:line="240" w:lineRule="auto"/>
       </w:pPr>
       <w:rPr>
+        <w:rFonts w:eastAsia="黑体"/>
         <w:b/>
         <w:bCs/>
         <w:color w:themeColor="background1" w:val="FFFFFF"/>
@@ -7898,6 +8322,7 @@
         <w:spacing w:after="0" w:before="0" w:line="240" w:lineRule="auto"/>
       </w:pPr>
       <w:rPr>
+        <w:rFonts w:eastAsia="黑体"/>
         <w:b/>
         <w:bCs/>
       </w:rPr>
@@ -7915,12 +8340,14 @@
     </w:tblStylePr>
     <w:tblStylePr w:type="firstCol">
       <w:rPr>
+        <w:rFonts w:eastAsia="黑体"/>
         <w:b/>
         <w:bCs/>
       </w:rPr>
     </w:tblStylePr>
     <w:tblStylePr w:type="lastCol">
       <w:rPr>
+        <w:rFonts w:eastAsia="黑体"/>
         <w:b/>
         <w:bCs/>
       </w:rPr>
@@ -7979,6 +8406,7 @@
         <w:spacing w:after="0" w:before="0" w:line="240" w:lineRule="auto"/>
       </w:pPr>
       <w:rPr>
+        <w:rFonts w:eastAsia="黑体"/>
         <w:b/>
         <w:bCs/>
         <w:color w:themeColor="background1" w:val="FFFFFF"/>
@@ -8001,6 +8429,7 @@
         <w:spacing w:after="0" w:before="0" w:line="240" w:lineRule="auto"/>
       </w:pPr>
       <w:rPr>
+        <w:rFonts w:eastAsia="黑体"/>
         <w:color w:val="auto"/>
       </w:rPr>
       <w:tblPr/>
@@ -8018,6 +8447,7 @@
     </w:tblStylePr>
     <w:tblStylePr w:type="firstCol">
       <w:rPr>
+        <w:rFonts w:eastAsia="黑体"/>
         <w:b/>
         <w:bCs/>
         <w:color w:themeColor="background1" w:val="FFFFFF"/>
@@ -8037,6 +8467,7 @@
     </w:tblStylePr>
     <w:tblStylePr w:type="lastCol">
       <w:rPr>
+        <w:rFonts w:eastAsia="黑体"/>
         <w:b/>
         <w:bCs/>
         <w:color w:themeColor="background1" w:val="FFFFFF"/>
@@ -8085,6 +8516,7 @@
     </w:tblStylePr>
     <w:tblStylePr w:type="nwCell">
       <w:rPr>
+        <w:rFonts w:eastAsia="黑体"/>
         <w:color w:themeColor="background1" w:val="FFFFFF"/>
       </w:rPr>
       <w:tblPr/>
@@ -8128,6 +8560,7 @@
         <w:spacing w:after="0" w:before="0" w:line="240" w:lineRule="auto"/>
       </w:pPr>
       <w:rPr>
+        <w:rFonts w:eastAsia="黑体"/>
         <w:b/>
         <w:bCs/>
         <w:color w:themeColor="background1" w:val="FFFFFF"/>
@@ -8150,6 +8583,7 @@
         <w:spacing w:after="0" w:before="0" w:line="240" w:lineRule="auto"/>
       </w:pPr>
       <w:rPr>
+        <w:rFonts w:eastAsia="黑体"/>
         <w:color w:val="auto"/>
       </w:rPr>
       <w:tblPr/>
@@ -8167,6 +8601,7 @@
     </w:tblStylePr>
     <w:tblStylePr w:type="firstCol">
       <w:rPr>
+        <w:rFonts w:eastAsia="黑体"/>
         <w:b/>
         <w:bCs/>
         <w:color w:themeColor="background1" w:val="FFFFFF"/>
@@ -8186,6 +8621,7 @@
     </w:tblStylePr>
     <w:tblStylePr w:type="lastCol">
       <w:rPr>
+        <w:rFonts w:eastAsia="黑体"/>
         <w:b/>
         <w:bCs/>
         <w:color w:themeColor="background1" w:val="FFFFFF"/>
@@ -8234,6 +8670,7 @@
     </w:tblStylePr>
     <w:tblStylePr w:type="nwCell">
       <w:rPr>
+        <w:rFonts w:eastAsia="黑体"/>
         <w:color w:themeColor="background1" w:val="FFFFFF"/>
       </w:rPr>
       <w:tblPr/>
@@ -8277,6 +8714,7 @@
         <w:spacing w:after="0" w:before="0" w:line="240" w:lineRule="auto"/>
       </w:pPr>
       <w:rPr>
+        <w:rFonts w:eastAsia="黑体"/>
         <w:b/>
         <w:bCs/>
         <w:color w:themeColor="background1" w:val="FFFFFF"/>
@@ -8299,6 +8737,7 @@
         <w:spacing w:after="0" w:before="0" w:line="240" w:lineRule="auto"/>
       </w:pPr>
       <w:rPr>
+        <w:rFonts w:eastAsia="黑体"/>
         <w:color w:val="auto"/>
       </w:rPr>
       <w:tblPr/>
@@ -8316,6 +8755,7 @@
     </w:tblStylePr>
     <w:tblStylePr w:type="firstCol">
       <w:rPr>
+        <w:rFonts w:eastAsia="黑体"/>
         <w:b/>
         <w:bCs/>
         <w:color w:themeColor="background1" w:val="FFFFFF"/>
@@ -8335,6 +8775,7 @@
     </w:tblStylePr>
     <w:tblStylePr w:type="lastCol">
       <w:rPr>
+        <w:rFonts w:eastAsia="黑体"/>
         <w:b/>
         <w:bCs/>
         <w:color w:themeColor="background1" w:val="FFFFFF"/>
@@ -8383,6 +8824,7 @@
     </w:tblStylePr>
     <w:tblStylePr w:type="nwCell">
       <w:rPr>
+        <w:rFonts w:eastAsia="黑体"/>
         <w:color w:themeColor="background1" w:val="FFFFFF"/>
       </w:rPr>
       <w:tblPr/>
@@ -8426,6 +8868,7 @@
         <w:spacing w:after="0" w:before="0" w:line="240" w:lineRule="auto"/>
       </w:pPr>
       <w:rPr>
+        <w:rFonts w:eastAsia="黑体"/>
         <w:b/>
         <w:bCs/>
         <w:color w:themeColor="background1" w:val="FFFFFF"/>
@@ -8448,6 +8891,7 @@
         <w:spacing w:after="0" w:before="0" w:line="240" w:lineRule="auto"/>
       </w:pPr>
       <w:rPr>
+        <w:rFonts w:eastAsia="黑体"/>
         <w:color w:val="auto"/>
       </w:rPr>
       <w:tblPr/>
@@ -8465,6 +8909,7 @@
     </w:tblStylePr>
     <w:tblStylePr w:type="firstCol">
       <w:rPr>
+        <w:rFonts w:eastAsia="黑体"/>
         <w:b/>
         <w:bCs/>
         <w:color w:themeColor="background1" w:val="FFFFFF"/>
@@ -8484,6 +8929,7 @@
     </w:tblStylePr>
     <w:tblStylePr w:type="lastCol">
       <w:rPr>
+        <w:rFonts w:eastAsia="黑体"/>
         <w:b/>
         <w:bCs/>
         <w:color w:themeColor="background1" w:val="FFFFFF"/>
@@ -8532,6 +8978,7 @@
     </w:tblStylePr>
     <w:tblStylePr w:type="nwCell">
       <w:rPr>
+        <w:rFonts w:eastAsia="黑体"/>
         <w:color w:themeColor="background1" w:val="FFFFFF"/>
       </w:rPr>
       <w:tblPr/>
@@ -8575,6 +9022,7 @@
         <w:spacing w:after="0" w:before="0" w:line="240" w:lineRule="auto"/>
       </w:pPr>
       <w:rPr>
+        <w:rFonts w:eastAsia="黑体"/>
         <w:b/>
         <w:bCs/>
         <w:color w:themeColor="background1" w:val="FFFFFF"/>
@@ -8597,6 +9045,7 @@
         <w:spacing w:after="0" w:before="0" w:line="240" w:lineRule="auto"/>
       </w:pPr>
       <w:rPr>
+        <w:rFonts w:eastAsia="黑体"/>
         <w:color w:val="auto"/>
       </w:rPr>
       <w:tblPr/>
@@ -8614,6 +9063,7 @@
     </w:tblStylePr>
     <w:tblStylePr w:type="firstCol">
       <w:rPr>
+        <w:rFonts w:eastAsia="黑体"/>
         <w:b/>
         <w:bCs/>
         <w:color w:themeColor="background1" w:val="FFFFFF"/>
@@ -8633,6 +9083,7 @@
     </w:tblStylePr>
     <w:tblStylePr w:type="lastCol">
       <w:rPr>
+        <w:rFonts w:eastAsia="黑体"/>
         <w:b/>
         <w:bCs/>
         <w:color w:themeColor="background1" w:val="FFFFFF"/>
@@ -8681,6 +9132,7 @@
     </w:tblStylePr>
     <w:tblStylePr w:type="nwCell">
       <w:rPr>
+        <w:rFonts w:eastAsia="黑体"/>
         <w:color w:themeColor="background1" w:val="FFFFFF"/>
       </w:rPr>
       <w:tblPr/>
@@ -8724,6 +9176,7 @@
         <w:spacing w:after="0" w:before="0" w:line="240" w:lineRule="auto"/>
       </w:pPr>
       <w:rPr>
+        <w:rFonts w:eastAsia="黑体"/>
         <w:b/>
         <w:bCs/>
         <w:color w:themeColor="background1" w:val="FFFFFF"/>
@@ -8746,6 +9199,7 @@
         <w:spacing w:after="0" w:before="0" w:line="240" w:lineRule="auto"/>
       </w:pPr>
       <w:rPr>
+        <w:rFonts w:eastAsia="黑体"/>
         <w:color w:val="auto"/>
       </w:rPr>
       <w:tblPr/>
@@ -8763,6 +9217,7 @@
     </w:tblStylePr>
     <w:tblStylePr w:type="firstCol">
       <w:rPr>
+        <w:rFonts w:eastAsia="黑体"/>
         <w:b/>
         <w:bCs/>
         <w:color w:themeColor="background1" w:val="FFFFFF"/>
@@ -8782,6 +9237,7 @@
     </w:tblStylePr>
     <w:tblStylePr w:type="lastCol">
       <w:rPr>
+        <w:rFonts w:eastAsia="黑体"/>
         <w:b/>
         <w:bCs/>
         <w:color w:themeColor="background1" w:val="FFFFFF"/>
@@ -8830,6 +9286,7 @@
     </w:tblStylePr>
     <w:tblStylePr w:type="nwCell">
       <w:rPr>
+        <w:rFonts w:eastAsia="黑体"/>
         <w:color w:themeColor="background1" w:val="FFFFFF"/>
       </w:rPr>
       <w:tblPr/>
@@ -8873,6 +9330,7 @@
         <w:spacing w:after="0" w:before="0" w:line="240" w:lineRule="auto"/>
       </w:pPr>
       <w:rPr>
+        <w:rFonts w:eastAsia="黑体"/>
         <w:b/>
         <w:bCs/>
         <w:color w:themeColor="background1" w:val="FFFFFF"/>
@@ -8895,6 +9353,7 @@
         <w:spacing w:after="0" w:before="0" w:line="240" w:lineRule="auto"/>
       </w:pPr>
       <w:rPr>
+        <w:rFonts w:eastAsia="黑体"/>
         <w:color w:val="auto"/>
       </w:rPr>
       <w:tblPr/>
@@ -8912,6 +9371,7 @@
     </w:tblStylePr>
     <w:tblStylePr w:type="firstCol">
       <w:rPr>
+        <w:rFonts w:eastAsia="黑体"/>
         <w:b/>
         <w:bCs/>
         <w:color w:themeColor="background1" w:val="FFFFFF"/>
@@ -8931,6 +9391,7 @@
     </w:tblStylePr>
     <w:tblStylePr w:type="lastCol">
       <w:rPr>
+        <w:rFonts w:eastAsia="黑体"/>
         <w:b/>
         <w:bCs/>
         <w:color w:themeColor="background1" w:val="FFFFFF"/>
@@ -8979,6 +9440,7 @@
     </w:tblStylePr>
     <w:tblStylePr w:type="nwCell">
       <w:rPr>
+        <w:rFonts w:eastAsia="黑体"/>
         <w:color w:themeColor="background1" w:val="FFFFFF"/>
       </w:rPr>
       <w:tblPr/>
@@ -9003,6 +9465,7 @@
       <w:spacing w:after="0" w:line="240" w:lineRule="auto"/>
     </w:pPr>
     <w:rPr>
+      <w:rFonts w:eastAsia="黑体"/>
       <w:color w:themeColor="text1" w:val="000000"/>
     </w:rPr>
     <w:tblPr>
@@ -9022,7 +9485,7 @@
     </w:tblPr>
     <w:tblStylePr w:type="firstRow">
       <w:rPr>
-        <w:rFonts w:asciiTheme="majorHAnsi" w:cstheme="majorBidi" w:eastAsiaTheme="majorEastAsia" w:hAnsiTheme="majorHAnsi"/>
+        <w:rFonts w:asciiTheme="majorHAnsi" w:cstheme="majorBidi" w:hAnsiTheme="majorHAnsi" w:eastAsia="黑体"/>
       </w:rPr>
       <w:tblPr/>
       <w:tcPr>
@@ -9034,6 +9497,7 @@
     </w:tblStylePr>
     <w:tblStylePr w:type="lastRow">
       <w:rPr>
+        <w:rFonts w:eastAsia="黑体"/>
         <w:b/>
         <w:bCs/>
         <w:color w:themeColor="text2" w:val="1F497D"/>
@@ -9048,12 +9512,14 @@
     </w:tblStylePr>
     <w:tblStylePr w:type="firstCol">
       <w:rPr>
+        <w:rFonts w:eastAsia="黑体"/>
         <w:b/>
         <w:bCs/>
       </w:rPr>
     </w:tblStylePr>
     <w:tblStylePr w:type="lastCol">
       <w:rPr>
+        <w:rFonts w:eastAsia="黑体"/>
         <w:b/>
         <w:bCs/>
       </w:rPr>
@@ -9087,6 +9553,7 @@
       <w:spacing w:after="0" w:line="240" w:lineRule="auto"/>
     </w:pPr>
     <w:rPr>
+      <w:rFonts w:eastAsia="黑体"/>
       <w:color w:themeColor="text1" w:val="000000"/>
     </w:rPr>
     <w:tblPr>
@@ -9106,7 +9573,7 @@
     </w:tblPr>
     <w:tblStylePr w:type="firstRow">
       <w:rPr>
-        <w:rFonts w:asciiTheme="majorHAnsi" w:cstheme="majorBidi" w:eastAsiaTheme="majorEastAsia" w:hAnsiTheme="majorHAnsi"/>
+        <w:rFonts w:asciiTheme="majorHAnsi" w:cstheme="majorBidi" w:hAnsiTheme="majorHAnsi" w:eastAsia="黑体"/>
       </w:rPr>
       <w:tblPr/>
       <w:tcPr>
@@ -9118,6 +9585,7 @@
     </w:tblStylePr>
     <w:tblStylePr w:type="lastRow">
       <w:rPr>
+        <w:rFonts w:eastAsia="黑体"/>
         <w:b/>
         <w:bCs/>
         <w:color w:themeColor="text2" w:val="1F497D"/>
@@ -9132,12 +9600,14 @@
     </w:tblStylePr>
     <w:tblStylePr w:type="firstCol">
       <w:rPr>
+        <w:rFonts w:eastAsia="黑体"/>
         <w:b/>
         <w:bCs/>
       </w:rPr>
     </w:tblStylePr>
     <w:tblStylePr w:type="lastCol">
       <w:rPr>
+        <w:rFonts w:eastAsia="黑体"/>
         <w:b/>
         <w:bCs/>
       </w:rPr>
@@ -9171,6 +9641,7 @@
       <w:spacing w:after="0" w:line="240" w:lineRule="auto"/>
     </w:pPr>
     <w:rPr>
+      <w:rFonts w:eastAsia="黑体"/>
       <w:color w:themeColor="text1" w:val="000000"/>
     </w:rPr>
     <w:tblPr>
@@ -9190,7 +9661,7 @@
     </w:tblPr>
     <w:tblStylePr w:type="firstRow">
       <w:rPr>
-        <w:rFonts w:asciiTheme="majorHAnsi" w:cstheme="majorBidi" w:eastAsiaTheme="majorEastAsia" w:hAnsiTheme="majorHAnsi"/>
+        <w:rFonts w:asciiTheme="majorHAnsi" w:cstheme="majorBidi" w:hAnsiTheme="majorHAnsi" w:eastAsia="黑体"/>
       </w:rPr>
       <w:tblPr/>
       <w:tcPr>
@@ -9202,6 +9673,7 @@
     </w:tblStylePr>
     <w:tblStylePr w:type="lastRow">
       <w:rPr>
+        <w:rFonts w:eastAsia="黑体"/>
         <w:b/>
         <w:bCs/>
         <w:color w:themeColor="text2" w:val="1F497D"/>
@@ -9216,12 +9688,14 @@
     </w:tblStylePr>
     <w:tblStylePr w:type="firstCol">
       <w:rPr>
+        <w:rFonts w:eastAsia="黑体"/>
         <w:b/>
         <w:bCs/>
       </w:rPr>
     </w:tblStylePr>
     <w:tblStylePr w:type="lastCol">
       <w:rPr>
+        <w:rFonts w:eastAsia="黑体"/>
         <w:b/>
         <w:bCs/>
       </w:rPr>
@@ -9255,6 +9729,7 @@
       <w:spacing w:after="0" w:line="240" w:lineRule="auto"/>
     </w:pPr>
     <w:rPr>
+      <w:rFonts w:eastAsia="黑体"/>
       <w:color w:themeColor="text1" w:val="000000"/>
     </w:rPr>
     <w:tblPr>
@@ -9274,7 +9749,7 @@
     </w:tblPr>
     <w:tblStylePr w:type="firstRow">
       <w:rPr>
-        <w:rFonts w:asciiTheme="majorHAnsi" w:cstheme="majorBidi" w:eastAsiaTheme="majorEastAsia" w:hAnsiTheme="majorHAnsi"/>
+        <w:rFonts w:asciiTheme="majorHAnsi" w:cstheme="majorBidi" w:hAnsiTheme="majorHAnsi" w:eastAsia="黑体"/>
       </w:rPr>
       <w:tblPr/>
       <w:tcPr>
@@ -9286,6 +9761,7 @@
     </w:tblStylePr>
     <w:tblStylePr w:type="lastRow">
       <w:rPr>
+        <w:rFonts w:eastAsia="黑体"/>
         <w:b/>
         <w:bCs/>
         <w:color w:themeColor="text2" w:val="1F497D"/>
@@ -9300,12 +9776,14 @@
     </w:tblStylePr>
     <w:tblStylePr w:type="firstCol">
       <w:rPr>
+        <w:rFonts w:eastAsia="黑体"/>
         <w:b/>
         <w:bCs/>
       </w:rPr>
     </w:tblStylePr>
     <w:tblStylePr w:type="lastCol">
       <w:rPr>
+        <w:rFonts w:eastAsia="黑体"/>
         <w:b/>
         <w:bCs/>
       </w:rPr>
@@ -9339,6 +9817,7 @@
       <w:spacing w:after="0" w:line="240" w:lineRule="auto"/>
     </w:pPr>
     <w:rPr>
+      <w:rFonts w:eastAsia="黑体"/>
       <w:color w:themeColor="text1" w:val="000000"/>
     </w:rPr>
     <w:tblPr>
@@ -9358,7 +9837,7 @@
     </w:tblPr>
     <w:tblStylePr w:type="firstRow">
       <w:rPr>
-        <w:rFonts w:asciiTheme="majorHAnsi" w:cstheme="majorBidi" w:eastAsiaTheme="majorEastAsia" w:hAnsiTheme="majorHAnsi"/>
+        <w:rFonts w:asciiTheme="majorHAnsi" w:cstheme="majorBidi" w:hAnsiTheme="majorHAnsi" w:eastAsia="黑体"/>
       </w:rPr>
       <w:tblPr/>
       <w:tcPr>
@@ -9370,6 +9849,7 @@
     </w:tblStylePr>
     <w:tblStylePr w:type="lastRow">
       <w:rPr>
+        <w:rFonts w:eastAsia="黑体"/>
         <w:b/>
         <w:bCs/>
         <w:color w:themeColor="text2" w:val="1F497D"/>
@@ -9384,12 +9864,14 @@
     </w:tblStylePr>
     <w:tblStylePr w:type="firstCol">
       <w:rPr>
+        <w:rFonts w:eastAsia="黑体"/>
         <w:b/>
         <w:bCs/>
       </w:rPr>
     </w:tblStylePr>
     <w:tblStylePr w:type="lastCol">
       <w:rPr>
+        <w:rFonts w:eastAsia="黑体"/>
         <w:b/>
         <w:bCs/>
       </w:rPr>
@@ -9423,6 +9905,7 @@
       <w:spacing w:after="0" w:line="240" w:lineRule="auto"/>
     </w:pPr>
     <w:rPr>
+      <w:rFonts w:eastAsia="黑体"/>
       <w:color w:themeColor="text1" w:val="000000"/>
     </w:rPr>
     <w:tblPr>
@@ -9442,7 +9925,7 @@
     </w:tblPr>
     <w:tblStylePr w:type="firstRow">
       <w:rPr>
-        <w:rFonts w:asciiTheme="majorHAnsi" w:cstheme="majorBidi" w:eastAsiaTheme="majorEastAsia" w:hAnsiTheme="majorHAnsi"/>
+        <w:rFonts w:asciiTheme="majorHAnsi" w:cstheme="majorBidi" w:hAnsiTheme="majorHAnsi" w:eastAsia="黑体"/>
       </w:rPr>
       <w:tblPr/>
       <w:tcPr>
@@ -9454,6 +9937,7 @@
     </w:tblStylePr>
     <w:tblStylePr w:type="lastRow">
       <w:rPr>
+        <w:rFonts w:eastAsia="黑体"/>
         <w:b/>
         <w:bCs/>
         <w:color w:themeColor="text2" w:val="1F497D"/>
@@ -9468,12 +9952,14 @@
     </w:tblStylePr>
     <w:tblStylePr w:type="firstCol">
       <w:rPr>
+        <w:rFonts w:eastAsia="黑体"/>
         <w:b/>
         <w:bCs/>
       </w:rPr>
     </w:tblStylePr>
     <w:tblStylePr w:type="lastCol">
       <w:rPr>
+        <w:rFonts w:eastAsia="黑体"/>
         <w:b/>
         <w:bCs/>
       </w:rPr>
@@ -9507,6 +9993,7 @@
       <w:spacing w:after="0" w:line="240" w:lineRule="auto"/>
     </w:pPr>
     <w:rPr>
+      <w:rFonts w:eastAsia="黑体"/>
       <w:color w:themeColor="text1" w:val="000000"/>
     </w:rPr>
     <w:tblPr>
@@ -9526,7 +10013,7 @@
     </w:tblPr>
     <w:tblStylePr w:type="firstRow">
       <w:rPr>
-        <w:rFonts w:asciiTheme="majorHAnsi" w:cstheme="majorBidi" w:eastAsiaTheme="majorEastAsia" w:hAnsiTheme="majorHAnsi"/>
+        <w:rFonts w:asciiTheme="majorHAnsi" w:cstheme="majorBidi" w:hAnsiTheme="majorHAnsi" w:eastAsia="黑体"/>
       </w:rPr>
       <w:tblPr/>
       <w:tcPr>
@@ -9538,6 +10025,7 @@
     </w:tblStylePr>
     <w:tblStylePr w:type="lastRow">
       <w:rPr>
+        <w:rFonts w:eastAsia="黑体"/>
         <w:b/>
         <w:bCs/>
         <w:color w:themeColor="text2" w:val="1F497D"/>
@@ -9552,12 +10040,14 @@
     </w:tblStylePr>
     <w:tblStylePr w:type="firstCol">
       <w:rPr>
+        <w:rFonts w:eastAsia="黑体"/>
         <w:b/>
         <w:bCs/>
       </w:rPr>
     </w:tblStylePr>
     <w:tblStylePr w:type="lastCol">
       <w:rPr>
+        <w:rFonts w:eastAsia="黑体"/>
         <w:b/>
         <w:bCs/>
       </w:rPr>
@@ -9591,7 +10081,7 @@
       <w:spacing w:after="0" w:line="240" w:lineRule="auto"/>
     </w:pPr>
     <w:rPr>
-      <w:rFonts w:asciiTheme="majorHAnsi" w:cstheme="majorBidi" w:eastAsiaTheme="majorEastAsia" w:hAnsiTheme="majorHAnsi"/>
+      <w:rFonts w:asciiTheme="majorHAnsi" w:cstheme="majorBidi" w:hAnsiTheme="majorHAnsi" w:eastAsia="黑体"/>
       <w:color w:themeColor="text1" w:val="000000"/>
     </w:rPr>
     <w:tblPr>
@@ -9613,6 +10103,7 @@
     </w:tblPr>
     <w:tblStylePr w:type="firstRow">
       <w:rPr>
+        <w:rFonts w:eastAsia="黑体"/>
         <w:sz w:val="24"/>
         <w:szCs w:val="24"/>
       </w:rPr>
@@ -9719,7 +10210,7 @@
       <w:spacing w:after="0" w:line="240" w:lineRule="auto"/>
     </w:pPr>
     <w:rPr>
-      <w:rFonts w:asciiTheme="majorHAnsi" w:cstheme="majorBidi" w:eastAsiaTheme="majorEastAsia" w:hAnsiTheme="majorHAnsi"/>
+      <w:rFonts w:asciiTheme="majorHAnsi" w:cstheme="majorBidi" w:hAnsiTheme="majorHAnsi" w:eastAsia="黑体"/>
       <w:color w:themeColor="text1" w:val="000000"/>
     </w:rPr>
     <w:tblPr>
@@ -9741,6 +10232,7 @@
     </w:tblPr>
     <w:tblStylePr w:type="firstRow">
       <w:rPr>
+        <w:rFonts w:eastAsia="黑体"/>
         <w:sz w:val="24"/>
         <w:szCs w:val="24"/>
       </w:rPr>
@@ -9847,7 +10339,7 @@
       <w:spacing w:after="0" w:line="240" w:lineRule="auto"/>
     </w:pPr>
     <w:rPr>
-      <w:rFonts w:asciiTheme="majorHAnsi" w:cstheme="majorBidi" w:eastAsiaTheme="majorEastAsia" w:hAnsiTheme="majorHAnsi"/>
+      <w:rFonts w:asciiTheme="majorHAnsi" w:cstheme="majorBidi" w:hAnsiTheme="majorHAnsi" w:eastAsia="黑体"/>
       <w:color w:themeColor="text1" w:val="000000"/>
     </w:rPr>
     <w:tblPr>
@@ -9869,6 +10361,7 @@
     </w:tblPr>
     <w:tblStylePr w:type="firstRow">
       <w:rPr>
+        <w:rFonts w:eastAsia="黑体"/>
         <w:sz w:val="24"/>
         <w:szCs w:val="24"/>
       </w:rPr>
@@ -9975,7 +10468,7 @@
       <w:spacing w:after="0" w:line="240" w:lineRule="auto"/>
     </w:pPr>
     <w:rPr>
-      <w:rFonts w:asciiTheme="majorHAnsi" w:cstheme="majorBidi" w:eastAsiaTheme="majorEastAsia" w:hAnsiTheme="majorHAnsi"/>
+      <w:rFonts w:asciiTheme="majorHAnsi" w:cstheme="majorBidi" w:hAnsiTheme="majorHAnsi" w:eastAsia="黑体"/>
       <w:color w:themeColor="text1" w:val="000000"/>
     </w:rPr>
     <w:tblPr>
@@ -9997,6 +10490,7 @@
     </w:tblPr>
     <w:tblStylePr w:type="firstRow">
       <w:rPr>
+        <w:rFonts w:eastAsia="黑体"/>
         <w:sz w:val="24"/>
         <w:szCs w:val="24"/>
       </w:rPr>
@@ -10103,7 +10597,7 @@
       <w:spacing w:after="0" w:line="240" w:lineRule="auto"/>
     </w:pPr>
     <w:rPr>
-      <w:rFonts w:asciiTheme="majorHAnsi" w:cstheme="majorBidi" w:eastAsiaTheme="majorEastAsia" w:hAnsiTheme="majorHAnsi"/>
+      <w:rFonts w:asciiTheme="majorHAnsi" w:cstheme="majorBidi" w:hAnsiTheme="majorHAnsi" w:eastAsia="黑体"/>
       <w:color w:themeColor="text1" w:val="000000"/>
     </w:rPr>
     <w:tblPr>
@@ -10125,6 +10619,7 @@
     </w:tblPr>
     <w:tblStylePr w:type="firstRow">
       <w:rPr>
+        <w:rFonts w:eastAsia="黑体"/>
         <w:sz w:val="24"/>
         <w:szCs w:val="24"/>
       </w:rPr>
@@ -10231,7 +10726,7 @@
       <w:spacing w:after="0" w:line="240" w:lineRule="auto"/>
     </w:pPr>
     <w:rPr>
-      <w:rFonts w:asciiTheme="majorHAnsi" w:cstheme="majorBidi" w:eastAsiaTheme="majorEastAsia" w:hAnsiTheme="majorHAnsi"/>
+      <w:rFonts w:asciiTheme="majorHAnsi" w:cstheme="majorBidi" w:hAnsiTheme="majorHAnsi" w:eastAsia="黑体"/>
       <w:color w:themeColor="text1" w:val="000000"/>
     </w:rPr>
     <w:tblPr>
@@ -10253,6 +10748,7 @@
     </w:tblPr>
     <w:tblStylePr w:type="firstRow">
       <w:rPr>
+        <w:rFonts w:eastAsia="黑体"/>
         <w:sz w:val="24"/>
         <w:szCs w:val="24"/>
       </w:rPr>
@@ -10359,7 +10855,7 @@
       <w:spacing w:after="0" w:line="240" w:lineRule="auto"/>
     </w:pPr>
     <w:rPr>
-      <w:rFonts w:asciiTheme="majorHAnsi" w:cstheme="majorBidi" w:eastAsiaTheme="majorEastAsia" w:hAnsiTheme="majorHAnsi"/>
+      <w:rFonts w:asciiTheme="majorHAnsi" w:cstheme="majorBidi" w:hAnsiTheme="majorHAnsi" w:eastAsia="黑体"/>
       <w:color w:themeColor="text1" w:val="000000"/>
     </w:rPr>
     <w:tblPr>
@@ -10381,6 +10877,7 @@
     </w:tblPr>
     <w:tblStylePr w:type="firstRow">
       <w:rPr>
+        <w:rFonts w:eastAsia="黑体"/>
         <w:sz w:val="24"/>
         <w:szCs w:val="24"/>
       </w:rPr>
@@ -10510,12 +11007,14 @@
     </w:tcPr>
     <w:tblStylePr w:type="firstRow">
       <w:rPr>
+        <w:rFonts w:eastAsia="黑体"/>
         <w:b/>
         <w:bCs/>
       </w:rPr>
     </w:tblStylePr>
     <w:tblStylePr w:type="lastRow">
       <w:rPr>
+        <w:rFonts w:eastAsia="黑体"/>
         <w:b/>
         <w:bCs/>
       </w:rPr>
@@ -10528,12 +11027,14 @@
     </w:tblStylePr>
     <w:tblStylePr w:type="firstCol">
       <w:rPr>
+        <w:rFonts w:eastAsia="黑体"/>
         <w:b/>
         <w:bCs/>
       </w:rPr>
     </w:tblStylePr>
     <w:tblStylePr w:type="lastCol">
       <w:rPr>
+        <w:rFonts w:eastAsia="黑体"/>
         <w:b/>
         <w:bCs/>
       </w:rPr>
@@ -10583,12 +11084,14 @@
     </w:tcPr>
     <w:tblStylePr w:type="firstRow">
       <w:rPr>
+        <w:rFonts w:eastAsia="黑体"/>
         <w:b/>
         <w:bCs/>
       </w:rPr>
     </w:tblStylePr>
     <w:tblStylePr w:type="lastRow">
       <w:rPr>
+        <w:rFonts w:eastAsia="黑体"/>
         <w:b/>
         <w:bCs/>
       </w:rPr>
@@ -10601,12 +11104,14 @@
     </w:tblStylePr>
     <w:tblStylePr w:type="firstCol">
       <w:rPr>
+        <w:rFonts w:eastAsia="黑体"/>
         <w:b/>
         <w:bCs/>
       </w:rPr>
     </w:tblStylePr>
     <w:tblStylePr w:type="lastCol">
       <w:rPr>
+        <w:rFonts w:eastAsia="黑体"/>
         <w:b/>
         <w:bCs/>
       </w:rPr>
@@ -10656,12 +11161,14 @@
     </w:tcPr>
     <w:tblStylePr w:type="firstRow">
       <w:rPr>
+        <w:rFonts w:eastAsia="黑体"/>
         <w:b/>
         <w:bCs/>
       </w:rPr>
     </w:tblStylePr>
     <w:tblStylePr w:type="lastRow">
       <w:rPr>
+        <w:rFonts w:eastAsia="黑体"/>
         <w:b/>
         <w:bCs/>
       </w:rPr>
@@ -10674,12 +11181,14 @@
     </w:tblStylePr>
     <w:tblStylePr w:type="firstCol">
       <w:rPr>
+        <w:rFonts w:eastAsia="黑体"/>
         <w:b/>
         <w:bCs/>
       </w:rPr>
     </w:tblStylePr>
     <w:tblStylePr w:type="lastCol">
       <w:rPr>
+        <w:rFonts w:eastAsia="黑体"/>
         <w:b/>
         <w:bCs/>
       </w:rPr>
@@ -10729,12 +11238,14 @@
     </w:tcPr>
     <w:tblStylePr w:type="firstRow">
       <w:rPr>
+        <w:rFonts w:eastAsia="黑体"/>
         <w:b/>
         <w:bCs/>
       </w:rPr>
     </w:tblStylePr>
     <w:tblStylePr w:type="lastRow">
       <w:rPr>
+        <w:rFonts w:eastAsia="黑体"/>
         <w:b/>
         <w:bCs/>
       </w:rPr>
@@ -10747,12 +11258,14 @@
     </w:tblStylePr>
     <w:tblStylePr w:type="firstCol">
       <w:rPr>
+        <w:rFonts w:eastAsia="黑体"/>
         <w:b/>
         <w:bCs/>
       </w:rPr>
     </w:tblStylePr>
     <w:tblStylePr w:type="lastCol">
       <w:rPr>
+        <w:rFonts w:eastAsia="黑体"/>
         <w:b/>
         <w:bCs/>
       </w:rPr>
@@ -10802,12 +11315,14 @@
     </w:tcPr>
     <w:tblStylePr w:type="firstRow">
       <w:rPr>
+        <w:rFonts w:eastAsia="黑体"/>
         <w:b/>
         <w:bCs/>
       </w:rPr>
     </w:tblStylePr>
     <w:tblStylePr w:type="lastRow">
       <w:rPr>
+        <w:rFonts w:eastAsia="黑体"/>
         <w:b/>
         <w:bCs/>
       </w:rPr>
@@ -10820,12 +11335,14 @@
     </w:tblStylePr>
     <w:tblStylePr w:type="firstCol">
       <w:rPr>
+        <w:rFonts w:eastAsia="黑体"/>
         <w:b/>
         <w:bCs/>
       </w:rPr>
     </w:tblStylePr>
     <w:tblStylePr w:type="lastCol">
       <w:rPr>
+        <w:rFonts w:eastAsia="黑体"/>
         <w:b/>
         <w:bCs/>
       </w:rPr>
@@ -10875,12 +11392,14 @@
     </w:tcPr>
     <w:tblStylePr w:type="firstRow">
       <w:rPr>
+        <w:rFonts w:eastAsia="黑体"/>
         <w:b/>
         <w:bCs/>
       </w:rPr>
     </w:tblStylePr>
     <w:tblStylePr w:type="lastRow">
       <w:rPr>
+        <w:rFonts w:eastAsia="黑体"/>
         <w:b/>
         <w:bCs/>
       </w:rPr>
@@ -10893,12 +11412,14 @@
     </w:tblStylePr>
     <w:tblStylePr w:type="firstCol">
       <w:rPr>
+        <w:rFonts w:eastAsia="黑体"/>
         <w:b/>
         <w:bCs/>
       </w:rPr>
     </w:tblStylePr>
     <w:tblStylePr w:type="lastCol">
       <w:rPr>
+        <w:rFonts w:eastAsia="黑体"/>
         <w:b/>
         <w:bCs/>
       </w:rPr>
@@ -10948,12 +11469,14 @@
     </w:tcPr>
     <w:tblStylePr w:type="firstRow">
       <w:rPr>
+        <w:rFonts w:eastAsia="黑体"/>
         <w:b/>
         <w:bCs/>
       </w:rPr>
     </w:tblStylePr>
     <w:tblStylePr w:type="lastRow">
       <w:rPr>
+        <w:rFonts w:eastAsia="黑体"/>
         <w:b/>
         <w:bCs/>
       </w:rPr>
@@ -10966,12 +11489,14 @@
     </w:tblStylePr>
     <w:tblStylePr w:type="firstCol">
       <w:rPr>
+        <w:rFonts w:eastAsia="黑体"/>
         <w:b/>
         <w:bCs/>
       </w:rPr>
     </w:tblStylePr>
     <w:tblStylePr w:type="lastCol">
       <w:rPr>
+        <w:rFonts w:eastAsia="黑体"/>
         <w:b/>
         <w:bCs/>
       </w:rPr>
@@ -10998,7 +11523,7 @@
       <w:spacing w:after="0" w:line="240" w:lineRule="auto"/>
     </w:pPr>
     <w:rPr>
-      <w:rFonts w:asciiTheme="majorHAnsi" w:cstheme="majorBidi" w:eastAsiaTheme="majorEastAsia" w:hAnsiTheme="majorHAnsi"/>
+      <w:rFonts w:asciiTheme="majorHAnsi" w:cstheme="majorBidi" w:hAnsiTheme="majorHAnsi" w:eastAsia="黑体"/>
       <w:color w:themeColor="text1" w:val="000000"/>
     </w:rPr>
     <w:tblPr>
@@ -11025,6 +11550,7 @@
     </w:tcPr>
     <w:tblStylePr w:type="firstRow">
       <w:rPr>
+        <w:rFonts w:eastAsia="黑体"/>
         <w:b/>
         <w:bCs/>
         <w:color w:themeColor="text1" w:val="000000"/>
@@ -11036,6 +11562,7 @@
     </w:tblStylePr>
     <w:tblStylePr w:type="lastRow">
       <w:rPr>
+        <w:rFonts w:eastAsia="黑体"/>
         <w:b/>
         <w:bCs/>
         <w:color w:themeColor="text1" w:val="000000"/>
@@ -11055,6 +11582,7 @@
     </w:tblStylePr>
     <w:tblStylePr w:type="firstCol">
       <w:rPr>
+        <w:rFonts w:eastAsia="黑体"/>
         <w:b/>
         <w:bCs/>
         <w:color w:themeColor="text1" w:val="000000"/>
@@ -11074,6 +11602,7 @@
     </w:tblStylePr>
     <w:tblStylePr w:type="lastCol">
       <w:rPr>
+        <w:rFonts w:eastAsia="黑体"/>
         <w:b w:val="0"/>
         <w:bCs w:val="0"/>
         <w:color w:themeColor="text1" w:val="000000"/>
@@ -11123,7 +11652,7 @@
       <w:spacing w:after="0" w:line="240" w:lineRule="auto"/>
     </w:pPr>
     <w:rPr>
-      <w:rFonts w:asciiTheme="majorHAnsi" w:cstheme="majorBidi" w:eastAsiaTheme="majorEastAsia" w:hAnsiTheme="majorHAnsi"/>
+      <w:rFonts w:asciiTheme="majorHAnsi" w:cstheme="majorBidi" w:hAnsiTheme="majorHAnsi" w:eastAsia="黑体"/>
       <w:color w:themeColor="text1" w:val="000000"/>
     </w:rPr>
     <w:tblPr>
@@ -11150,6 +11679,7 @@
     </w:tcPr>
     <w:tblStylePr w:type="firstRow">
       <w:rPr>
+        <w:rFonts w:eastAsia="黑体"/>
         <w:b/>
         <w:bCs/>
         <w:color w:themeColor="text1" w:val="000000"/>
@@ -11161,6 +11691,7 @@
     </w:tblStylePr>
     <w:tblStylePr w:type="lastRow">
       <w:rPr>
+        <w:rFonts w:eastAsia="黑体"/>
         <w:b/>
         <w:bCs/>
         <w:color w:themeColor="text1" w:val="000000"/>
@@ -11180,6 +11711,7 @@
     </w:tblStylePr>
     <w:tblStylePr w:type="firstCol">
       <w:rPr>
+        <w:rFonts w:eastAsia="黑体"/>
         <w:b/>
         <w:bCs/>
         <w:color w:themeColor="text1" w:val="000000"/>
@@ -11199,6 +11731,7 @@
     </w:tblStylePr>
     <w:tblStylePr w:type="lastCol">
       <w:rPr>
+        <w:rFonts w:eastAsia="黑体"/>
         <w:b w:val="0"/>
         <w:bCs w:val="0"/>
         <w:color w:themeColor="text1" w:val="000000"/>
@@ -11248,7 +11781,7 @@
       <w:spacing w:after="0" w:line="240" w:lineRule="auto"/>
     </w:pPr>
     <w:rPr>
-      <w:rFonts w:asciiTheme="majorHAnsi" w:cstheme="majorBidi" w:eastAsiaTheme="majorEastAsia" w:hAnsiTheme="majorHAnsi"/>
+      <w:rFonts w:asciiTheme="majorHAnsi" w:cstheme="majorBidi" w:hAnsiTheme="majorHAnsi" w:eastAsia="黑体"/>
       <w:color w:themeColor="text1" w:val="000000"/>
     </w:rPr>
     <w:tblPr>
@@ -11275,6 +11808,7 @@
     </w:tcPr>
     <w:tblStylePr w:type="firstRow">
       <w:rPr>
+        <w:rFonts w:eastAsia="黑体"/>
         <w:b/>
         <w:bCs/>
         <w:color w:themeColor="text1" w:val="000000"/>
@@ -11286,6 +11820,7 @@
     </w:tblStylePr>
     <w:tblStylePr w:type="lastRow">
       <w:rPr>
+        <w:rFonts w:eastAsia="黑体"/>
         <w:b/>
         <w:bCs/>
         <w:color w:themeColor="text1" w:val="000000"/>
@@ -11305,6 +11840,7 @@
     </w:tblStylePr>
     <w:tblStylePr w:type="firstCol">
       <w:rPr>
+        <w:rFonts w:eastAsia="黑体"/>
         <w:b/>
         <w:bCs/>
         <w:color w:themeColor="text1" w:val="000000"/>
@@ -11324,6 +11860,7 @@
     </w:tblStylePr>
     <w:tblStylePr w:type="lastCol">
       <w:rPr>
+        <w:rFonts w:eastAsia="黑体"/>
         <w:b w:val="0"/>
         <w:bCs w:val="0"/>
         <w:color w:themeColor="text1" w:val="000000"/>
@@ -11373,7 +11910,7 @@
       <w:spacing w:after="0" w:line="240" w:lineRule="auto"/>
     </w:pPr>
     <w:rPr>
-      <w:rFonts w:asciiTheme="majorHAnsi" w:cstheme="majorBidi" w:eastAsiaTheme="majorEastAsia" w:hAnsiTheme="majorHAnsi"/>
+      <w:rFonts w:asciiTheme="majorHAnsi" w:cstheme="majorBidi" w:hAnsiTheme="majorHAnsi" w:eastAsia="黑体"/>
       <w:color w:themeColor="text1" w:val="000000"/>
     </w:rPr>
     <w:tblPr>
@@ -11400,6 +11937,7 @@
     </w:tcPr>
     <w:tblStylePr w:type="firstRow">
       <w:rPr>
+        <w:rFonts w:eastAsia="黑体"/>
         <w:b/>
         <w:bCs/>
         <w:color w:themeColor="text1" w:val="000000"/>
@@ -11411,6 +11949,7 @@
     </w:tblStylePr>
     <w:tblStylePr w:type="lastRow">
       <w:rPr>
+        <w:rFonts w:eastAsia="黑体"/>
         <w:b/>
         <w:bCs/>
         <w:color w:themeColor="text1" w:val="000000"/>
@@ -11430,6 +11969,7 @@
     </w:tblStylePr>
     <w:tblStylePr w:type="firstCol">
       <w:rPr>
+        <w:rFonts w:eastAsia="黑体"/>
         <w:b/>
         <w:bCs/>
         <w:color w:themeColor="text1" w:val="000000"/>
@@ -11449,6 +11989,7 @@
     </w:tblStylePr>
     <w:tblStylePr w:type="lastCol">
       <w:rPr>
+        <w:rFonts w:eastAsia="黑体"/>
         <w:b w:val="0"/>
         <w:bCs w:val="0"/>
         <w:color w:themeColor="text1" w:val="000000"/>
@@ -11498,7 +12039,7 @@
       <w:spacing w:after="0" w:line="240" w:lineRule="auto"/>
     </w:pPr>
     <w:rPr>
-      <w:rFonts w:asciiTheme="majorHAnsi" w:cstheme="majorBidi" w:eastAsiaTheme="majorEastAsia" w:hAnsiTheme="majorHAnsi"/>
+      <w:rFonts w:asciiTheme="majorHAnsi" w:cstheme="majorBidi" w:hAnsiTheme="majorHAnsi" w:eastAsia="黑体"/>
       <w:color w:themeColor="text1" w:val="000000"/>
     </w:rPr>
     <w:tblPr>
@@ -11525,6 +12066,7 @@
     </w:tcPr>
     <w:tblStylePr w:type="firstRow">
       <w:rPr>
+        <w:rFonts w:eastAsia="黑体"/>
         <w:b/>
         <w:bCs/>
         <w:color w:themeColor="text1" w:val="000000"/>
@@ -11536,6 +12078,7 @@
     </w:tblStylePr>
     <w:tblStylePr w:type="lastRow">
       <w:rPr>
+        <w:rFonts w:eastAsia="黑体"/>
         <w:b/>
         <w:bCs/>
         <w:color w:themeColor="text1" w:val="000000"/>
@@ -11555,6 +12098,7 @@
     </w:tblStylePr>
     <w:tblStylePr w:type="firstCol">
       <w:rPr>
+        <w:rFonts w:eastAsia="黑体"/>
         <w:b/>
         <w:bCs/>
         <w:color w:themeColor="text1" w:val="000000"/>
@@ -11574,6 +12118,7 @@
     </w:tblStylePr>
     <w:tblStylePr w:type="lastCol">
       <w:rPr>
+        <w:rFonts w:eastAsia="黑体"/>
         <w:b w:val="0"/>
         <w:bCs w:val="0"/>
         <w:color w:themeColor="text1" w:val="000000"/>
@@ -11623,7 +12168,7 @@
       <w:spacing w:after="0" w:line="240" w:lineRule="auto"/>
     </w:pPr>
     <w:rPr>
-      <w:rFonts w:asciiTheme="majorHAnsi" w:cstheme="majorBidi" w:eastAsiaTheme="majorEastAsia" w:hAnsiTheme="majorHAnsi"/>
+      <w:rFonts w:asciiTheme="majorHAnsi" w:cstheme="majorBidi" w:hAnsiTheme="majorHAnsi" w:eastAsia="黑体"/>
       <w:color w:themeColor="text1" w:val="000000"/>
     </w:rPr>
     <w:tblPr>
@@ -11650,6 +12195,7 @@
     </w:tcPr>
     <w:tblStylePr w:type="firstRow">
       <w:rPr>
+        <w:rFonts w:eastAsia="黑体"/>
         <w:b/>
         <w:bCs/>
         <w:color w:themeColor="text1" w:val="000000"/>
@@ -11661,6 +12207,7 @@
     </w:tblStylePr>
     <w:tblStylePr w:type="lastRow">
       <w:rPr>
+        <w:rFonts w:eastAsia="黑体"/>
         <w:b/>
         <w:bCs/>
         <w:color w:themeColor="text1" w:val="000000"/>
@@ -11680,6 +12227,7 @@
     </w:tblStylePr>
     <w:tblStylePr w:type="firstCol">
       <w:rPr>
+        <w:rFonts w:eastAsia="黑体"/>
         <w:b/>
         <w:bCs/>
         <w:color w:themeColor="text1" w:val="000000"/>
@@ -11699,6 +12247,7 @@
     </w:tblStylePr>
     <w:tblStylePr w:type="lastCol">
       <w:rPr>
+        <w:rFonts w:eastAsia="黑体"/>
         <w:b w:val="0"/>
         <w:bCs w:val="0"/>
         <w:color w:themeColor="text1" w:val="000000"/>
@@ -11748,7 +12297,7 @@
       <w:spacing w:after="0" w:line="240" w:lineRule="auto"/>
     </w:pPr>
     <w:rPr>
-      <w:rFonts w:asciiTheme="majorHAnsi" w:cstheme="majorBidi" w:eastAsiaTheme="majorEastAsia" w:hAnsiTheme="majorHAnsi"/>
+      <w:rFonts w:asciiTheme="majorHAnsi" w:cstheme="majorBidi" w:hAnsiTheme="majorHAnsi" w:eastAsia="黑体"/>
       <w:color w:themeColor="text1" w:val="000000"/>
     </w:rPr>
     <w:tblPr>
@@ -11775,6 +12324,7 @@
     </w:tcPr>
     <w:tblStylePr w:type="firstRow">
       <w:rPr>
+        <w:rFonts w:eastAsia="黑体"/>
         <w:b/>
         <w:bCs/>
         <w:color w:themeColor="text1" w:val="000000"/>
@@ -11786,6 +12336,7 @@
     </w:tblStylePr>
     <w:tblStylePr w:type="lastRow">
       <w:rPr>
+        <w:rFonts w:eastAsia="黑体"/>
         <w:b/>
         <w:bCs/>
         <w:color w:themeColor="text1" w:val="000000"/>
@@ -11805,6 +12356,7 @@
     </w:tblStylePr>
     <w:tblStylePr w:type="firstCol">
       <w:rPr>
+        <w:rFonts w:eastAsia="黑体"/>
         <w:b/>
         <w:bCs/>
         <w:color w:themeColor="text1" w:val="000000"/>
@@ -11824,6 +12376,7 @@
     </w:tblStylePr>
     <w:tblStylePr w:type="lastCol">
       <w:rPr>
+        <w:rFonts w:eastAsia="黑体"/>
         <w:b w:val="0"/>
         <w:bCs w:val="0"/>
         <w:color w:themeColor="text1" w:val="000000"/>
@@ -11896,6 +12449,7 @@
     </w:tcPr>
     <w:tblStylePr w:type="firstRow">
       <w:rPr>
+        <w:rFonts w:eastAsia="黑体"/>
         <w:b/>
         <w:bCs/>
         <w:i w:val="0"/>
@@ -11917,6 +12471,7 @@
     </w:tblStylePr>
     <w:tblStylePr w:type="lastRow">
       <w:rPr>
+        <w:rFonts w:eastAsia="黑体"/>
         <w:b/>
         <w:bCs/>
         <w:i w:val="0"/>
@@ -11938,6 +12493,7 @@
     </w:tblStylePr>
     <w:tblStylePr w:type="firstCol">
       <w:rPr>
+        <w:rFonts w:eastAsia="黑体"/>
         <w:b/>
         <w:bCs/>
         <w:i w:val="0"/>
@@ -11957,6 +12513,7 @@
     </w:tblStylePr>
     <w:tblStylePr w:type="lastCol">
       <w:rPr>
+        <w:rFonts w:eastAsia="黑体"/>
         <w:b/>
         <w:bCs/>
         <w:i w:val="0"/>
@@ -12037,6 +12594,7 @@
     </w:tcPr>
     <w:tblStylePr w:type="firstRow">
       <w:rPr>
+        <w:rFonts w:eastAsia="黑体"/>
         <w:b/>
         <w:bCs/>
         <w:i w:val="0"/>
@@ -12058,6 +12616,7 @@
     </w:tblStylePr>
     <w:tblStylePr w:type="lastRow">
       <w:rPr>
+        <w:rFonts w:eastAsia="黑体"/>
         <w:b/>
         <w:bCs/>
         <w:i w:val="0"/>
@@ -12079,6 +12638,7 @@
     </w:tblStylePr>
     <w:tblStylePr w:type="firstCol">
       <w:rPr>
+        <w:rFonts w:eastAsia="黑体"/>
         <w:b/>
         <w:bCs/>
         <w:i w:val="0"/>
@@ -12098,6 +12658,7 @@
     </w:tblStylePr>
     <w:tblStylePr w:type="lastCol">
       <w:rPr>
+        <w:rFonts w:eastAsia="黑体"/>
         <w:b/>
         <w:bCs/>
         <w:i w:val="0"/>
@@ -12178,6 +12739,7 @@
     </w:tcPr>
     <w:tblStylePr w:type="firstRow">
       <w:rPr>
+        <w:rFonts w:eastAsia="黑体"/>
         <w:b/>
         <w:bCs/>
         <w:i w:val="0"/>
@@ -12199,6 +12761,7 @@
     </w:tblStylePr>
     <w:tblStylePr w:type="lastRow">
       <w:rPr>
+        <w:rFonts w:eastAsia="黑体"/>
         <w:b/>
         <w:bCs/>
         <w:i w:val="0"/>
@@ -12220,6 +12783,7 @@
     </w:tblStylePr>
     <w:tblStylePr w:type="firstCol">
       <w:rPr>
+        <w:rFonts w:eastAsia="黑体"/>
         <w:b/>
         <w:bCs/>
         <w:i w:val="0"/>
@@ -12239,6 +12803,7 @@
     </w:tblStylePr>
     <w:tblStylePr w:type="lastCol">
       <w:rPr>
+        <w:rFonts w:eastAsia="黑体"/>
         <w:b/>
         <w:bCs/>
         <w:i w:val="0"/>
@@ -12319,6 +12884,7 @@
     </w:tcPr>
     <w:tblStylePr w:type="firstRow">
       <w:rPr>
+        <w:rFonts w:eastAsia="黑体"/>
         <w:b/>
         <w:bCs/>
         <w:i w:val="0"/>
@@ -12340,6 +12906,7 @@
     </w:tblStylePr>
     <w:tblStylePr w:type="lastRow">
       <w:rPr>
+        <w:rFonts w:eastAsia="黑体"/>
         <w:b/>
         <w:bCs/>
         <w:i w:val="0"/>
@@ -12361,6 +12928,7 @@
     </w:tblStylePr>
     <w:tblStylePr w:type="firstCol">
       <w:rPr>
+        <w:rFonts w:eastAsia="黑体"/>
         <w:b/>
         <w:bCs/>
         <w:i w:val="0"/>
@@ -12380,6 +12948,7 @@
     </w:tblStylePr>
     <w:tblStylePr w:type="lastCol">
       <w:rPr>
+        <w:rFonts w:eastAsia="黑体"/>
         <w:b/>
         <w:bCs/>
         <w:i w:val="0"/>
@@ -12460,6 +13029,7 @@
     </w:tcPr>
     <w:tblStylePr w:type="firstRow">
       <w:rPr>
+        <w:rFonts w:eastAsia="黑体"/>
         <w:b/>
         <w:bCs/>
         <w:i w:val="0"/>
@@ -12481,6 +13051,7 @@
     </w:tblStylePr>
     <w:tblStylePr w:type="lastRow">
       <w:rPr>
+        <w:rFonts w:eastAsia="黑体"/>
         <w:b/>
         <w:bCs/>
         <w:i w:val="0"/>
@@ -12502,6 +13073,7 @@
     </w:tblStylePr>
     <w:tblStylePr w:type="firstCol">
       <w:rPr>
+        <w:rFonts w:eastAsia="黑体"/>
         <w:b/>
         <w:bCs/>
         <w:i w:val="0"/>
@@ -12521,6 +13093,7 @@
     </w:tblStylePr>
     <w:tblStylePr w:type="lastCol">
       <w:rPr>
+        <w:rFonts w:eastAsia="黑体"/>
         <w:b/>
         <w:bCs/>
         <w:i w:val="0"/>
@@ -12601,6 +13174,7 @@
     </w:tcPr>
     <w:tblStylePr w:type="firstRow">
       <w:rPr>
+        <w:rFonts w:eastAsia="黑体"/>
         <w:b/>
         <w:bCs/>
         <w:i w:val="0"/>
@@ -12622,6 +13196,7 @@
     </w:tblStylePr>
     <w:tblStylePr w:type="lastRow">
       <w:rPr>
+        <w:rFonts w:eastAsia="黑体"/>
         <w:b/>
         <w:bCs/>
         <w:i w:val="0"/>
@@ -12643,6 +13218,7 @@
     </w:tblStylePr>
     <w:tblStylePr w:type="firstCol">
       <w:rPr>
+        <w:rFonts w:eastAsia="黑体"/>
         <w:b/>
         <w:bCs/>
         <w:i w:val="0"/>
@@ -12662,6 +13238,7 @@
     </w:tblStylePr>
     <w:tblStylePr w:type="lastCol">
       <w:rPr>
+        <w:rFonts w:eastAsia="黑体"/>
         <w:b/>
         <w:bCs/>
         <w:i w:val="0"/>
@@ -12742,6 +13319,7 @@
     </w:tcPr>
     <w:tblStylePr w:type="firstRow">
       <w:rPr>
+        <w:rFonts w:eastAsia="黑体"/>
         <w:b/>
         <w:bCs/>
         <w:i w:val="0"/>
@@ -12763,6 +13341,7 @@
     </w:tblStylePr>
     <w:tblStylePr w:type="lastRow">
       <w:rPr>
+        <w:rFonts w:eastAsia="黑体"/>
         <w:b/>
         <w:bCs/>
         <w:i w:val="0"/>
@@ -12784,6 +13363,7 @@
     </w:tblStylePr>
     <w:tblStylePr w:type="firstCol">
       <w:rPr>
+        <w:rFonts w:eastAsia="黑体"/>
         <w:b/>
         <w:bCs/>
         <w:i w:val="0"/>
@@ -12803,6 +13383,7 @@
     </w:tblStylePr>
     <w:tblStylePr w:type="lastCol">
       <w:rPr>
+        <w:rFonts w:eastAsia="黑体"/>
         <w:b/>
         <w:bCs/>
         <w:i w:val="0"/>
@@ -12860,6 +13441,7 @@
       <w:spacing w:after="0" w:line="240" w:lineRule="auto"/>
     </w:pPr>
     <w:rPr>
+      <w:rFonts w:eastAsia="黑体"/>
       <w:color w:themeColor="background1" w:val="FFFFFF"/>
     </w:rPr>
     <w:tblPr>
@@ -12878,6 +13460,7 @@
     </w:tcPr>
     <w:tblStylePr w:type="firstRow">
       <w:rPr>
+        <w:rFonts w:eastAsia="黑体"/>
         <w:b/>
         <w:bCs/>
       </w:rPr>
@@ -12974,6 +13557,7 @@
       <w:spacing w:after="0" w:line="240" w:lineRule="auto"/>
     </w:pPr>
     <w:rPr>
+      <w:rFonts w:eastAsia="黑体"/>
       <w:color w:themeColor="background1" w:val="FFFFFF"/>
     </w:rPr>
     <w:tblPr>
@@ -12992,6 +13576,7 @@
     </w:tcPr>
     <w:tblStylePr w:type="firstRow">
       <w:rPr>
+        <w:rFonts w:eastAsia="黑体"/>
         <w:b/>
         <w:bCs/>
       </w:rPr>
@@ -13088,6 +13673,7 @@
       <w:spacing w:after="0" w:line="240" w:lineRule="auto"/>
     </w:pPr>
     <w:rPr>
+      <w:rFonts w:eastAsia="黑体"/>
       <w:color w:themeColor="background1" w:val="FFFFFF"/>
     </w:rPr>
     <w:tblPr>
@@ -13106,6 +13692,7 @@
     </w:tcPr>
     <w:tblStylePr w:type="firstRow">
       <w:rPr>
+        <w:rFonts w:eastAsia="黑体"/>
         <w:b/>
         <w:bCs/>
       </w:rPr>
@@ -13202,6 +13789,7 @@
       <w:spacing w:after="0" w:line="240" w:lineRule="auto"/>
     </w:pPr>
     <w:rPr>
+      <w:rFonts w:eastAsia="黑体"/>
       <w:color w:themeColor="background1" w:val="FFFFFF"/>
     </w:rPr>
     <w:tblPr>
@@ -13220,6 +13808,7 @@
     </w:tcPr>
     <w:tblStylePr w:type="firstRow">
       <w:rPr>
+        <w:rFonts w:eastAsia="黑体"/>
         <w:b/>
         <w:bCs/>
       </w:rPr>
@@ -13316,6 +13905,7 @@
       <w:spacing w:after="0" w:line="240" w:lineRule="auto"/>
     </w:pPr>
     <w:rPr>
+      <w:rFonts w:eastAsia="黑体"/>
       <w:color w:themeColor="background1" w:val="FFFFFF"/>
     </w:rPr>
     <w:tblPr>
@@ -13334,6 +13924,7 @@
     </w:tcPr>
     <w:tblStylePr w:type="firstRow">
       <w:rPr>
+        <w:rFonts w:eastAsia="黑体"/>
         <w:b/>
         <w:bCs/>
       </w:rPr>
@@ -13430,6 +14021,7 @@
       <w:spacing w:after="0" w:line="240" w:lineRule="auto"/>
     </w:pPr>
     <w:rPr>
+      <w:rFonts w:eastAsia="黑体"/>
       <w:color w:themeColor="background1" w:val="FFFFFF"/>
     </w:rPr>
     <w:tblPr>
@@ -13448,6 +14040,7 @@
     </w:tcPr>
     <w:tblStylePr w:type="firstRow">
       <w:rPr>
+        <w:rFonts w:eastAsia="黑体"/>
         <w:b/>
         <w:bCs/>
       </w:rPr>
@@ -13544,6 +14137,7 @@
       <w:spacing w:after="0" w:line="240" w:lineRule="auto"/>
     </w:pPr>
     <w:rPr>
+      <w:rFonts w:eastAsia="黑体"/>
       <w:color w:themeColor="background1" w:val="FFFFFF"/>
     </w:rPr>
     <w:tblPr>
@@ -13562,6 +14156,7 @@
     </w:tcPr>
     <w:tblStylePr w:type="firstRow">
       <w:rPr>
+        <w:rFonts w:eastAsia="黑体"/>
         <w:b/>
         <w:bCs/>
       </w:rPr>
@@ -13658,6 +14253,7 @@
       <w:spacing w:after="0" w:line="240" w:lineRule="auto"/>
     </w:pPr>
     <w:rPr>
+      <w:rFonts w:eastAsia="黑体"/>
       <w:color w:themeColor="text1" w:val="000000"/>
     </w:rPr>
     <w:tblPr>
@@ -13684,6 +14280,7 @@
     </w:tcPr>
     <w:tblStylePr w:type="firstRow">
       <w:rPr>
+        <w:rFonts w:eastAsia="黑体"/>
         <w:b/>
         <w:bCs/>
       </w:rPr>
@@ -13702,6 +14299,7 @@
     </w:tblStylePr>
     <w:tblStylePr w:type="lastRow">
       <w:rPr>
+        <w:rFonts w:eastAsia="黑体"/>
         <w:b/>
         <w:bCs/>
         <w:color w:themeColor="background1" w:val="FFFFFF"/>
@@ -13716,6 +14314,7 @@
     </w:tblStylePr>
     <w:tblStylePr w:type="firstCol">
       <w:rPr>
+        <w:rFonts w:eastAsia="黑体"/>
         <w:color w:themeColor="background1" w:val="FFFFFF"/>
       </w:rPr>
       <w:tblPr/>
@@ -13733,6 +14332,7 @@
     </w:tblStylePr>
     <w:tblStylePr w:type="lastCol">
       <w:rPr>
+        <w:rFonts w:eastAsia="黑体"/>
         <w:color w:themeColor="background1" w:val="FFFFFF"/>
       </w:rPr>
       <w:tblPr/>
@@ -13762,11 +14362,13 @@
     </w:tblStylePr>
     <w:tblStylePr w:type="neCell">
       <w:rPr>
+        <w:rFonts w:eastAsia="黑体"/>
         <w:color w:themeColor="text1" w:val="000000"/>
       </w:rPr>
     </w:tblStylePr>
     <w:tblStylePr w:type="nwCell">
       <w:rPr>
+        <w:rFonts w:eastAsia="黑体"/>
         <w:color w:themeColor="text1" w:val="000000"/>
       </w:rPr>
     </w:tblStylePr>
@@ -13780,6 +14382,7 @@
       <w:spacing w:after="0" w:line="240" w:lineRule="auto"/>
     </w:pPr>
     <w:rPr>
+      <w:rFonts w:eastAsia="黑体"/>
       <w:color w:themeColor="text1" w:val="000000"/>
     </w:rPr>
     <w:tblPr>
@@ -13806,6 +14409,7 @@
     </w:tcPr>
     <w:tblStylePr w:type="firstRow">
       <w:rPr>
+        <w:rFonts w:eastAsia="黑体"/>
         <w:b/>
         <w:bCs/>
       </w:rPr>
@@ -13824,6 +14428,7 @@
     </w:tblStylePr>
     <w:tblStylePr w:type="lastRow">
       <w:rPr>
+        <w:rFonts w:eastAsia="黑体"/>
         <w:b/>
         <w:bCs/>
         <w:color w:themeColor="background1" w:val="FFFFFF"/>
@@ -13838,6 +14443,7 @@
     </w:tblStylePr>
     <w:tblStylePr w:type="firstCol">
       <w:rPr>
+        <w:rFonts w:eastAsia="黑体"/>
         <w:color w:themeColor="background1" w:val="FFFFFF"/>
       </w:rPr>
       <w:tblPr/>
@@ -13855,6 +14461,7 @@
     </w:tblStylePr>
     <w:tblStylePr w:type="lastCol">
       <w:rPr>
+        <w:rFonts w:eastAsia="黑体"/>
         <w:color w:themeColor="background1" w:val="FFFFFF"/>
       </w:rPr>
       <w:tblPr/>
@@ -13884,11 +14491,13 @@
     </w:tblStylePr>
     <w:tblStylePr w:type="neCell">
       <w:rPr>
+        <w:rFonts w:eastAsia="黑体"/>
         <w:color w:themeColor="text1" w:val="000000"/>
       </w:rPr>
     </w:tblStylePr>
     <w:tblStylePr w:type="nwCell">
       <w:rPr>
+        <w:rFonts w:eastAsia="黑体"/>
         <w:color w:themeColor="text1" w:val="000000"/>
       </w:rPr>
     </w:tblStylePr>
@@ -13902,6 +14511,7 @@
       <w:spacing w:after="0" w:line="240" w:lineRule="auto"/>
     </w:pPr>
     <w:rPr>
+      <w:rFonts w:eastAsia="黑体"/>
       <w:color w:themeColor="text1" w:val="000000"/>
     </w:rPr>
     <w:tblPr>
@@ -13928,6 +14538,7 @@
     </w:tcPr>
     <w:tblStylePr w:type="firstRow">
       <w:rPr>
+        <w:rFonts w:eastAsia="黑体"/>
         <w:b/>
         <w:bCs/>
       </w:rPr>
@@ -13946,6 +14557,7 @@
     </w:tblStylePr>
     <w:tblStylePr w:type="lastRow">
       <w:rPr>
+        <w:rFonts w:eastAsia="黑体"/>
         <w:b/>
         <w:bCs/>
         <w:color w:themeColor="background1" w:val="FFFFFF"/>
@@ -13960,6 +14572,7 @@
     </w:tblStylePr>
     <w:tblStylePr w:type="firstCol">
       <w:rPr>
+        <w:rFonts w:eastAsia="黑体"/>
         <w:color w:themeColor="background1" w:val="FFFFFF"/>
       </w:rPr>
       <w:tblPr/>
@@ -13977,6 +14590,7 @@
     </w:tblStylePr>
     <w:tblStylePr w:type="lastCol">
       <w:rPr>
+        <w:rFonts w:eastAsia="黑体"/>
         <w:color w:themeColor="background1" w:val="FFFFFF"/>
       </w:rPr>
       <w:tblPr/>
@@ -14006,11 +14620,13 @@
     </w:tblStylePr>
     <w:tblStylePr w:type="neCell">
       <w:rPr>
+        <w:rFonts w:eastAsia="黑体"/>
         <w:color w:themeColor="text1" w:val="000000"/>
       </w:rPr>
     </w:tblStylePr>
     <w:tblStylePr w:type="nwCell">
       <w:rPr>
+        <w:rFonts w:eastAsia="黑体"/>
         <w:color w:themeColor="text1" w:val="000000"/>
       </w:rPr>
     </w:tblStylePr>
@@ -14024,6 +14640,7 @@
       <w:spacing w:after="0" w:line="240" w:lineRule="auto"/>
     </w:pPr>
     <w:rPr>
+      <w:rFonts w:eastAsia="黑体"/>
       <w:color w:themeColor="text1" w:val="000000"/>
     </w:rPr>
     <w:tblPr>
@@ -14050,6 +14667,7 @@
     </w:tcPr>
     <w:tblStylePr w:type="firstRow">
       <w:rPr>
+        <w:rFonts w:eastAsia="黑体"/>
         <w:b/>
         <w:bCs/>
       </w:rPr>
@@ -14068,6 +14686,7 @@
     </w:tblStylePr>
     <w:tblStylePr w:type="lastRow">
       <w:rPr>
+        <w:rFonts w:eastAsia="黑体"/>
         <w:b/>
         <w:bCs/>
         <w:color w:themeColor="background1" w:val="FFFFFF"/>
@@ -14082,6 +14701,7 @@
     </w:tblStylePr>
     <w:tblStylePr w:type="firstCol">
       <w:rPr>
+        <w:rFonts w:eastAsia="黑体"/>
         <w:color w:themeColor="background1" w:val="FFFFFF"/>
       </w:rPr>
       <w:tblPr/>
@@ -14099,6 +14719,7 @@
     </w:tblStylePr>
     <w:tblStylePr w:type="lastCol">
       <w:rPr>
+        <w:rFonts w:eastAsia="黑体"/>
         <w:color w:themeColor="background1" w:val="FFFFFF"/>
       </w:rPr>
       <w:tblPr/>
@@ -14136,6 +14757,7 @@
       <w:spacing w:after="0" w:line="240" w:lineRule="auto"/>
     </w:pPr>
     <w:rPr>
+      <w:rFonts w:eastAsia="黑体"/>
       <w:color w:themeColor="text1" w:val="000000"/>
     </w:rPr>
     <w:tblPr>
@@ -14162,6 +14784,7 @@
     </w:tcPr>
     <w:tblStylePr w:type="firstRow">
       <w:rPr>
+        <w:rFonts w:eastAsia="黑体"/>
         <w:b/>
         <w:bCs/>
       </w:rPr>
@@ -14180,6 +14803,7 @@
     </w:tblStylePr>
     <w:tblStylePr w:type="lastRow">
       <w:rPr>
+        <w:rFonts w:eastAsia="黑体"/>
         <w:b/>
         <w:bCs/>
         <w:color w:themeColor="background1" w:val="FFFFFF"/>
@@ -14194,6 +14818,7 @@
     </w:tblStylePr>
     <w:tblStylePr w:type="firstCol">
       <w:rPr>
+        <w:rFonts w:eastAsia="黑体"/>
         <w:color w:themeColor="background1" w:val="FFFFFF"/>
       </w:rPr>
       <w:tblPr/>
@@ -14211,6 +14836,7 @@
     </w:tblStylePr>
     <w:tblStylePr w:type="lastCol">
       <w:rPr>
+        <w:rFonts w:eastAsia="黑体"/>
         <w:color w:themeColor="background1" w:val="FFFFFF"/>
       </w:rPr>
       <w:tblPr/>
@@ -14240,11 +14866,13 @@
     </w:tblStylePr>
     <w:tblStylePr w:type="neCell">
       <w:rPr>
+        <w:rFonts w:eastAsia="黑体"/>
         <w:color w:themeColor="text1" w:val="000000"/>
       </w:rPr>
     </w:tblStylePr>
     <w:tblStylePr w:type="nwCell">
       <w:rPr>
+        <w:rFonts w:eastAsia="黑体"/>
         <w:color w:themeColor="text1" w:val="000000"/>
       </w:rPr>
     </w:tblStylePr>
@@ -14258,6 +14886,7 @@
       <w:spacing w:after="0" w:line="240" w:lineRule="auto"/>
     </w:pPr>
     <w:rPr>
+      <w:rFonts w:eastAsia="黑体"/>
       <w:color w:themeColor="text1" w:val="000000"/>
     </w:rPr>
     <w:tblPr>
@@ -14284,6 +14913,7 @@
     </w:tcPr>
     <w:tblStylePr w:type="firstRow">
       <w:rPr>
+        <w:rFonts w:eastAsia="黑体"/>
         <w:b/>
         <w:bCs/>
       </w:rPr>
@@ -14302,6 +14932,7 @@
     </w:tblStylePr>
     <w:tblStylePr w:type="lastRow">
       <w:rPr>
+        <w:rFonts w:eastAsia="黑体"/>
         <w:b/>
         <w:bCs/>
         <w:color w:themeColor="background1" w:val="FFFFFF"/>
@@ -14316,6 +14947,7 @@
     </w:tblStylePr>
     <w:tblStylePr w:type="firstCol">
       <w:rPr>
+        <w:rFonts w:eastAsia="黑体"/>
         <w:color w:themeColor="background1" w:val="FFFFFF"/>
       </w:rPr>
       <w:tblPr/>
@@ -14333,6 +14965,7 @@
     </w:tblStylePr>
     <w:tblStylePr w:type="lastCol">
       <w:rPr>
+        <w:rFonts w:eastAsia="黑体"/>
         <w:color w:themeColor="background1" w:val="FFFFFF"/>
       </w:rPr>
       <w:tblPr/>
@@ -14362,11 +14995,13 @@
     </w:tblStylePr>
     <w:tblStylePr w:type="neCell">
       <w:rPr>
+        <w:rFonts w:eastAsia="黑体"/>
         <w:color w:themeColor="text1" w:val="000000"/>
       </w:rPr>
     </w:tblStylePr>
     <w:tblStylePr w:type="nwCell">
       <w:rPr>
+        <w:rFonts w:eastAsia="黑体"/>
         <w:color w:themeColor="text1" w:val="000000"/>
       </w:rPr>
     </w:tblStylePr>
@@ -14380,6 +15015,7 @@
       <w:spacing w:after="0" w:line="240" w:lineRule="auto"/>
     </w:pPr>
     <w:rPr>
+      <w:rFonts w:eastAsia="黑体"/>
       <w:color w:themeColor="text1" w:val="000000"/>
     </w:rPr>
     <w:tblPr>
@@ -14406,6 +15042,7 @@
     </w:tcPr>
     <w:tblStylePr w:type="firstRow">
       <w:rPr>
+        <w:rFonts w:eastAsia="黑体"/>
         <w:b/>
         <w:bCs/>
       </w:rPr>
@@ -14424,6 +15061,7 @@
     </w:tblStylePr>
     <w:tblStylePr w:type="lastRow">
       <w:rPr>
+        <w:rFonts w:eastAsia="黑体"/>
         <w:b/>
         <w:bCs/>
         <w:color w:themeColor="background1" w:val="FFFFFF"/>
@@ -14438,6 +15076,7 @@
     </w:tblStylePr>
     <w:tblStylePr w:type="firstCol">
       <w:rPr>
+        <w:rFonts w:eastAsia="黑体"/>
         <w:color w:themeColor="background1" w:val="FFFFFF"/>
       </w:rPr>
       <w:tblPr/>
@@ -14455,6 +15094,7 @@
     </w:tblStylePr>
     <w:tblStylePr w:type="lastCol">
       <w:rPr>
+        <w:rFonts w:eastAsia="黑体"/>
         <w:color w:themeColor="background1" w:val="FFFFFF"/>
       </w:rPr>
       <w:tblPr/>
@@ -14484,11 +15124,13 @@
     </w:tblStylePr>
     <w:tblStylePr w:type="neCell">
       <w:rPr>
+        <w:rFonts w:eastAsia="黑体"/>
         <w:color w:themeColor="text1" w:val="000000"/>
       </w:rPr>
     </w:tblStylePr>
     <w:tblStylePr w:type="nwCell">
       <w:rPr>
+        <w:rFonts w:eastAsia="黑体"/>
         <w:color w:themeColor="text1" w:val="000000"/>
       </w:rPr>
     </w:tblStylePr>
@@ -14502,6 +15144,7 @@
       <w:spacing w:after="0" w:line="240" w:lineRule="auto"/>
     </w:pPr>
     <w:rPr>
+      <w:rFonts w:eastAsia="黑体"/>
       <w:color w:themeColor="text1" w:val="000000"/>
     </w:rPr>
     <w:tblPr>
@@ -14520,6 +15163,7 @@
     </w:tcPr>
     <w:tblStylePr w:type="firstRow">
       <w:rPr>
+        <w:rFonts w:eastAsia="黑体"/>
         <w:b/>
         <w:bCs/>
         <w:color w:themeColor="background1" w:val="FFFFFF"/>
@@ -14534,6 +15178,7 @@
     </w:tblStylePr>
     <w:tblStylePr w:type="lastRow">
       <w:rPr>
+        <w:rFonts w:eastAsia="黑体"/>
         <w:b/>
         <w:bCs/>
         <w:color w:themeColor="accent2" w:themeShade="CC" w:val="9E3A38"/>
@@ -14548,12 +15193,14 @@
     </w:tblStylePr>
     <w:tblStylePr w:type="firstCol">
       <w:rPr>
+        <w:rFonts w:eastAsia="黑体"/>
         <w:b/>
         <w:bCs/>
       </w:rPr>
     </w:tblStylePr>
     <w:tblStylePr w:type="lastCol">
       <w:rPr>
+        <w:rFonts w:eastAsia="黑体"/>
         <w:b/>
         <w:bCs/>
       </w:rPr>
@@ -14588,6 +15235,7 @@
       <w:spacing w:after="0" w:line="240" w:lineRule="auto"/>
     </w:pPr>
     <w:rPr>
+      <w:rFonts w:eastAsia="黑体"/>
       <w:color w:themeColor="text1" w:val="000000"/>
     </w:rPr>
     <w:tblPr>
@@ -14606,6 +15254,7 @@
     </w:tcPr>
     <w:tblStylePr w:type="firstRow">
       <w:rPr>
+        <w:rFonts w:eastAsia="黑体"/>
         <w:b/>
         <w:bCs/>
         <w:color w:themeColor="background1" w:val="FFFFFF"/>
@@ -14620,6 +15269,7 @@
     </w:tblStylePr>
     <w:tblStylePr w:type="lastRow">
       <w:rPr>
+        <w:rFonts w:eastAsia="黑体"/>
         <w:b/>
         <w:bCs/>
         <w:color w:themeColor="accent2" w:themeShade="CC" w:val="9E3A38"/>
@@ -14634,12 +15284,14 @@
     </w:tblStylePr>
     <w:tblStylePr w:type="firstCol">
       <w:rPr>
+        <w:rFonts w:eastAsia="黑体"/>
         <w:b/>
         <w:bCs/>
       </w:rPr>
     </w:tblStylePr>
     <w:tblStylePr w:type="lastCol">
       <w:rPr>
+        <w:rFonts w:eastAsia="黑体"/>
         <w:b/>
         <w:bCs/>
       </w:rPr>
@@ -14674,6 +15326,7 @@
       <w:spacing w:after="0" w:line="240" w:lineRule="auto"/>
     </w:pPr>
     <w:rPr>
+      <w:rFonts w:eastAsia="黑体"/>
       <w:color w:themeColor="text1" w:val="000000"/>
     </w:rPr>
     <w:tblPr>
@@ -14692,6 +15345,7 @@
     </w:tcPr>
     <w:tblStylePr w:type="firstRow">
       <w:rPr>
+        <w:rFonts w:eastAsia="黑体"/>
         <w:b/>
         <w:bCs/>
         <w:color w:themeColor="background1" w:val="FFFFFF"/>
@@ -14706,6 +15360,7 @@
     </w:tblStylePr>
     <w:tblStylePr w:type="lastRow">
       <w:rPr>
+        <w:rFonts w:eastAsia="黑体"/>
         <w:b/>
         <w:bCs/>
         <w:color w:themeColor="accent2" w:themeShade="CC" w:val="9E3A38"/>
@@ -14720,12 +15375,14 @@
     </w:tblStylePr>
     <w:tblStylePr w:type="firstCol">
       <w:rPr>
+        <w:rFonts w:eastAsia="黑体"/>
         <w:b/>
         <w:bCs/>
       </w:rPr>
     </w:tblStylePr>
     <w:tblStylePr w:type="lastCol">
       <w:rPr>
+        <w:rFonts w:eastAsia="黑体"/>
         <w:b/>
         <w:bCs/>
       </w:rPr>
@@ -14760,6 +15417,7 @@
       <w:spacing w:after="0" w:line="240" w:lineRule="auto"/>
     </w:pPr>
     <w:rPr>
+      <w:rFonts w:eastAsia="黑体"/>
       <w:color w:themeColor="text1" w:val="000000"/>
     </w:rPr>
     <w:tblPr>
@@ -14778,6 +15436,7 @@
     </w:tcPr>
     <w:tblStylePr w:type="firstRow">
       <w:rPr>
+        <w:rFonts w:eastAsia="黑体"/>
         <w:b/>
         <w:bCs/>
         <w:color w:themeColor="background1" w:val="FFFFFF"/>
@@ -14792,6 +15451,7 @@
     </w:tblStylePr>
     <w:tblStylePr w:type="lastRow">
       <w:rPr>
+        <w:rFonts w:eastAsia="黑体"/>
         <w:b/>
         <w:bCs/>
         <w:color w:themeColor="accent4" w:themeShade="CC" w:val="664E82"/>
@@ -14806,12 +15466,14 @@
     </w:tblStylePr>
     <w:tblStylePr w:type="firstCol">
       <w:rPr>
+        <w:rFonts w:eastAsia="黑体"/>
         <w:b/>
         <w:bCs/>
       </w:rPr>
     </w:tblStylePr>
     <w:tblStylePr w:type="lastCol">
       <w:rPr>
+        <w:rFonts w:eastAsia="黑体"/>
         <w:b/>
         <w:bCs/>
       </w:rPr>
@@ -14846,6 +15508,7 @@
       <w:spacing w:after="0" w:line="240" w:lineRule="auto"/>
     </w:pPr>
     <w:rPr>
+      <w:rFonts w:eastAsia="黑体"/>
       <w:color w:themeColor="text1" w:val="000000"/>
     </w:rPr>
     <w:tblPr>
@@ -14864,6 +15527,7 @@
     </w:tcPr>
     <w:tblStylePr w:type="firstRow">
       <w:rPr>
+        <w:rFonts w:eastAsia="黑体"/>
         <w:b/>
         <w:bCs/>
         <w:color w:themeColor="background1" w:val="FFFFFF"/>
@@ -14878,6 +15542,7 @@
     </w:tblStylePr>
     <w:tblStylePr w:type="lastRow">
       <w:rPr>
+        <w:rFonts w:eastAsia="黑体"/>
         <w:b/>
         <w:bCs/>
         <w:color w:themeColor="accent3" w:themeShade="CC" w:val="7E9C40"/>
@@ -14892,12 +15557,14 @@
     </w:tblStylePr>
     <w:tblStylePr w:type="firstCol">
       <w:rPr>
+        <w:rFonts w:eastAsia="黑体"/>
         <w:b/>
         <w:bCs/>
       </w:rPr>
     </w:tblStylePr>
     <w:tblStylePr w:type="lastCol">
       <w:rPr>
+        <w:rFonts w:eastAsia="黑体"/>
         <w:b/>
         <w:bCs/>
       </w:rPr>
@@ -14932,6 +15599,7 @@
       <w:spacing w:after="0" w:line="240" w:lineRule="auto"/>
     </w:pPr>
     <w:rPr>
+      <w:rFonts w:eastAsia="黑体"/>
       <w:color w:themeColor="text1" w:val="000000"/>
     </w:rPr>
     <w:tblPr>
@@ -14950,6 +15618,7 @@
     </w:tcPr>
     <w:tblStylePr w:type="firstRow">
       <w:rPr>
+        <w:rFonts w:eastAsia="黑体"/>
         <w:b/>
         <w:bCs/>
         <w:color w:themeColor="background1" w:val="FFFFFF"/>
@@ -14964,6 +15633,7 @@
     </w:tblStylePr>
     <w:tblStylePr w:type="lastRow">
       <w:rPr>
+        <w:rFonts w:eastAsia="黑体"/>
         <w:b/>
         <w:bCs/>
         <w:color w:themeColor="accent6" w:themeShade="CC" w:val="F2730A"/>
@@ -14978,12 +15648,14 @@
     </w:tblStylePr>
     <w:tblStylePr w:type="firstCol">
       <w:rPr>
+        <w:rFonts w:eastAsia="黑体"/>
         <w:b/>
         <w:bCs/>
       </w:rPr>
     </w:tblStylePr>
     <w:tblStylePr w:type="lastCol">
       <w:rPr>
+        <w:rFonts w:eastAsia="黑体"/>
         <w:b/>
         <w:bCs/>
       </w:rPr>
@@ -15018,6 +15690,7 @@
       <w:spacing w:after="0" w:line="240" w:lineRule="auto"/>
     </w:pPr>
     <w:rPr>
+      <w:rFonts w:eastAsia="黑体"/>
       <w:color w:themeColor="text1" w:val="000000"/>
     </w:rPr>
     <w:tblPr>
@@ -15036,6 +15709,7 @@
     </w:tcPr>
     <w:tblStylePr w:type="firstRow">
       <w:rPr>
+        <w:rFonts w:eastAsia="黑体"/>
         <w:b/>
         <w:bCs/>
         <w:color w:themeColor="background1" w:val="FFFFFF"/>
@@ -15050,6 +15724,7 @@
     </w:tblStylePr>
     <w:tblStylePr w:type="lastRow">
       <w:rPr>
+        <w:rFonts w:eastAsia="黑体"/>
         <w:b/>
         <w:bCs/>
         <w:color w:themeColor="accent5" w:themeShade="CC" w:val="348DA5"/>
@@ -15064,12 +15739,14 @@
     </w:tblStylePr>
     <w:tblStylePr w:type="firstCol">
       <w:rPr>
+        <w:rFonts w:eastAsia="黑体"/>
         <w:b/>
         <w:bCs/>
       </w:rPr>
     </w:tblStylePr>
     <w:tblStylePr w:type="lastCol">
       <w:rPr>
+        <w:rFonts w:eastAsia="黑体"/>
         <w:b/>
         <w:bCs/>
       </w:rPr>
@@ -15104,6 +15781,7 @@
       <w:spacing w:after="0" w:line="240" w:lineRule="auto"/>
     </w:pPr>
     <w:rPr>
+      <w:rFonts w:eastAsia="黑体"/>
       <w:color w:themeColor="text1" w:val="000000"/>
     </w:rPr>
     <w:tblPr>
@@ -15125,6 +15803,7 @@
     </w:tcPr>
     <w:tblStylePr w:type="firstRow">
       <w:rPr>
+        <w:rFonts w:eastAsia="黑体"/>
         <w:b/>
         <w:bCs/>
       </w:rPr>
@@ -15135,6 +15814,7 @@
     </w:tblStylePr>
     <w:tblStylePr w:type="lastRow">
       <w:rPr>
+        <w:rFonts w:eastAsia="黑体"/>
         <w:b/>
         <w:bCs/>
         <w:color w:themeColor="text1" w:val="000000"/>
@@ -15146,6 +15826,7 @@
     </w:tblStylePr>
     <w:tblStylePr w:type="firstCol">
       <w:rPr>
+        <w:rFonts w:eastAsia="黑体"/>
         <w:color w:themeColor="background1" w:val="FFFFFF"/>
       </w:rPr>
       <w:tblPr/>
@@ -15155,6 +15836,7 @@
     </w:tblStylePr>
     <w:tblStylePr w:type="lastCol">
       <w:rPr>
+        <w:rFonts w:eastAsia="黑体"/>
         <w:color w:themeColor="background1" w:val="FFFFFF"/>
       </w:rPr>
       <w:tblPr/>
@@ -15184,6 +15866,7 @@
       <w:spacing w:after="0" w:line="240" w:lineRule="auto"/>
     </w:pPr>
     <w:rPr>
+      <w:rFonts w:eastAsia="黑体"/>
       <w:color w:themeColor="text1" w:val="000000"/>
     </w:rPr>
     <w:tblPr>
@@ -15205,6 +15888,7 @@
     </w:tcPr>
     <w:tblStylePr w:type="firstRow">
       <w:rPr>
+        <w:rFonts w:eastAsia="黑体"/>
         <w:b/>
         <w:bCs/>
       </w:rPr>
@@ -15215,6 +15899,7 @@
     </w:tblStylePr>
     <w:tblStylePr w:type="lastRow">
       <w:rPr>
+        <w:rFonts w:eastAsia="黑体"/>
         <w:b/>
         <w:bCs/>
         <w:color w:themeColor="text1" w:val="000000"/>
@@ -15226,6 +15911,7 @@
     </w:tblStylePr>
     <w:tblStylePr w:type="firstCol">
       <w:rPr>
+        <w:rFonts w:eastAsia="黑体"/>
         <w:color w:themeColor="background1" w:val="FFFFFF"/>
       </w:rPr>
       <w:tblPr/>
@@ -15235,6 +15921,7 @@
     </w:tblStylePr>
     <w:tblStylePr w:type="lastCol">
       <w:rPr>
+        <w:rFonts w:eastAsia="黑体"/>
         <w:color w:themeColor="background1" w:val="FFFFFF"/>
       </w:rPr>
       <w:tblPr/>
@@ -15264,6 +15951,7 @@
       <w:spacing w:after="0" w:line="240" w:lineRule="auto"/>
     </w:pPr>
     <w:rPr>
+      <w:rFonts w:eastAsia="黑体"/>
       <w:color w:themeColor="text1" w:val="000000"/>
     </w:rPr>
     <w:tblPr>
@@ -15285,6 +15973,7 @@
     </w:tcPr>
     <w:tblStylePr w:type="firstRow">
       <w:rPr>
+        <w:rFonts w:eastAsia="黑体"/>
         <w:b/>
         <w:bCs/>
       </w:rPr>
@@ -15295,6 +15984,7 @@
     </w:tblStylePr>
     <w:tblStylePr w:type="lastRow">
       <w:rPr>
+        <w:rFonts w:eastAsia="黑体"/>
         <w:b/>
         <w:bCs/>
         <w:color w:themeColor="text1" w:val="000000"/>
@@ -15306,6 +15996,7 @@
     </w:tblStylePr>
     <w:tblStylePr w:type="firstCol">
       <w:rPr>
+        <w:rFonts w:eastAsia="黑体"/>
         <w:color w:themeColor="background1" w:val="FFFFFF"/>
       </w:rPr>
       <w:tblPr/>
@@ -15315,6 +16006,7 @@
     </w:tblStylePr>
     <w:tblStylePr w:type="lastCol">
       <w:rPr>
+        <w:rFonts w:eastAsia="黑体"/>
         <w:color w:themeColor="background1" w:val="FFFFFF"/>
       </w:rPr>
       <w:tblPr/>
@@ -15344,6 +16036,7 @@
       <w:spacing w:after="0" w:line="240" w:lineRule="auto"/>
     </w:pPr>
     <w:rPr>
+      <w:rFonts w:eastAsia="黑体"/>
       <w:color w:themeColor="text1" w:val="000000"/>
     </w:rPr>
     <w:tblPr>
@@ -15365,6 +16058,7 @@
     </w:tcPr>
     <w:tblStylePr w:type="firstRow">
       <w:rPr>
+        <w:rFonts w:eastAsia="黑体"/>
         <w:b/>
         <w:bCs/>
       </w:rPr>
@@ -15375,6 +16069,7 @@
     </w:tblStylePr>
     <w:tblStylePr w:type="lastRow">
       <w:rPr>
+        <w:rFonts w:eastAsia="黑体"/>
         <w:b/>
         <w:bCs/>
         <w:color w:themeColor="text1" w:val="000000"/>
@@ -15386,6 +16081,7 @@
     </w:tblStylePr>
     <w:tblStylePr w:type="firstCol">
       <w:rPr>
+        <w:rFonts w:eastAsia="黑体"/>
         <w:color w:themeColor="background1" w:val="FFFFFF"/>
       </w:rPr>
       <w:tblPr/>
@@ -15395,6 +16091,7 @@
     </w:tblStylePr>
     <w:tblStylePr w:type="lastCol">
       <w:rPr>
+        <w:rFonts w:eastAsia="黑体"/>
         <w:color w:themeColor="background1" w:val="FFFFFF"/>
       </w:rPr>
       <w:tblPr/>
@@ -15424,6 +16121,7 @@
       <w:spacing w:after="0" w:line="240" w:lineRule="auto"/>
     </w:pPr>
     <w:rPr>
+      <w:rFonts w:eastAsia="黑体"/>
       <w:color w:themeColor="text1" w:val="000000"/>
     </w:rPr>
     <w:tblPr>
@@ -15445,6 +16143,7 @@
     </w:tcPr>
     <w:tblStylePr w:type="firstRow">
       <w:rPr>
+        <w:rFonts w:eastAsia="黑体"/>
         <w:b/>
         <w:bCs/>
       </w:rPr>
@@ -15455,6 +16154,7 @@
     </w:tblStylePr>
     <w:tblStylePr w:type="lastRow">
       <w:rPr>
+        <w:rFonts w:eastAsia="黑体"/>
         <w:b/>
         <w:bCs/>
         <w:color w:themeColor="text1" w:val="000000"/>
@@ -15466,6 +16166,7 @@
     </w:tblStylePr>
     <w:tblStylePr w:type="firstCol">
       <w:rPr>
+        <w:rFonts w:eastAsia="黑体"/>
         <w:color w:themeColor="background1" w:val="FFFFFF"/>
       </w:rPr>
       <w:tblPr/>
@@ -15475,6 +16176,7 @@
     </w:tblStylePr>
     <w:tblStylePr w:type="lastCol">
       <w:rPr>
+        <w:rFonts w:eastAsia="黑体"/>
         <w:color w:themeColor="background1" w:val="FFFFFF"/>
       </w:rPr>
       <w:tblPr/>
@@ -15504,6 +16206,7 @@
       <w:spacing w:after="0" w:line="240" w:lineRule="auto"/>
     </w:pPr>
     <w:rPr>
+      <w:rFonts w:eastAsia="黑体"/>
       <w:color w:themeColor="text1" w:val="000000"/>
     </w:rPr>
     <w:tblPr>
@@ -15525,6 +16228,7 @@
     </w:tcPr>
     <w:tblStylePr w:type="firstRow">
       <w:rPr>
+        <w:rFonts w:eastAsia="黑体"/>
         <w:b/>
         <w:bCs/>
       </w:rPr>
@@ -15535,6 +16239,7 @@
     </w:tblStylePr>
     <w:tblStylePr w:type="lastRow">
       <w:rPr>
+        <w:rFonts w:eastAsia="黑体"/>
         <w:b/>
         <w:bCs/>
         <w:color w:themeColor="text1" w:val="000000"/>
@@ -15546,6 +16251,7 @@
     </w:tblStylePr>
     <w:tblStylePr w:type="firstCol">
       <w:rPr>
+        <w:rFonts w:eastAsia="黑体"/>
         <w:color w:themeColor="background1" w:val="FFFFFF"/>
       </w:rPr>
       <w:tblPr/>
@@ -15555,6 +16261,7 @@
     </w:tblStylePr>
     <w:tblStylePr w:type="lastCol">
       <w:rPr>
+        <w:rFonts w:eastAsia="黑体"/>
         <w:color w:themeColor="background1" w:val="FFFFFF"/>
       </w:rPr>
       <w:tblPr/>
@@ -15584,6 +16291,7 @@
       <w:spacing w:after="0" w:line="240" w:lineRule="auto"/>
     </w:pPr>
     <w:rPr>
+      <w:rFonts w:eastAsia="黑体"/>
       <w:color w:themeColor="text1" w:val="000000"/>
     </w:rPr>
     <w:tblPr>
@@ -15605,6 +16313,7 @@
     </w:tcPr>
     <w:tblStylePr w:type="firstRow">
       <w:rPr>
+        <w:rFonts w:eastAsia="黑体"/>
         <w:b/>
         <w:bCs/>
       </w:rPr>
@@ -15615,6 +16324,7 @@
     </w:tblStylePr>
     <w:tblStylePr w:type="lastRow">
       <w:rPr>
+        <w:rFonts w:eastAsia="黑体"/>
         <w:b/>
         <w:bCs/>
         <w:color w:themeColor="text1" w:val="000000"/>
@@ -15626,6 +16336,7 @@
     </w:tblStylePr>
     <w:tblStylePr w:type="firstCol">
       <w:rPr>
+        <w:rFonts w:eastAsia="黑体"/>
         <w:color w:themeColor="background1" w:val="FFFFFF"/>
       </w:rPr>
       <w:tblPr/>
@@ -15635,6 +16346,7 @@
     </w:tblStylePr>
     <w:tblStylePr w:type="lastCol">
       <w:rPr>
+        <w:rFonts w:eastAsia="黑体"/>
         <w:color w:themeColor="background1" w:val="FFFFFF"/>
       </w:rPr>
       <w:tblPr/>
@@ -15667,6 +16379,7 @@
     <w:name w:val="KeywordTok"/>
     <w:basedOn w:val="VerbatimChar"/>
     <w:rPr>
+      <w:rFonts w:eastAsia="黑体"/>
       <w:b/>
       <w:color w:val="007020"/>
     </w:rPr>
@@ -15675,6 +16388,7 @@
     <w:name w:val="DataTypeTok"/>
     <w:basedOn w:val="VerbatimChar"/>
     <w:rPr>
+      <w:rFonts w:eastAsia="黑体"/>
       <w:color w:val="902000"/>
     </w:rPr>
   </w:style>
@@ -15682,6 +16396,7 @@
     <w:name w:val="DecValTok"/>
     <w:basedOn w:val="VerbatimChar"/>
     <w:rPr>
+      <w:rFonts w:eastAsia="黑体"/>
       <w:color w:val="40a070"/>
     </w:rPr>
   </w:style>
@@ -15689,6 +16404,7 @@
     <w:name w:val="BaseNTok"/>
     <w:basedOn w:val="VerbatimChar"/>
     <w:rPr>
+      <w:rFonts w:eastAsia="黑体"/>
       <w:color w:val="40a070"/>
     </w:rPr>
   </w:style>
@@ -15696,6 +16412,7 @@
     <w:name w:val="FloatTok"/>
     <w:basedOn w:val="VerbatimChar"/>
     <w:rPr>
+      <w:rFonts w:eastAsia="黑体"/>
       <w:color w:val="40a070"/>
     </w:rPr>
   </w:style>
@@ -15703,6 +16420,7 @@
     <w:name w:val="ConstantTok"/>
     <w:basedOn w:val="VerbatimChar"/>
     <w:rPr>
+      <w:rFonts w:eastAsia="黑体"/>
       <w:color w:val="880000"/>
     </w:rPr>
   </w:style>
@@ -15710,6 +16428,7 @@
     <w:name w:val="CharTok"/>
     <w:basedOn w:val="VerbatimChar"/>
     <w:rPr>
+      <w:rFonts w:eastAsia="黑体"/>
       <w:color w:val="4070a0"/>
     </w:rPr>
   </w:style>
@@ -15717,6 +16436,7 @@
     <w:name w:val="SpecialCharTok"/>
     <w:basedOn w:val="VerbatimChar"/>
     <w:rPr>
+      <w:rFonts w:eastAsia="黑体"/>
       <w:color w:val="4070a0"/>
     </w:rPr>
   </w:style>
@@ -15724,6 +16444,7 @@
     <w:name w:val="StringTok"/>
     <w:basedOn w:val="VerbatimChar"/>
     <w:rPr>
+      <w:rFonts w:eastAsia="黑体"/>
       <w:color w:val="4070a0"/>
     </w:rPr>
   </w:style>
@@ -15731,6 +16452,7 @@
     <w:name w:val="VerbatimStringTok"/>
     <w:basedOn w:val="VerbatimChar"/>
     <w:rPr>
+      <w:rFonts w:eastAsia="黑体"/>
       <w:color w:val="4070a0"/>
     </w:rPr>
   </w:style>
@@ -15738,6 +16460,7 @@
     <w:name w:val="SpecialStringTok"/>
     <w:basedOn w:val="VerbatimChar"/>
     <w:rPr>
+      <w:rFonts w:eastAsia="黑体"/>
       <w:color w:val="bb6688"/>
     </w:rPr>
   </w:style>
@@ -15745,6 +16468,7 @@
     <w:name w:val="ImportTok"/>
     <w:basedOn w:val="VerbatimChar"/>
     <w:rPr>
+      <w:rFonts w:eastAsia="黑体"/>
       <w:b/>
       <w:color w:val="008000"/>
     </w:rPr>
@@ -15753,6 +16477,7 @@
     <w:name w:val="CommentTok"/>
     <w:basedOn w:val="VerbatimChar"/>
     <w:rPr>
+      <w:rFonts w:eastAsia="黑体"/>
       <w:i/>
       <w:color w:val="60a0b0"/>
     </w:rPr>
@@ -15761,6 +16486,7 @@
     <w:name w:val="DocumentationTok"/>
     <w:basedOn w:val="VerbatimChar"/>
     <w:rPr>
+      <w:rFonts w:eastAsia="黑体"/>
       <w:i/>
       <w:color w:val="ba2121"/>
     </w:rPr>
@@ -15769,6 +16495,7 @@
     <w:name w:val="AnnotationTok"/>
     <w:basedOn w:val="VerbatimChar"/>
     <w:rPr>
+      <w:rFonts w:eastAsia="黑体"/>
       <w:b/>
       <w:i/>
       <w:color w:val="60a0b0"/>
@@ -15778,6 +16505,7 @@
     <w:name w:val="CommentVarTok"/>
     <w:basedOn w:val="VerbatimChar"/>
     <w:rPr>
+      <w:rFonts w:eastAsia="黑体"/>
       <w:b/>
       <w:i/>
       <w:color w:val="60a0b0"/>
@@ -15787,6 +16515,7 @@
     <w:name w:val="OtherTok"/>
     <w:basedOn w:val="VerbatimChar"/>
     <w:rPr>
+      <w:rFonts w:eastAsia="黑体"/>
       <w:color w:val="007020"/>
     </w:rPr>
   </w:style>
@@ -15794,6 +16523,7 @@
     <w:name w:val="FunctionTok"/>
     <w:basedOn w:val="VerbatimChar"/>
     <w:rPr>
+      <w:rFonts w:eastAsia="黑体"/>
       <w:color w:val="06287e"/>
     </w:rPr>
   </w:style>
@@ -15801,6 +16531,7 @@
     <w:name w:val="VariableTok"/>
     <w:basedOn w:val="VerbatimChar"/>
     <w:rPr>
+      <w:rFonts w:eastAsia="黑体"/>
       <w:color w:val="19177c"/>
     </w:rPr>
   </w:style>
@@ -15808,6 +16539,7 @@
     <w:name w:val="ControlFlowTok"/>
     <w:basedOn w:val="VerbatimChar"/>
     <w:rPr>
+      <w:rFonts w:eastAsia="黑体"/>
       <w:b/>
       <w:color w:val="007020"/>
     </w:rPr>
@@ -15816,6 +16548,7 @@
     <w:name w:val="OperatorTok"/>
     <w:basedOn w:val="VerbatimChar"/>
     <w:rPr>
+      <w:rFonts w:eastAsia="黑体"/>
       <w:color w:val="666666"/>
     </w:rPr>
   </w:style>
@@ -15823,18 +16556,22 @@
     <w:name w:val="BuiltInTok"/>
     <w:basedOn w:val="VerbatimChar"/>
     <w:rPr>
+      <w:rFonts w:eastAsia="黑体"/>
       <w:color w:val="008000"/>
     </w:rPr>
   </w:style>
   <w:style w:type="character" w:customStyle="1" w:styleId="ExtensionTok">
     <w:name w:val="ExtensionTok"/>
     <w:basedOn w:val="VerbatimChar"/>
-    <w:rPr/>
+    <w:rPr>
+      <w:rFonts w:eastAsia="黑体"/>
+    </w:rPr>
   </w:style>
   <w:style w:type="character" w:customStyle="1" w:styleId="PreprocessorTok">
     <w:name w:val="PreprocessorTok"/>
     <w:basedOn w:val="VerbatimChar"/>
     <w:rPr>
+      <w:rFonts w:eastAsia="黑体"/>
       <w:color w:val="bc7a00"/>
     </w:rPr>
   </w:style>
@@ -15842,18 +16579,22 @@
     <w:name w:val="AttributeTok"/>
     <w:basedOn w:val="VerbatimChar"/>
     <w:rPr>
+      <w:rFonts w:eastAsia="黑体"/>
       <w:color w:val="7d9029"/>
     </w:rPr>
   </w:style>
   <w:style w:type="character" w:customStyle="1" w:styleId="RegionMarkerTok">
     <w:name w:val="RegionMarkerTok"/>
     <w:basedOn w:val="VerbatimChar"/>
-    <w:rPr/>
+    <w:rPr>
+      <w:rFonts w:eastAsia="黑体"/>
+    </w:rPr>
   </w:style>
   <w:style w:type="character" w:customStyle="1" w:styleId="InformationTok">
     <w:name w:val="InformationTok"/>
     <w:basedOn w:val="VerbatimChar"/>
     <w:rPr>
+      <w:rFonts w:eastAsia="黑体"/>
       <w:b/>
       <w:i/>
       <w:color w:val="60a0b0"/>
@@ -15863,6 +16604,7 @@
     <w:name w:val="WarningTok"/>
     <w:basedOn w:val="VerbatimChar"/>
     <w:rPr>
+      <w:rFonts w:eastAsia="黑体"/>
       <w:b/>
       <w:i/>
       <w:color w:val="60a0b0"/>
@@ -15872,6 +16614,7 @@
     <w:name w:val="AlertTok"/>
     <w:basedOn w:val="VerbatimChar"/>
     <w:rPr>
+      <w:rFonts w:eastAsia="黑体"/>
       <w:b/>
       <w:color w:val="ff0000"/>
     </w:rPr>
@@ -15880,6 +16623,7 @@
     <w:name w:val="ErrorTok"/>
     <w:basedOn w:val="VerbatimChar"/>
     <w:rPr>
+      <w:rFonts w:eastAsia="黑体"/>
       <w:b/>
       <w:color w:val="ff0000"/>
     </w:rPr>
@@ -15887,7 +16631,9 @@
   <w:style w:type="character" w:customStyle="1" w:styleId="NormalTok">
     <w:name w:val="NormalTok"/>
     <w:basedOn w:val="VerbatimChar"/>
-    <w:rPr/>
+    <w:rPr>
+      <w:rFonts w:eastAsia="黑体"/>
+    </w:rPr>
   </w:style>
 </w:styles>
 </file>
@@ -15936,12 +16682,12 @@
     <a:fontScheme name="Office">
       <a:majorFont>
         <a:latin typeface="Calibri"/>
-        <a:ea typeface=""/>
+        <a:ea typeface="黑体"/>
         <a:cs typeface=""/>
         <a:font script="Jpan" typeface="ＭＳ ゴシック"/>
         <a:font script="Hang" typeface="맑은 고딕"/>
-        <a:font script="Hans" typeface="宋体"/>
-        <a:font script="Hant" typeface="新細明體"/>
+        <a:font script="Hans" typeface="黑体"/>
+        <a:font script="Hant" typeface="黑体"/>
         <a:font script="Arab" typeface="Times New Roman"/>
         <a:font script="Hebr" typeface="Times New Roman"/>
         <a:font script="Thai" typeface="Angsana New"/>
@@ -15971,12 +16717,12 @@
       </a:majorFont>
       <a:minorFont>
         <a:latin typeface="Cambria"/>
-        <a:ea typeface=""/>
+        <a:ea typeface="黑体"/>
         <a:cs typeface=""/>
         <a:font script="Jpan" typeface="ＭＳ 明朝"/>
         <a:font script="Hang" typeface="맑은 고딕"/>
-        <a:font script="Hans" typeface="宋体"/>
-        <a:font script="Hant" typeface="新細明體"/>
+        <a:font script="Hans" typeface="黑体"/>
+        <a:font script="Hant" typeface="黑体"/>
         <a:font script="Arab" typeface="Arial"/>
         <a:font script="Hebr" typeface="Arial"/>
         <a:font script="Thai" typeface="Cordia New"/>

--- a/01-电源电路/02-开关电源/Buck降压/多相Buck电路/多相Buck电路.docx
+++ b/01-电源电路/02-开关电源/Buck降压/多相Buck电路/多相Buck电路.docx
@@ -3608,7 +3608,7 @@
           <w:color w:val="555555"/>
           <w:sz w:val="21"/>
         </w:rPr>
-        <w:t>材料收集者：杜文杰，WX手机：19519196569，QQ:3478827729</w:t>
+        <w:t>材料收集者：杜文杰，微信/手机：19519196569，QQ:3478827729</w:t>
       </w:r>
     </w:p>
     <w:sectPr>
